--- a/Ciclo 02 - 2026/CET/TGFaseI_CET115.docx
+++ b/Ciclo 02 - 2026/CET/TGFaseI_CET115.docx
@@ -1,6 +1,6 @@
 
 <file path=word/document.xml><?xml version="1.0" encoding="utf-8"?>
-<w:document xmlns:wpc="http://schemas.microsoft.com/office/word/2010/wordprocessingCanvas" xmlns:cx="http://schemas.microsoft.com/office/drawing/2014/chartex" xmlns:cx1="http://schemas.microsoft.com/office/drawing/2015/9/8/chartex" xmlns:cx2="http://schemas.microsoft.com/office/drawing/2015/10/21/chartex" xmlns:cx3="http://schemas.microsoft.com/office/drawing/2016/5/9/chartex" xmlns:cx4="http://schemas.microsoft.com/office/drawing/2016/5/10/chartex" xmlns:cx5="http://schemas.microsoft.com/office/drawing/2016/5/11/chartex" xmlns:cx6="http://schemas.microsoft.com/office/drawing/2016/5/12/chartex" xmlns:cx7="http://schemas.microsoft.com/office/drawing/2016/5/13/chartex" xmlns:cx8="http://schemas.microsoft.com/office/drawing/2016/5/14/chartex" xmlns:mc="http://schemas.openxmlformats.org/markup-compatibility/2006" xmlns:aink="http://schemas.microsoft.com/office/drawing/2016/ink" xmlns:am3d="http://schemas.microsoft.com/office/drawing/2017/model3d" xmlns:o="urn:schemas-microsoft-com:office:office" xmlns:oel="http://schemas.microsoft.com/office/2019/extlst" xmlns:r="http://schemas.openxmlformats.org/officeDocument/2006/relationships" xmlns:m="http://schemas.openxmlformats.org/officeDocument/2006/math" xmlns:v="urn:schemas-microsoft-com:vml" xmlns:wp14="http://schemas.microsoft.com/office/word/2010/wordprocessingDrawing" xmlns:wp="http://schemas.openxmlformats.org/drawingml/2006/wordprocessingDrawing" xmlns:w10="urn:schemas-microsoft-com:office:word" xmlns:w="http://schemas.openxmlformats.org/wordprocessingml/2006/main" xmlns:w14="http://schemas.microsoft.com/office/word/2010/wordml" xmlns:w15="http://schemas.microsoft.com/office/word/2012/wordml" xmlns:w16cex="http://schemas.microsoft.com/office/word/2018/wordml/cex" xmlns:w16cid="http://schemas.microsoft.com/office/word/2016/wordml/cid" xmlns:w16="http://schemas.microsoft.com/office/word/2018/wordml" xmlns:w16du="http://schemas.microsoft.com/office/word/2023/wordml/word16du" xmlns:w16sdtdh="http://schemas.microsoft.com/office/word/2020/wordml/sdtdatahash" xmlns:w16sdtfl="http://schemas.microsoft.com/office/word/2024/wordml/sdtformatlock" xmlns:w16se="http://schemas.microsoft.com/office/word/2015/wordml/symex" xmlns:wpg="http://schemas.microsoft.com/office/word/2010/wordprocessingGroup" xmlns:wpi="http://schemas.microsoft.com/office/word/2010/wordprocessingInk" xmlns:wne="http://schemas.microsoft.com/office/word/2006/wordml" xmlns:wps="http://schemas.microsoft.com/office/word/2010/wordprocessingShape" mc:Ignorable="w14 w15 w16se w16cid w16 w16cex w16sdtdh w16sdtfl w16du wp14">
+<w:document xmlns:wpc="http://schemas.microsoft.com/office/word/2010/wordprocessingCanvas" xmlns:cx="http://schemas.microsoft.com/office/drawing/2014/chartex" xmlns:cx1="http://schemas.microsoft.com/office/drawing/2015/9/8/chartex" xmlns:cx2="http://schemas.microsoft.com/office/drawing/2015/10/21/chartex" xmlns:cx3="http://schemas.microsoft.com/office/drawing/2016/5/9/chartex" xmlns:cx4="http://schemas.microsoft.com/office/drawing/2016/5/10/chartex" xmlns:cx5="http://schemas.microsoft.com/office/drawing/2016/5/11/chartex" xmlns:cx6="http://schemas.microsoft.com/office/drawing/2016/5/12/chartex" xmlns:cx7="http://schemas.microsoft.com/office/drawing/2016/5/13/chartex" xmlns:cx8="http://schemas.microsoft.com/office/drawing/2016/5/14/chartex" xmlns:mc="http://schemas.openxmlformats.org/markup-compatibility/2006" xmlns:aink="http://schemas.microsoft.com/office/drawing/2016/ink" xmlns:am3d="http://schemas.microsoft.com/office/drawing/2017/model3d" xmlns:o="urn:schemas-microsoft-com:office:office" xmlns:r="http://schemas.openxmlformats.org/officeDocument/2006/relationships" xmlns:m="http://schemas.openxmlformats.org/officeDocument/2006/math" xmlns:v="urn:schemas-microsoft-com:vml" xmlns:wp14="http://schemas.microsoft.com/office/word/2010/wordprocessingDrawing" xmlns:wp="http://schemas.openxmlformats.org/drawingml/2006/wordprocessingDrawing" xmlns:w10="urn:schemas-microsoft-com:office:word" xmlns:w="http://schemas.openxmlformats.org/wordprocessingml/2006/main" xmlns:w14="http://schemas.microsoft.com/office/word/2010/wordml" xmlns:w15="http://schemas.microsoft.com/office/word/2012/wordml" xmlns:w16cex="http://schemas.microsoft.com/office/word/2018/wordml/cex" xmlns:w16cid="http://schemas.microsoft.com/office/word/2016/wordml/cid" xmlns:w16="http://schemas.microsoft.com/office/word/2018/wordml" xmlns:w16sdtdh="http://schemas.microsoft.com/office/word/2020/wordml/sdtdatahash" xmlns:w16se="http://schemas.microsoft.com/office/word/2015/wordml/symex" xmlns:wpg="http://schemas.microsoft.com/office/word/2010/wordprocessingGroup" xmlns:wpi="http://schemas.microsoft.com/office/word/2010/wordprocessingInk" xmlns:wne="http://schemas.microsoft.com/office/word/2006/wordml" xmlns:wps="http://schemas.microsoft.com/office/word/2010/wordprocessingShape" mc:Ignorable="w14 w15 w16se w16cid w16 w16cex w16sdtdh wp14">
   <w:body>
     <w:p>
       <w:pPr>
@@ -352,7 +352,10 @@
         <w:jc w:val="center"/>
       </w:pPr>
       <w:r>
-        <w:t>ING. DENIS ALFREDO ALTUVE SANTAMARIA.</w:t>
+        <w:t xml:space="preserve">ING. </w:t>
+      </w:r>
+      <w:r>
+        <w:t>AIDA LISSETTE QUINTANILLA HERNANDEZ</w:t>
       </w:r>
     </w:p>
     <w:p>
@@ -365,7 +368,19 @@
         <w:jc w:val="right"/>
       </w:pPr>
       <w:r>
-        <w:t>CIUDAD UNIVERSITARIA, 21 DE JUNIO DEL 2026</w:t>
+        <w:t xml:space="preserve">CIUDAD UNIVERSITARIA, </w:t>
+      </w:r>
+      <w:r>
+        <w:t>30</w:t>
+      </w:r>
+      <w:r>
+        <w:t xml:space="preserve"> DE </w:t>
+      </w:r>
+      <w:r>
+        <w:t>AGOSTO</w:t>
+      </w:r>
+      <w:r>
+        <w:t xml:space="preserve"> DEL 2026</w:t>
       </w:r>
     </w:p>
     <w:p>
@@ -403,6 +418,12 @@
     <w:sdt>
       <w:sdtPr>
         <w:rPr>
+          <w:rFonts w:eastAsiaTheme="minorEastAsia" w:cs="Times New Roman"/>
+          <w:b w:val="0"/>
+          <w:bCs w:val="0"/>
+          <w:color w:val="auto"/>
+          <w:kern w:val="0"/>
+          <w:szCs w:val="24"/>
           <w:lang w:val="es-ES"/>
         </w:rPr>
         <w:id w:val="553977745"/>
@@ -411,19 +432,12 @@
           <w:docPartUnique/>
         </w:docPartObj>
       </w:sdtPr>
-      <w:sdtEndPr>
-        <w:rPr>
-          <w:rFonts w:eastAsiaTheme="minorEastAsia" w:cs="Times New Roman"/>
-          <w:color w:val="auto"/>
-          <w:kern w:val="0"/>
-          <w:szCs w:val="24"/>
-        </w:rPr>
-      </w:sdtEndPr>
+      <w:sdtEndPr/>
       <w:sdtContent>
         <w:p>
           <w:pPr>
             <w:pStyle w:val="TtuloTDC"/>
-            <w:spacing w:line="360" w:lineRule="auto"/>
+            <w:spacing w:line="276" w:lineRule="auto"/>
           </w:pPr>
           <w:r>
             <w:rPr>
@@ -438,13 +452,13 @@
             <w:tabs>
               <w:tab w:val="right" w:leader="dot" w:pos="9508"/>
             </w:tabs>
-            <w:spacing w:line="360" w:lineRule="auto"/>
+            <w:spacing w:line="276" w:lineRule="auto"/>
             <w:rPr>
               <w:rFonts w:asciiTheme="minorHAnsi" w:hAnsiTheme="minorHAnsi" w:cstheme="minorBidi"/>
               <w:noProof/>
-              <w:kern w:val="2"/>
+              <w:sz w:val="22"/>
+              <w:szCs w:val="22"/>
               <w:lang w:eastAsia="es-SV"/>
-              <w14:ligatures w14:val="standardContextual"/>
             </w:rPr>
           </w:pPr>
           <w:r>
@@ -456,7 +470,7 @@
           <w:r>
             <w:fldChar w:fldCharType="separate"/>
           </w:r>
-          <w:hyperlink w:anchor="_Toc238563450" w:history="1">
+          <w:hyperlink w:anchor="_Toc238907736" w:history="1">
             <w:r>
               <w:rPr>
                 <w:rStyle w:val="Hipervnculo"/>
@@ -483,7 +497,7 @@
                 <w:noProof/>
                 <w:webHidden/>
               </w:rPr>
-              <w:instrText xml:space="preserve"> PAGEREF _Toc238563450 \h </w:instrText>
+              <w:instrText xml:space="preserve"> PAGEREF _Toc238907736 \h </w:instrText>
             </w:r>
             <w:r>
               <w:rPr>
@@ -520,16 +534,16 @@
             <w:tabs>
               <w:tab w:val="right" w:leader="dot" w:pos="9508"/>
             </w:tabs>
-            <w:spacing w:line="360" w:lineRule="auto"/>
+            <w:spacing w:line="276" w:lineRule="auto"/>
             <w:rPr>
               <w:rFonts w:asciiTheme="minorHAnsi" w:hAnsiTheme="minorHAnsi" w:cstheme="minorBidi"/>
               <w:noProof/>
-              <w:kern w:val="2"/>
+              <w:sz w:val="22"/>
+              <w:szCs w:val="22"/>
               <w:lang w:eastAsia="es-SV"/>
-              <w14:ligatures w14:val="standardContextual"/>
             </w:rPr>
           </w:pPr>
-          <w:hyperlink w:anchor="_Toc238563451" w:history="1">
+          <w:hyperlink w:anchor="_Toc238907737" w:history="1">
             <w:r>
               <w:rPr>
                 <w:rStyle w:val="Hipervnculo"/>
@@ -556,7 +570,7 @@
                 <w:noProof/>
                 <w:webHidden/>
               </w:rPr>
-              <w:instrText xml:space="preserve"> PAGEREF _Toc238563451 \h </w:instrText>
+              <w:instrText xml:space="preserve"> PAGEREF _Toc238907737 \h </w:instrText>
             </w:r>
             <w:r>
               <w:rPr>
@@ -593,16 +607,16 @@
             <w:tabs>
               <w:tab w:val="right" w:leader="dot" w:pos="9508"/>
             </w:tabs>
-            <w:spacing w:line="360" w:lineRule="auto"/>
+            <w:spacing w:line="276" w:lineRule="auto"/>
             <w:rPr>
               <w:rFonts w:asciiTheme="minorHAnsi" w:hAnsiTheme="minorHAnsi" w:cstheme="minorBidi"/>
               <w:noProof/>
-              <w:kern w:val="2"/>
+              <w:sz w:val="22"/>
+              <w:szCs w:val="22"/>
               <w:lang w:eastAsia="es-SV"/>
-              <w14:ligatures w14:val="standardContextual"/>
             </w:rPr>
           </w:pPr>
-          <w:hyperlink w:anchor="_Toc238563452" w:history="1">
+          <w:hyperlink w:anchor="_Toc238907738" w:history="1">
             <w:r>
               <w:rPr>
                 <w:rStyle w:val="Hipervnculo"/>
@@ -629,7 +643,7 @@
                 <w:noProof/>
                 <w:webHidden/>
               </w:rPr>
-              <w:instrText xml:space="preserve"> PAGEREF _Toc238563452 \h </w:instrText>
+              <w:instrText xml:space="preserve"> PAGEREF _Toc238907738 \h </w:instrText>
             </w:r>
             <w:r>
               <w:rPr>
@@ -666,16 +680,16 @@
             <w:tabs>
               <w:tab w:val="right" w:leader="dot" w:pos="9508"/>
             </w:tabs>
-            <w:spacing w:line="360" w:lineRule="auto"/>
+            <w:spacing w:line="276" w:lineRule="auto"/>
             <w:rPr>
               <w:rFonts w:asciiTheme="minorHAnsi" w:hAnsiTheme="minorHAnsi" w:cstheme="minorBidi"/>
               <w:noProof/>
-              <w:kern w:val="2"/>
+              <w:sz w:val="22"/>
+              <w:szCs w:val="22"/>
               <w:lang w:eastAsia="es-SV"/>
-              <w14:ligatures w14:val="standardContextual"/>
             </w:rPr>
           </w:pPr>
-          <w:hyperlink w:anchor="_Toc238563453" w:history="1">
+          <w:hyperlink w:anchor="_Toc238907739" w:history="1">
             <w:r>
               <w:rPr>
                 <w:rStyle w:val="Hipervnculo"/>
@@ -702,7 +716,7 @@
                 <w:noProof/>
                 <w:webHidden/>
               </w:rPr>
-              <w:instrText xml:space="preserve"> PAGEREF _Toc238563453 \h </w:instrText>
+              <w:instrText xml:space="preserve"> PAGEREF _Toc238907739 \h </w:instrText>
             </w:r>
             <w:r>
               <w:rPr>
@@ -739,16 +753,16 @@
             <w:tabs>
               <w:tab w:val="right" w:leader="dot" w:pos="9508"/>
             </w:tabs>
-            <w:spacing w:line="360" w:lineRule="auto"/>
+            <w:spacing w:line="276" w:lineRule="auto"/>
             <w:rPr>
               <w:rFonts w:asciiTheme="minorHAnsi" w:hAnsiTheme="minorHAnsi" w:cstheme="minorBidi"/>
               <w:noProof/>
-              <w:kern w:val="2"/>
+              <w:sz w:val="22"/>
+              <w:szCs w:val="22"/>
               <w:lang w:eastAsia="es-SV"/>
-              <w14:ligatures w14:val="standardContextual"/>
             </w:rPr>
           </w:pPr>
-          <w:hyperlink w:anchor="_Toc238563454" w:history="1">
+          <w:hyperlink w:anchor="_Toc238907740" w:history="1">
             <w:r>
               <w:rPr>
                 <w:rStyle w:val="Hipervnculo"/>
@@ -775,7 +789,7 @@
                 <w:noProof/>
                 <w:webHidden/>
               </w:rPr>
-              <w:instrText xml:space="preserve"> PAGEREF _Toc238563454 \h </w:instrText>
+              <w:instrText xml:space="preserve"> PAGEREF _Toc238907740 \h </w:instrText>
             </w:r>
             <w:r>
               <w:rPr>
@@ -812,16 +826,16 @@
             <w:tabs>
               <w:tab w:val="right" w:leader="dot" w:pos="9508"/>
             </w:tabs>
-            <w:spacing w:line="360" w:lineRule="auto"/>
+            <w:spacing w:line="276" w:lineRule="auto"/>
             <w:rPr>
               <w:rFonts w:asciiTheme="minorHAnsi" w:hAnsiTheme="minorHAnsi" w:cstheme="minorBidi"/>
               <w:noProof/>
-              <w:kern w:val="2"/>
+              <w:sz w:val="22"/>
+              <w:szCs w:val="22"/>
               <w:lang w:eastAsia="es-SV"/>
-              <w14:ligatures w14:val="standardContextual"/>
             </w:rPr>
           </w:pPr>
-          <w:hyperlink w:anchor="_Toc238563455" w:history="1">
+          <w:hyperlink w:anchor="_Toc238907741" w:history="1">
             <w:r>
               <w:rPr>
                 <w:rStyle w:val="Hipervnculo"/>
@@ -848,7 +862,7 @@
                 <w:noProof/>
                 <w:webHidden/>
               </w:rPr>
-              <w:instrText xml:space="preserve"> PAGEREF _Toc238563455 \h </w:instrText>
+              <w:instrText xml:space="preserve"> PAGEREF _Toc238907741 \h </w:instrText>
             </w:r>
             <w:r>
               <w:rPr>
@@ -885,16 +899,16 @@
             <w:tabs>
               <w:tab w:val="right" w:leader="dot" w:pos="9508"/>
             </w:tabs>
-            <w:spacing w:line="360" w:lineRule="auto"/>
+            <w:spacing w:line="276" w:lineRule="auto"/>
             <w:rPr>
               <w:rFonts w:asciiTheme="minorHAnsi" w:hAnsiTheme="minorHAnsi" w:cstheme="minorBidi"/>
               <w:noProof/>
-              <w:kern w:val="2"/>
+              <w:sz w:val="22"/>
+              <w:szCs w:val="22"/>
               <w:lang w:eastAsia="es-SV"/>
-              <w14:ligatures w14:val="standardContextual"/>
             </w:rPr>
           </w:pPr>
-          <w:hyperlink w:anchor="_Toc238563456" w:history="1">
+          <w:hyperlink w:anchor="_Toc238907742" w:history="1">
             <w:r>
               <w:rPr>
                 <w:rStyle w:val="Hipervnculo"/>
@@ -921,7 +935,7 @@
                 <w:noProof/>
                 <w:webHidden/>
               </w:rPr>
-              <w:instrText xml:space="preserve"> PAGEREF _Toc238563456 \h </w:instrText>
+              <w:instrText xml:space="preserve"> PAGEREF _Toc238907742 \h </w:instrText>
             </w:r>
             <w:r>
               <w:rPr>
@@ -958,16 +972,16 @@
             <w:tabs>
               <w:tab w:val="right" w:leader="dot" w:pos="9508"/>
             </w:tabs>
-            <w:spacing w:line="360" w:lineRule="auto"/>
+            <w:spacing w:line="276" w:lineRule="auto"/>
             <w:rPr>
               <w:rFonts w:asciiTheme="minorHAnsi" w:hAnsiTheme="minorHAnsi" w:cstheme="minorBidi"/>
               <w:noProof/>
-              <w:kern w:val="2"/>
+              <w:sz w:val="22"/>
+              <w:szCs w:val="22"/>
               <w:lang w:eastAsia="es-SV"/>
-              <w14:ligatures w14:val="standardContextual"/>
             </w:rPr>
           </w:pPr>
-          <w:hyperlink w:anchor="_Toc238563457" w:history="1">
+          <w:hyperlink w:anchor="_Toc238907743" w:history="1">
             <w:r>
               <w:rPr>
                 <w:rStyle w:val="Hipervnculo"/>
@@ -994,7 +1008,7 @@
                 <w:noProof/>
                 <w:webHidden/>
               </w:rPr>
-              <w:instrText xml:space="preserve"> PAGEREF _Toc238563457 \h </w:instrText>
+              <w:instrText xml:space="preserve"> PAGEREF _Toc238907743 \h </w:instrText>
             </w:r>
             <w:r>
               <w:rPr>
@@ -1031,16 +1045,16 @@
             <w:tabs>
               <w:tab w:val="right" w:leader="dot" w:pos="9508"/>
             </w:tabs>
-            <w:spacing w:line="360" w:lineRule="auto"/>
+            <w:spacing w:line="276" w:lineRule="auto"/>
             <w:rPr>
               <w:rFonts w:asciiTheme="minorHAnsi" w:hAnsiTheme="minorHAnsi" w:cstheme="minorBidi"/>
               <w:noProof/>
-              <w:kern w:val="2"/>
+              <w:sz w:val="22"/>
+              <w:szCs w:val="22"/>
               <w:lang w:eastAsia="es-SV"/>
-              <w14:ligatures w14:val="standardContextual"/>
             </w:rPr>
           </w:pPr>
-          <w:hyperlink w:anchor="_Toc238563458" w:history="1">
+          <w:hyperlink w:anchor="_Toc238907744" w:history="1">
             <w:r>
               <w:rPr>
                 <w:rStyle w:val="Hipervnculo"/>
@@ -1067,7 +1081,7 @@
                 <w:noProof/>
                 <w:webHidden/>
               </w:rPr>
-              <w:instrText xml:space="preserve"> PAGEREF _Toc238563458 \h </w:instrText>
+              <w:instrText xml:space="preserve"> PAGEREF _Toc238907744 \h </w:instrText>
             </w:r>
             <w:r>
               <w:rPr>
@@ -1104,16 +1118,16 @@
             <w:tabs>
               <w:tab w:val="right" w:leader="dot" w:pos="9508"/>
             </w:tabs>
-            <w:spacing w:line="360" w:lineRule="auto"/>
+            <w:spacing w:line="276" w:lineRule="auto"/>
             <w:rPr>
               <w:rFonts w:asciiTheme="minorHAnsi" w:hAnsiTheme="minorHAnsi" w:cstheme="minorBidi"/>
               <w:noProof/>
-              <w:kern w:val="2"/>
+              <w:sz w:val="22"/>
+              <w:szCs w:val="22"/>
               <w:lang w:eastAsia="es-SV"/>
-              <w14:ligatures w14:val="standardContextual"/>
             </w:rPr>
           </w:pPr>
-          <w:hyperlink w:anchor="_Toc238563459" w:history="1">
+          <w:hyperlink w:anchor="_Toc238907745" w:history="1">
             <w:r>
               <w:rPr>
                 <w:rStyle w:val="Hipervnculo"/>
@@ -1140,7 +1154,7 @@
                 <w:noProof/>
                 <w:webHidden/>
               </w:rPr>
-              <w:instrText xml:space="preserve"> PAGEREF _Toc238563459 \h </w:instrText>
+              <w:instrText xml:space="preserve"> PAGEREF _Toc238907745 \h </w:instrText>
             </w:r>
             <w:r>
               <w:rPr>
@@ -1177,16 +1191,16 @@
             <w:tabs>
               <w:tab w:val="right" w:leader="dot" w:pos="9508"/>
             </w:tabs>
-            <w:spacing w:line="360" w:lineRule="auto"/>
+            <w:spacing w:line="276" w:lineRule="auto"/>
             <w:rPr>
               <w:rFonts w:asciiTheme="minorHAnsi" w:hAnsiTheme="minorHAnsi" w:cstheme="minorBidi"/>
               <w:noProof/>
-              <w:kern w:val="2"/>
+              <w:sz w:val="22"/>
+              <w:szCs w:val="22"/>
               <w:lang w:eastAsia="es-SV"/>
-              <w14:ligatures w14:val="standardContextual"/>
             </w:rPr>
           </w:pPr>
-          <w:hyperlink w:anchor="_Toc238563460" w:history="1">
+          <w:hyperlink w:anchor="_Toc238907746" w:history="1">
             <w:r>
               <w:rPr>
                 <w:rStyle w:val="Hipervnculo"/>
@@ -1213,7 +1227,7 @@
                 <w:noProof/>
                 <w:webHidden/>
               </w:rPr>
-              <w:instrText xml:space="preserve"> PAGEREF _Toc238563460 \h </w:instrText>
+              <w:instrText xml:space="preserve"> PAGEREF _Toc238907746 \h </w:instrText>
             </w:r>
             <w:r>
               <w:rPr>
@@ -1250,16 +1264,16 @@
             <w:tabs>
               <w:tab w:val="right" w:leader="dot" w:pos="9508"/>
             </w:tabs>
-            <w:spacing w:line="360" w:lineRule="auto"/>
+            <w:spacing w:line="276" w:lineRule="auto"/>
             <w:rPr>
               <w:rFonts w:asciiTheme="minorHAnsi" w:hAnsiTheme="minorHAnsi" w:cstheme="minorBidi"/>
               <w:noProof/>
-              <w:kern w:val="2"/>
+              <w:sz w:val="22"/>
+              <w:szCs w:val="22"/>
               <w:lang w:eastAsia="es-SV"/>
-              <w14:ligatures w14:val="standardContextual"/>
             </w:rPr>
           </w:pPr>
-          <w:hyperlink w:anchor="_Toc238563461" w:history="1">
+          <w:hyperlink w:anchor="_Toc238907747" w:history="1">
             <w:r>
               <w:rPr>
                 <w:rStyle w:val="Hipervnculo"/>
@@ -1286,7 +1300,7 @@
                 <w:noProof/>
                 <w:webHidden/>
               </w:rPr>
-              <w:instrText xml:space="preserve"> PAGEREF _Toc238563461 \h </w:instrText>
+              <w:instrText xml:space="preserve"> PAGEREF _Toc238907747 \h </w:instrText>
             </w:r>
             <w:r>
               <w:rPr>
@@ -1323,16 +1337,16 @@
             <w:tabs>
               <w:tab w:val="right" w:leader="dot" w:pos="9508"/>
             </w:tabs>
-            <w:spacing w:line="360" w:lineRule="auto"/>
+            <w:spacing w:line="276" w:lineRule="auto"/>
             <w:rPr>
               <w:rFonts w:asciiTheme="minorHAnsi" w:hAnsiTheme="minorHAnsi" w:cstheme="minorBidi"/>
               <w:noProof/>
-              <w:kern w:val="2"/>
+              <w:sz w:val="22"/>
+              <w:szCs w:val="22"/>
               <w:lang w:eastAsia="es-SV"/>
-              <w14:ligatures w14:val="standardContextual"/>
             </w:rPr>
           </w:pPr>
-          <w:hyperlink w:anchor="_Toc238563462" w:history="1">
+          <w:hyperlink w:anchor="_Toc238907748" w:history="1">
             <w:r>
               <w:rPr>
                 <w:rStyle w:val="Hipervnculo"/>
@@ -1359,7 +1373,7 @@
                 <w:noProof/>
                 <w:webHidden/>
               </w:rPr>
-              <w:instrText xml:space="preserve"> PAGEREF _Toc238563462 \h </w:instrText>
+              <w:instrText xml:space="preserve"> PAGEREF _Toc238907748 \h </w:instrText>
             </w:r>
             <w:r>
               <w:rPr>
@@ -1396,16 +1410,16 @@
             <w:tabs>
               <w:tab w:val="right" w:leader="dot" w:pos="9508"/>
             </w:tabs>
-            <w:spacing w:line="360" w:lineRule="auto"/>
+            <w:spacing w:line="276" w:lineRule="auto"/>
             <w:rPr>
               <w:rFonts w:asciiTheme="minorHAnsi" w:hAnsiTheme="minorHAnsi" w:cstheme="minorBidi"/>
               <w:noProof/>
-              <w:kern w:val="2"/>
+              <w:sz w:val="22"/>
+              <w:szCs w:val="22"/>
               <w:lang w:eastAsia="es-SV"/>
-              <w14:ligatures w14:val="standardContextual"/>
             </w:rPr>
           </w:pPr>
-          <w:hyperlink w:anchor="_Toc238563463" w:history="1">
+          <w:hyperlink w:anchor="_Toc238907749" w:history="1">
             <w:r>
               <w:rPr>
                 <w:rStyle w:val="Hipervnculo"/>
@@ -1432,7 +1446,7 @@
                 <w:noProof/>
                 <w:webHidden/>
               </w:rPr>
-              <w:instrText xml:space="preserve"> PAGEREF _Toc238563463 \h </w:instrText>
+              <w:instrText xml:space="preserve"> PAGEREF _Toc238907749 \h </w:instrText>
             </w:r>
             <w:r>
               <w:rPr>
@@ -1469,16 +1483,16 @@
             <w:tabs>
               <w:tab w:val="right" w:leader="dot" w:pos="9508"/>
             </w:tabs>
-            <w:spacing w:line="360" w:lineRule="auto"/>
+            <w:spacing w:line="276" w:lineRule="auto"/>
             <w:rPr>
               <w:rFonts w:asciiTheme="minorHAnsi" w:hAnsiTheme="minorHAnsi" w:cstheme="minorBidi"/>
               <w:noProof/>
-              <w:kern w:val="2"/>
+              <w:sz w:val="22"/>
+              <w:szCs w:val="22"/>
               <w:lang w:eastAsia="es-SV"/>
-              <w14:ligatures w14:val="standardContextual"/>
             </w:rPr>
           </w:pPr>
-          <w:hyperlink w:anchor="_Toc238563464" w:history="1">
+          <w:hyperlink w:anchor="_Toc238907750" w:history="1">
             <w:r>
               <w:rPr>
                 <w:rStyle w:val="Hipervnculo"/>
@@ -1505,7 +1519,7 @@
                 <w:noProof/>
                 <w:webHidden/>
               </w:rPr>
-              <w:instrText xml:space="preserve"> PAGEREF _Toc238563464 \h </w:instrText>
+              <w:instrText xml:space="preserve"> PAGEREF _Toc238907750 \h </w:instrText>
             </w:r>
             <w:r>
               <w:rPr>
@@ -1542,16 +1556,16 @@
             <w:tabs>
               <w:tab w:val="right" w:leader="dot" w:pos="9508"/>
             </w:tabs>
-            <w:spacing w:line="360" w:lineRule="auto"/>
+            <w:spacing w:line="276" w:lineRule="auto"/>
             <w:rPr>
               <w:rFonts w:asciiTheme="minorHAnsi" w:hAnsiTheme="minorHAnsi" w:cstheme="minorBidi"/>
               <w:noProof/>
-              <w:kern w:val="2"/>
+              <w:sz w:val="22"/>
+              <w:szCs w:val="22"/>
               <w:lang w:eastAsia="es-SV"/>
-              <w14:ligatures w14:val="standardContextual"/>
             </w:rPr>
           </w:pPr>
-          <w:hyperlink w:anchor="_Toc238563465" w:history="1">
+          <w:hyperlink w:anchor="_Toc238907751" w:history="1">
             <w:r>
               <w:rPr>
                 <w:rStyle w:val="Hipervnculo"/>
@@ -1578,7 +1592,7 @@
                 <w:noProof/>
                 <w:webHidden/>
               </w:rPr>
-              <w:instrText xml:space="preserve"> PAGEREF _Toc238563465 \h </w:instrText>
+              <w:instrText xml:space="preserve"> PAGEREF _Toc238907751 \h </w:instrText>
             </w:r>
             <w:r>
               <w:rPr>
@@ -1615,22 +1629,22 @@
             <w:tabs>
               <w:tab w:val="right" w:leader="dot" w:pos="9508"/>
             </w:tabs>
-            <w:spacing w:line="360" w:lineRule="auto"/>
+            <w:spacing w:line="276" w:lineRule="auto"/>
             <w:rPr>
               <w:rFonts w:asciiTheme="minorHAnsi" w:hAnsiTheme="minorHAnsi" w:cstheme="minorBidi"/>
               <w:noProof/>
-              <w:kern w:val="2"/>
+              <w:sz w:val="22"/>
+              <w:szCs w:val="22"/>
               <w:lang w:eastAsia="es-SV"/>
-              <w14:ligatures w14:val="standardContextual"/>
             </w:rPr>
           </w:pPr>
-          <w:hyperlink w:anchor="_Toc238563466" w:history="1">
+          <w:hyperlink w:anchor="_Toc238907752" w:history="1">
             <w:r>
               <w:rPr>
                 <w:rStyle w:val="Hipervnculo"/>
                 <w:noProof/>
               </w:rPr>
-              <w:t>Propuesta de Implementación</w:t>
+              <w:t>Redes sociales y canales digitales</w:t>
             </w:r>
             <w:r>
               <w:rPr>
@@ -1651,7 +1665,7 @@
                 <w:noProof/>
                 <w:webHidden/>
               </w:rPr>
-              <w:instrText xml:space="preserve"> PAGEREF _Toc238563466 \h </w:instrText>
+              <w:instrText xml:space="preserve"> PAGEREF _Toc238907752 \h </w:instrText>
             </w:r>
             <w:r>
               <w:rPr>
@@ -1672,152 +1686,6 @@
                 <w:webHidden/>
               </w:rPr>
               <w:t>16</w:t>
-            </w:r>
-            <w:r>
-              <w:rPr>
-                <w:noProof/>
-                <w:webHidden/>
-              </w:rPr>
-              <w:fldChar w:fldCharType="end"/>
-            </w:r>
-          </w:hyperlink>
-        </w:p>
-        <w:p>
-          <w:pPr>
-            <w:pStyle w:val="TDC2"/>
-            <w:tabs>
-              <w:tab w:val="right" w:leader="dot" w:pos="9508"/>
-            </w:tabs>
-            <w:spacing w:line="360" w:lineRule="auto"/>
-            <w:rPr>
-              <w:rFonts w:asciiTheme="minorHAnsi" w:hAnsiTheme="minorHAnsi" w:cstheme="minorBidi"/>
-              <w:noProof/>
-              <w:kern w:val="2"/>
-              <w:lang w:eastAsia="es-SV"/>
-              <w14:ligatures w14:val="standardContextual"/>
-            </w:rPr>
-          </w:pPr>
-          <w:hyperlink w:anchor="_Toc238563467" w:history="1">
-            <w:r>
-              <w:rPr>
-                <w:rStyle w:val="Hipervnculo"/>
-                <w:noProof/>
-              </w:rPr>
-              <w:t>Funcionamiento de propuesta.</w:t>
-            </w:r>
-            <w:r>
-              <w:rPr>
-                <w:noProof/>
-                <w:webHidden/>
-              </w:rPr>
-              <w:tab/>
-            </w:r>
-            <w:r>
-              <w:rPr>
-                <w:noProof/>
-                <w:webHidden/>
-              </w:rPr>
-              <w:fldChar w:fldCharType="begin"/>
-            </w:r>
-            <w:r>
-              <w:rPr>
-                <w:noProof/>
-                <w:webHidden/>
-              </w:rPr>
-              <w:instrText xml:space="preserve"> PAGEREF _Toc238563467 \h </w:instrText>
-            </w:r>
-            <w:r>
-              <w:rPr>
-                <w:noProof/>
-                <w:webHidden/>
-              </w:rPr>
-            </w:r>
-            <w:r>
-              <w:rPr>
-                <w:noProof/>
-                <w:webHidden/>
-              </w:rPr>
-              <w:fldChar w:fldCharType="separate"/>
-            </w:r>
-            <w:r>
-              <w:rPr>
-                <w:noProof/>
-                <w:webHidden/>
-              </w:rPr>
-              <w:t>18</w:t>
-            </w:r>
-            <w:r>
-              <w:rPr>
-                <w:noProof/>
-                <w:webHidden/>
-              </w:rPr>
-              <w:fldChar w:fldCharType="end"/>
-            </w:r>
-          </w:hyperlink>
-        </w:p>
-        <w:p>
-          <w:pPr>
-            <w:pStyle w:val="TDC2"/>
-            <w:tabs>
-              <w:tab w:val="right" w:leader="dot" w:pos="9508"/>
-            </w:tabs>
-            <w:spacing w:line="360" w:lineRule="auto"/>
-            <w:rPr>
-              <w:rFonts w:asciiTheme="minorHAnsi" w:hAnsiTheme="minorHAnsi" w:cstheme="minorBidi"/>
-              <w:noProof/>
-              <w:kern w:val="2"/>
-              <w:lang w:eastAsia="es-SV"/>
-              <w14:ligatures w14:val="standardContextual"/>
-            </w:rPr>
-          </w:pPr>
-          <w:hyperlink w:anchor="_Toc238563468" w:history="1">
-            <w:r>
-              <w:rPr>
-                <w:rStyle w:val="Hipervnculo"/>
-                <w:noProof/>
-              </w:rPr>
-              <w:t>Redes sociales y canales digitales</w:t>
-            </w:r>
-            <w:r>
-              <w:rPr>
-                <w:noProof/>
-                <w:webHidden/>
-              </w:rPr>
-              <w:tab/>
-            </w:r>
-            <w:r>
-              <w:rPr>
-                <w:noProof/>
-                <w:webHidden/>
-              </w:rPr>
-              <w:fldChar w:fldCharType="begin"/>
-            </w:r>
-            <w:r>
-              <w:rPr>
-                <w:noProof/>
-                <w:webHidden/>
-              </w:rPr>
-              <w:instrText xml:space="preserve"> PAGEREF _Toc238563468 \h </w:instrText>
-            </w:r>
-            <w:r>
-              <w:rPr>
-                <w:noProof/>
-                <w:webHidden/>
-              </w:rPr>
-            </w:r>
-            <w:r>
-              <w:rPr>
-                <w:noProof/>
-                <w:webHidden/>
-              </w:rPr>
-              <w:fldChar w:fldCharType="separate"/>
-            </w:r>
-            <w:r>
-              <w:rPr>
-                <w:noProof/>
-                <w:webHidden/>
-              </w:rPr>
-              <w:t>20</w:t>
             </w:r>
             <w:r>
               <w:rPr>
@@ -1834,16 +1702,16 @@
             <w:tabs>
               <w:tab w:val="right" w:leader="dot" w:pos="9508"/>
             </w:tabs>
-            <w:spacing w:line="360" w:lineRule="auto"/>
+            <w:spacing w:line="276" w:lineRule="auto"/>
             <w:rPr>
               <w:rFonts w:asciiTheme="minorHAnsi" w:hAnsiTheme="minorHAnsi" w:cstheme="minorBidi"/>
               <w:noProof/>
-              <w:kern w:val="2"/>
+              <w:sz w:val="22"/>
+              <w:szCs w:val="22"/>
               <w:lang w:eastAsia="es-SV"/>
-              <w14:ligatures w14:val="standardContextual"/>
             </w:rPr>
           </w:pPr>
-          <w:hyperlink w:anchor="_Toc238563469" w:history="1">
+          <w:hyperlink w:anchor="_Toc238907753" w:history="1">
             <w:r>
               <w:rPr>
                 <w:rStyle w:val="Hipervnculo"/>
@@ -1870,7 +1738,7 @@
                 <w:noProof/>
                 <w:webHidden/>
               </w:rPr>
-              <w:instrText xml:space="preserve"> PAGEREF _Toc238563469 \h </w:instrText>
+              <w:instrText xml:space="preserve"> PAGEREF _Toc238907753 \h </w:instrText>
             </w:r>
             <w:r>
               <w:rPr>
@@ -1890,7 +1758,7 @@
                 <w:noProof/>
                 <w:webHidden/>
               </w:rPr>
-              <w:t>21</w:t>
+              <w:t>17</w:t>
             </w:r>
             <w:r>
               <w:rPr>
@@ -1907,16 +1775,16 @@
             <w:tabs>
               <w:tab w:val="right" w:leader="dot" w:pos="9508"/>
             </w:tabs>
-            <w:spacing w:line="360" w:lineRule="auto"/>
+            <w:spacing w:line="276" w:lineRule="auto"/>
             <w:rPr>
               <w:rFonts w:asciiTheme="minorHAnsi" w:hAnsiTheme="minorHAnsi" w:cstheme="minorBidi"/>
               <w:noProof/>
-              <w:kern w:val="2"/>
+              <w:sz w:val="22"/>
+              <w:szCs w:val="22"/>
               <w:lang w:eastAsia="es-SV"/>
-              <w14:ligatures w14:val="standardContextual"/>
             </w:rPr>
           </w:pPr>
-          <w:hyperlink w:anchor="_Toc238563470" w:history="1">
+          <w:hyperlink w:anchor="_Toc238907754" w:history="1">
             <w:r>
               <w:rPr>
                 <w:rStyle w:val="Hipervnculo"/>
@@ -1943,7 +1811,7 @@
                 <w:noProof/>
                 <w:webHidden/>
               </w:rPr>
-              <w:instrText xml:space="preserve"> PAGEREF _Toc238563470 \h </w:instrText>
+              <w:instrText xml:space="preserve"> PAGEREF _Toc238907754 \h </w:instrText>
             </w:r>
             <w:r>
               <w:rPr>
@@ -1963,7 +1831,7 @@
                 <w:noProof/>
                 <w:webHidden/>
               </w:rPr>
-              <w:t>24</w:t>
+              <w:t>20</w:t>
             </w:r>
             <w:r>
               <w:rPr>
@@ -1980,16 +1848,16 @@
             <w:tabs>
               <w:tab w:val="right" w:leader="dot" w:pos="9508"/>
             </w:tabs>
-            <w:spacing w:line="360" w:lineRule="auto"/>
+            <w:spacing w:line="276" w:lineRule="auto"/>
             <w:rPr>
               <w:rFonts w:asciiTheme="minorHAnsi" w:hAnsiTheme="minorHAnsi" w:cstheme="minorBidi"/>
               <w:noProof/>
-              <w:kern w:val="2"/>
+              <w:sz w:val="22"/>
+              <w:szCs w:val="22"/>
               <w:lang w:eastAsia="es-SV"/>
-              <w14:ligatures w14:val="standardContextual"/>
             </w:rPr>
           </w:pPr>
-          <w:hyperlink w:anchor="_Toc238563471" w:history="1">
+          <w:hyperlink w:anchor="_Toc238907755" w:history="1">
             <w:r>
               <w:rPr>
                 <w:rStyle w:val="Hipervnculo"/>
@@ -2016,7 +1884,7 @@
                 <w:noProof/>
                 <w:webHidden/>
               </w:rPr>
-              <w:instrText xml:space="preserve"> PAGEREF _Toc238563471 \h </w:instrText>
+              <w:instrText xml:space="preserve"> PAGEREF _Toc238907755 \h </w:instrText>
             </w:r>
             <w:r>
               <w:rPr>
@@ -2036,7 +1904,7 @@
                 <w:noProof/>
                 <w:webHidden/>
               </w:rPr>
-              <w:t>25</w:t>
+              <w:t>21</w:t>
             </w:r>
             <w:r>
               <w:rPr>
@@ -2049,7 +1917,7 @@
         </w:p>
         <w:p>
           <w:pPr>
-            <w:spacing w:line="360" w:lineRule="auto"/>
+            <w:spacing w:line="276" w:lineRule="auto"/>
           </w:pPr>
           <w:r>
             <w:rPr>
@@ -2065,6 +1933,39 @@
     <w:p>
       <w:pPr>
         <w:pStyle w:val="Ttulo1"/>
+      </w:pPr>
+    </w:p>
+    <w:p>
+      <w:pPr>
+        <w:tabs>
+          <w:tab w:val="left" w:pos="7079"/>
+        </w:tabs>
+        <w:rPr>
+          <w:rFonts w:eastAsiaTheme="majorEastAsia" w:cstheme="majorBidi"/>
+          <w:b/>
+          <w:bCs/>
+          <w:color w:val="000000" w:themeColor="text1"/>
+          <w:kern w:val="32"/>
+          <w:szCs w:val="32"/>
+        </w:rPr>
+      </w:pPr>
+      <w:r>
+        <w:rPr>
+          <w:rFonts w:eastAsiaTheme="majorEastAsia" w:cstheme="majorBidi"/>
+          <w:b/>
+          <w:bCs/>
+          <w:color w:val="000000" w:themeColor="text1"/>
+          <w:kern w:val="32"/>
+          <w:szCs w:val="32"/>
+        </w:rPr>
+        <w:tab/>
+      </w:r>
+    </w:p>
+    <w:p>
+      <w:pPr>
+        <w:tabs>
+          <w:tab w:val="left" w:pos="7079"/>
+        </w:tabs>
         <w:sectPr>
           <w:pgSz w:w="12240" w:h="15840"/>
           <w:pgMar w:top="1361" w:right="1361" w:bottom="1361" w:left="1361" w:header="708" w:footer="708" w:gutter="0"/>
@@ -2072,6 +1973,9 @@
           <w:docGrid w:linePitch="360"/>
         </w:sectPr>
       </w:pPr>
+      <w:r>
+        <w:tab/>
+      </w:r>
     </w:p>
     <w:p>
       <w:pPr>
@@ -2082,7 +1986,7 @@
           <w:szCs w:val="24"/>
         </w:rPr>
       </w:pPr>
-      <w:bookmarkStart w:id="0" w:name="_Toc238563450"/>
+      <w:bookmarkStart w:id="0" w:name="_Toc238907736"/>
       <w:r>
         <w:rPr>
           <w:rFonts w:cs="Times New Roman"/>
@@ -2142,7 +2046,7 @@
           <w:szCs w:val="24"/>
         </w:rPr>
       </w:pPr>
-      <w:bookmarkStart w:id="1" w:name="_Toc238563451"/>
+      <w:bookmarkStart w:id="1" w:name="_Toc238907737"/>
       <w:r>
         <w:rPr>
           <w:rFonts w:cs="Times New Roman"/>
@@ -2314,7 +2218,7 @@
           <w:szCs w:val="24"/>
         </w:rPr>
       </w:pPr>
-      <w:bookmarkStart w:id="2" w:name="_Toc238563452"/>
+      <w:bookmarkStart w:id="2" w:name="_Toc238907738"/>
       <w:r>
         <w:rPr>
           <w:rFonts w:cs="Times New Roman"/>
@@ -2552,7 +2456,7 @@
           <w:szCs w:val="24"/>
         </w:rPr>
       </w:pPr>
-      <w:bookmarkStart w:id="3" w:name="_Toc238563453"/>
+      <w:bookmarkStart w:id="3" w:name="_Toc238907739"/>
       <w:r>
         <w:rPr>
           <w:rFonts w:cs="Times New Roman"/>
@@ -2592,7 +2496,7 @@
           <w:szCs w:val="24"/>
         </w:rPr>
       </w:pPr>
-      <w:bookmarkStart w:id="4" w:name="_Toc238563454"/>
+      <w:bookmarkStart w:id="4" w:name="_Toc238907740"/>
       <w:r>
         <w:rPr>
           <w:rFonts w:cs="Times New Roman"/>
@@ -2681,7 +2585,7 @@
           <w:szCs w:val="24"/>
         </w:rPr>
       </w:pPr>
-      <w:bookmarkStart w:id="5" w:name="_Toc238563455"/>
+      <w:bookmarkStart w:id="5" w:name="_Toc238907741"/>
       <w:r>
         <w:rPr>
           <w:rFonts w:cs="Times New Roman"/>
@@ -2734,7 +2638,7 @@
           <w:szCs w:val="24"/>
         </w:rPr>
       </w:pPr>
-      <w:bookmarkStart w:id="6" w:name="_Toc238563456"/>
+      <w:bookmarkStart w:id="6" w:name="_Toc238907742"/>
       <w:r>
         <w:rPr>
           <w:rFonts w:cs="Times New Roman"/>
@@ -2872,7 +2776,7 @@
           <w:szCs w:val="24"/>
         </w:rPr>
       </w:pPr>
-      <w:bookmarkStart w:id="7" w:name="_Toc238563457"/>
+      <w:bookmarkStart w:id="7" w:name="_Toc238907743"/>
       <w:r>
         <w:rPr>
           <w:rFonts w:cs="Times New Roman"/>
@@ -2892,7 +2796,7 @@
           <w:szCs w:val="24"/>
         </w:rPr>
       </w:pPr>
-      <w:bookmarkStart w:id="8" w:name="_Toc238563458"/>
+      <w:bookmarkStart w:id="8" w:name="_Toc238907744"/>
       <w:r>
         <w:rPr>
           <w:rFonts w:cs="Times New Roman"/>
@@ -3056,7 +2960,23 @@
                 <w:sz w:val="22"/>
                 <w:szCs w:val="22"/>
               </w:rPr>
-              <w:t>-in-One y Pantallas Táctiles</w:t>
+              <w:t>-in-</w:t>
+            </w:r>
+            <w:proofErr w:type="spellStart"/>
+            <w:r>
+              <w:rPr>
+                <w:sz w:val="22"/>
+                <w:szCs w:val="22"/>
+              </w:rPr>
+              <w:t>One</w:t>
+            </w:r>
+            <w:proofErr w:type="spellEnd"/>
+            <w:r>
+              <w:rPr>
+                <w:sz w:val="22"/>
+                <w:szCs w:val="22"/>
+              </w:rPr>
+              <w:t xml:space="preserve"> y Pantallas Táctiles</w:t>
             </w:r>
           </w:p>
         </w:tc>
@@ -3377,21 +3297,7 @@
                 <w:sz w:val="22"/>
                 <w:szCs w:val="22"/>
               </w:rPr>
-              <w:t>Periféricos de seguridad con interfaces RJ1</w:t>
-            </w:r>
-            <w:r>
-              <w:rPr>
-                <w:sz w:val="22"/>
-                <w:szCs w:val="22"/>
-              </w:rPr>
-              <w:t>1 y RJ12</w:t>
-            </w:r>
-            <w:r>
-              <w:rPr>
-                <w:sz w:val="22"/>
-                <w:szCs w:val="22"/>
-              </w:rPr>
-              <w:t xml:space="preserve"> para apertura electrónica automatizada, construidos en acero de alto calibre.</w:t>
+              <w:t>Periféricos de seguridad con interfaces RJ11 y RJ12 para apertura electrónica automatizada, construidos en acero de alto calibre.</w:t>
             </w:r>
           </w:p>
         </w:tc>
@@ -3475,42 +3381,7 @@
                 <w:sz w:val="22"/>
                 <w:szCs w:val="22"/>
               </w:rPr>
-              <w:t xml:space="preserve"> </w:t>
-            </w:r>
-            <w:r>
-              <w:rPr>
-                <w:sz w:val="22"/>
-                <w:szCs w:val="22"/>
-              </w:rPr>
-              <w:t>interactiv</w:t>
-            </w:r>
-            <w:r>
-              <w:rPr>
-                <w:sz w:val="22"/>
-                <w:szCs w:val="22"/>
-              </w:rPr>
-              <w:t>a</w:t>
-            </w:r>
-            <w:r>
-              <w:rPr>
-                <w:sz w:val="22"/>
-                <w:szCs w:val="22"/>
-              </w:rPr>
-              <w:t xml:space="preserve">s </w:t>
-            </w:r>
-            <w:r>
-              <w:rPr>
-                <w:sz w:val="22"/>
-                <w:szCs w:val="22"/>
-              </w:rPr>
-              <w:t xml:space="preserve">con </w:t>
-            </w:r>
-            <w:r>
-              <w:rPr>
-                <w:sz w:val="22"/>
-                <w:szCs w:val="22"/>
-              </w:rPr>
-              <w:t>integración completa de medios de pago electrónicos y hardware de impresión.</w:t>
+              <w:t xml:space="preserve"> interactivas con integración completa de medios de pago electrónicos y hardware de impresión.</w:t>
             </w:r>
           </w:p>
         </w:tc>
@@ -3769,16 +3640,7 @@
           <w:sz w:val="20"/>
           <w:szCs w:val="20"/>
         </w:rPr>
-        <w:t xml:space="preserve">Tabla 1: </w:t>
-      </w:r>
-      <w:r>
-        <w:rPr>
-          <w:i/>
-          <w:iCs/>
-          <w:sz w:val="20"/>
-          <w:szCs w:val="20"/>
-        </w:rPr>
-        <w:t>Hardware y Equipamiento Tecnológico</w:t>
+        <w:t>Tabla 1: Hardware y Equipamiento Tecnológico</w:t>
       </w:r>
     </w:p>
     <w:p/>
@@ -4120,7 +3982,8 @@
           <w:sz w:val="20"/>
           <w:szCs w:val="20"/>
         </w:rPr>
-        <w:t xml:space="preserve">Tabla </w:t>
+        <w:lastRenderedPageBreak/>
+        <w:t xml:space="preserve">Tabla 2: </w:t>
       </w:r>
       <w:r>
         <w:rPr>
@@ -4129,24 +3992,6 @@
           <w:sz w:val="20"/>
           <w:szCs w:val="20"/>
         </w:rPr>
-        <w:t>2</w:t>
-      </w:r>
-      <w:r>
-        <w:rPr>
-          <w:i/>
-          <w:iCs/>
-          <w:sz w:val="20"/>
-          <w:szCs w:val="20"/>
-        </w:rPr>
-        <w:t xml:space="preserve">: </w:t>
-      </w:r>
-      <w:r>
-        <w:rPr>
-          <w:i/>
-          <w:iCs/>
-          <w:sz w:val="20"/>
-          <w:szCs w:val="20"/>
-        </w:rPr>
         <w:t>Servicios de Valor Agregado</w:t>
       </w:r>
     </w:p>
@@ -4160,7 +4005,7 @@
           <w:szCs w:val="24"/>
         </w:rPr>
       </w:pPr>
-      <w:bookmarkStart w:id="9" w:name="_Toc238563459"/>
+      <w:bookmarkStart w:id="9" w:name="_Toc238907745"/>
       <w:r>
         <w:rPr>
           <w:rFonts w:cs="Times New Roman"/>
@@ -4227,7 +4072,7 @@
           <w:szCs w:val="24"/>
         </w:rPr>
       </w:pPr>
-      <w:bookmarkStart w:id="10" w:name="_Toc238563460"/>
+      <w:bookmarkStart w:id="10" w:name="_Toc238907746"/>
       <w:r>
         <w:rPr>
           <w:rFonts w:cs="Times New Roman"/>
@@ -4631,7 +4476,7 @@
           <w:szCs w:val="24"/>
         </w:rPr>
       </w:pPr>
-      <w:bookmarkStart w:id="11" w:name="_Toc238563461"/>
+      <w:bookmarkStart w:id="11" w:name="_Toc238907747"/>
       <w:r>
         <w:rPr>
           <w:rFonts w:cs="Times New Roman"/>
@@ -4837,35 +4682,7 @@
                 <w:sz w:val="22"/>
                 <w:szCs w:val="22"/>
               </w:rPr>
-              <w:t xml:space="preserve">Tarifas dinámicas asociadas al transporte de la mercadería desde </w:t>
-            </w:r>
-            <w:r>
-              <w:rPr>
-                <w:sz w:val="22"/>
-                <w:szCs w:val="22"/>
-              </w:rPr>
-              <w:t>el país de importación</w:t>
-            </w:r>
-            <w:r>
-              <w:rPr>
-                <w:sz w:val="22"/>
-                <w:szCs w:val="22"/>
-              </w:rPr>
-              <w:t xml:space="preserve"> </w:t>
-            </w:r>
-            <w:r>
-              <w:rPr>
-                <w:sz w:val="22"/>
-                <w:szCs w:val="22"/>
-              </w:rPr>
-              <w:t>hacia</w:t>
-            </w:r>
-            <w:r>
-              <w:rPr>
-                <w:sz w:val="22"/>
-                <w:szCs w:val="22"/>
-              </w:rPr>
-              <w:t xml:space="preserve"> El Salvador, seguros de carga y manejo tercerizado.</w:t>
+              <w:t>Tarifas dinámicas asociadas al transporte de la mercadería desde el país de importación hacia El Salvador, seguros de carga y manejo tercerizado.</w:t>
             </w:r>
           </w:p>
         </w:tc>
@@ -5099,7 +4916,7 @@
           <w:szCs w:val="24"/>
         </w:rPr>
       </w:pPr>
-      <w:bookmarkStart w:id="12" w:name="_Toc238563462"/>
+      <w:bookmarkStart w:id="12" w:name="_Toc238907748"/>
       <w:r>
         <w:rPr>
           <w:rFonts w:cs="Times New Roman"/>
@@ -5119,7 +4936,7 @@
           <w:szCs w:val="24"/>
         </w:rPr>
       </w:pPr>
-      <w:bookmarkStart w:id="13" w:name="_Toc238563463"/>
+      <w:bookmarkStart w:id="13" w:name="_Toc238907749"/>
       <w:r>
         <w:rPr>
           <w:rFonts w:cs="Times New Roman"/>
@@ -5201,7 +5018,7 @@
           <w:szCs w:val="24"/>
         </w:rPr>
       </w:pPr>
-      <w:bookmarkStart w:id="14" w:name="_Toc238563464"/>
+      <w:bookmarkStart w:id="14" w:name="_Toc238907750"/>
       <w:r>
         <w:rPr>
           <w:rFonts w:cs="Times New Roman"/>
@@ -5330,7 +5147,7 @@
             </w:pPr>
             <w:r>
               <w:rPr>
-                <w:rStyle w:val="Fuerte"/>
+                <w:rStyle w:val="Textoennegrita"/>
                 <w:rFonts w:ascii="Arial" w:hAnsi="Arial" w:cs="Arial"/>
                 <w:b/>
                 <w:bCs/>
@@ -5617,7 +5434,7 @@
           <w:szCs w:val="24"/>
         </w:rPr>
       </w:pPr>
-      <w:bookmarkStart w:id="15" w:name="_Toc238563465"/>
+      <w:bookmarkStart w:id="15" w:name="_Toc238907751"/>
       <w:r>
         <w:rPr>
           <w:rFonts w:cs="Times New Roman"/>
@@ -5957,16 +5774,7 @@
           <w:sz w:val="20"/>
           <w:szCs w:val="20"/>
         </w:rPr>
-        <w:t xml:space="preserve">Descripción de </w:t>
-      </w:r>
-      <w:r>
-        <w:rPr>
-          <w:i/>
-          <w:iCs/>
-          <w:sz w:val="20"/>
-          <w:szCs w:val="20"/>
-        </w:rPr>
-        <w:t>los componentes operativos de la propuesta</w:t>
+        <w:t>Descripción de los componentes operativos de la propuesta</w:t>
       </w:r>
     </w:p>
     <w:p>
@@ -5989,6 +5797,11 @@
       <w:r>
         <w:t xml:space="preserve"> genera visibilidad de marca y capta tráfico orgánico sin comprometer las operaciones de ventas empresariales. De esta manera, el tipo de plataforma seleccionada digitaliza íntegramente el ciclo de ventas corporativo sin abandonar las oportunidades de mercado minorista.</w:t>
       </w:r>
+    </w:p>
+    <w:p>
+      <w:pPr>
+        <w:spacing w:line="360" w:lineRule="auto"/>
+      </w:pPr>
     </w:p>
     <w:p>
       <w:pPr>
@@ -6019,1098 +5832,16 @@
           <w:szCs w:val="24"/>
         </w:rPr>
       </w:pPr>
-      <w:bookmarkStart w:id="16" w:name="_Toc238563466"/>
+      <w:bookmarkStart w:id="16" w:name="_Toc238907752"/>
       <w:r>
         <w:rPr>
           <w:rFonts w:cs="Times New Roman"/>
           <w:szCs w:val="24"/>
         </w:rPr>
         <w:lastRenderedPageBreak/>
-        <w:t>Propuesta de Implementación</w:t>
+        <w:t>Redes sociales y canales digitales</w:t>
       </w:r>
       <w:bookmarkEnd w:id="16"/>
-    </w:p>
-    <w:p/>
-    <w:p>
-      <w:pPr>
-        <w:spacing w:line="360" w:lineRule="auto"/>
-      </w:pPr>
-      <w:r>
-        <w:t>La ejecución tecnológica del proyecto para Retail El Salvador, S.A. de C.V. se estructurará bajo un enfoque de desarrollo iterativo e incremental, dividido en dos fases estratégicas para asegurar un despliegue rápido sin sacrificar la escalabilidad futura.</w:t>
-      </w:r>
-    </w:p>
-    <w:p>
-      <w:pPr>
-        <w:spacing w:line="360" w:lineRule="auto"/>
-        <w:ind w:firstLine="0"/>
-      </w:pPr>
-    </w:p>
-    <w:p>
-      <w:pPr>
-        <w:spacing w:line="360" w:lineRule="auto"/>
-        <w:ind w:firstLine="0"/>
-      </w:pPr>
-      <w:r>
-        <w:t>Fase 1: Producto Mínimo Viable (MVP)</w:t>
-      </w:r>
-    </w:p>
-    <w:p>
-      <w:pPr>
-        <w:spacing w:line="360" w:lineRule="auto"/>
-      </w:pPr>
-      <w:r>
-        <w:t xml:space="preserve"> Para el lanzamiento inicial y la validación del mercado, se implementará una arquitectura basada en un Sistema de Gestión de Contenidos (CMS) utilizando WordPress integrado con el motor transaccional </w:t>
-      </w:r>
-      <w:proofErr w:type="spellStart"/>
-      <w:r>
-        <w:t>WooCommerce</w:t>
-      </w:r>
-      <w:proofErr w:type="spellEnd"/>
-      <w:r>
-        <w:t>. Esta combinación permite un despliegue ágil (Time-</w:t>
-      </w:r>
-      <w:proofErr w:type="spellStart"/>
-      <w:r>
-        <w:t>to</w:t>
-      </w:r>
-      <w:proofErr w:type="spellEnd"/>
-      <w:r>
-        <w:t xml:space="preserve">-Market reducido) de la </w:t>
-      </w:r>
-      <w:proofErr w:type="spellStart"/>
-      <w:r>
-        <w:t>WebStore</w:t>
-      </w:r>
-      <w:proofErr w:type="spellEnd"/>
-      <w:r>
-        <w:t xml:space="preserve"> y del catálogo público. Sin embargo, se reconoce que los </w:t>
-      </w:r>
-      <w:proofErr w:type="spellStart"/>
-      <w:r>
-        <w:t>plugins</w:t>
-      </w:r>
-      <w:proofErr w:type="spellEnd"/>
-      <w:r>
-        <w:t xml:space="preserve"> comerciales presentan limitaciones de escalabilidad nativa para soportar la complejidad B2B, como la validación de líneas de crédito corporativas y acuerdos de nivel de servicio (SLA). </w:t>
-      </w:r>
-    </w:p>
-    <w:p>
-      <w:pPr>
-        <w:spacing w:line="360" w:lineRule="auto"/>
-      </w:pPr>
-    </w:p>
-    <w:p>
-      <w:pPr>
-        <w:spacing w:line="360" w:lineRule="auto"/>
-        <w:ind w:firstLine="0"/>
-      </w:pPr>
-      <w:r>
-        <w:t>Fase 2: Arquitectura Core a la Medida</w:t>
-      </w:r>
-    </w:p>
-    <w:p>
-      <w:pPr>
-        <w:spacing w:line="360" w:lineRule="auto"/>
-      </w:pPr>
-      <w:r>
-        <w:t xml:space="preserve"> La visión tecnológica a mediano plazo contempla la transición de los módulos críticos hacia una arquitectura orientada a microservicios. Se propone el desarrollo de un </w:t>
-      </w:r>
-      <w:proofErr w:type="spellStart"/>
-      <w:r>
-        <w:t>backend</w:t>
-      </w:r>
-      <w:proofErr w:type="spellEnd"/>
-      <w:r>
-        <w:t xml:space="preserve"> robusto y tipado utilizando Java y el </w:t>
-      </w:r>
-      <w:proofErr w:type="spellStart"/>
-      <w:r>
-        <w:t>framework</w:t>
-      </w:r>
-      <w:proofErr w:type="spellEnd"/>
-      <w:r>
-        <w:t xml:space="preserve"> Spring Boot, acoplado a un </w:t>
-      </w:r>
-      <w:proofErr w:type="spellStart"/>
-      <w:r>
-        <w:t>frontend</w:t>
-      </w:r>
-      <w:proofErr w:type="spellEnd"/>
-      <w:r>
-        <w:t xml:space="preserve"> dinámico y reactivo desarrollado en </w:t>
-      </w:r>
-      <w:proofErr w:type="spellStart"/>
-      <w:r>
-        <w:t>React</w:t>
-      </w:r>
-      <w:proofErr w:type="spellEnd"/>
-      <w:r>
-        <w:t xml:space="preserve"> o Angular. Esta infraestructura técnica permitirá exponer y consumir </w:t>
-      </w:r>
-      <w:proofErr w:type="spellStart"/>
-      <w:r>
-        <w:t>APIs</w:t>
-      </w:r>
-      <w:proofErr w:type="spellEnd"/>
-      <w:r>
-        <w:t xml:space="preserve"> </w:t>
-      </w:r>
-      <w:proofErr w:type="spellStart"/>
-      <w:r>
-        <w:t>RESTful</w:t>
-      </w:r>
-      <w:proofErr w:type="spellEnd"/>
-      <w:r>
-        <w:t xml:space="preserve"> de manera segura, facilitando la futura integración bidireccional en tiempo real con el ERP corporativo. Esto garantizará la sincronización automatizada de inventarios, facturación y estados de cuenta, eliminando definitivamente la intervención manual. </w:t>
-      </w:r>
-    </w:p>
-    <w:p>
-      <w:pPr>
-        <w:spacing w:line="360" w:lineRule="auto"/>
-      </w:pPr>
-    </w:p>
-    <w:p>
-      <w:pPr>
-        <w:spacing w:line="360" w:lineRule="auto"/>
-        <w:ind w:firstLine="0"/>
-        <w:jc w:val="left"/>
-      </w:pPr>
-      <w:r>
-        <w:t>A nivel funcional, la plataforma (en ambas fases) estará constituida por los siguientes módulos estructurales:</w:t>
-      </w:r>
-    </w:p>
-    <w:tbl>
-      <w:tblPr>
-        <w:tblStyle w:val="Tablaconcuadrcula1clara"/>
-        <w:tblW w:w="8926" w:type="dxa"/>
-        <w:tblLook w:val="04A0" w:firstRow="1" w:lastRow="0" w:firstColumn="1" w:lastColumn="0" w:noHBand="0" w:noVBand="1"/>
-      </w:tblPr>
-      <w:tblGrid>
-        <w:gridCol w:w="3114"/>
-        <w:gridCol w:w="5812"/>
-      </w:tblGrid>
-      <w:tr>
-        <w:trPr>
-          <w:cnfStyle w:val="100000000000" w:firstRow="1" w:lastRow="0" w:firstColumn="0" w:lastColumn="0" w:oddVBand="0" w:evenVBand="0" w:oddHBand="0" w:evenHBand="0" w:firstRowFirstColumn="0" w:firstRowLastColumn="0" w:lastRowFirstColumn="0" w:lastRowLastColumn="0"/>
-        </w:trPr>
-        <w:tc>
-          <w:tcPr>
-            <w:cnfStyle w:val="001000000000" w:firstRow="0" w:lastRow="0" w:firstColumn="1" w:lastColumn="0" w:oddVBand="0" w:evenVBand="0" w:oddHBand="0" w:evenHBand="0" w:firstRowFirstColumn="0" w:firstRowLastColumn="0" w:lastRowFirstColumn="0" w:lastRowLastColumn="0"/>
-            <w:tcW w:w="3114" w:type="dxa"/>
-            <w:shd w:val="clear" w:color="auto" w:fill="D1D1D1" w:themeFill="background2" w:themeFillShade="E6"/>
-          </w:tcPr>
-          <w:p>
-            <w:pPr>
-              <w:pStyle w:val="Sinespaciado"/>
-              <w:spacing w:line="360" w:lineRule="auto"/>
-              <w:jc w:val="center"/>
-              <w:rPr>
-                <w:sz w:val="22"/>
-                <w:szCs w:val="22"/>
-              </w:rPr>
-            </w:pPr>
-            <w:r>
-              <w:rPr>
-                <w:sz w:val="22"/>
-                <w:szCs w:val="22"/>
-              </w:rPr>
-              <w:t>Módulo del Sistema</w:t>
-            </w:r>
-          </w:p>
-        </w:tc>
-        <w:tc>
-          <w:tcPr>
-            <w:tcW w:w="5812" w:type="dxa"/>
-            <w:shd w:val="clear" w:color="auto" w:fill="D1D1D1" w:themeFill="background2" w:themeFillShade="E6"/>
-          </w:tcPr>
-          <w:p>
-            <w:pPr>
-              <w:pStyle w:val="Sinespaciado"/>
-              <w:spacing w:line="360" w:lineRule="auto"/>
-              <w:jc w:val="center"/>
-              <w:cnfStyle w:val="100000000000" w:firstRow="1" w:lastRow="0" w:firstColumn="0" w:lastColumn="0" w:oddVBand="0" w:evenVBand="0" w:oddHBand="0" w:evenHBand="0" w:firstRowFirstColumn="0" w:firstRowLastColumn="0" w:lastRowFirstColumn="0" w:lastRowLastColumn="0"/>
-              <w:rPr>
-                <w:sz w:val="22"/>
-                <w:szCs w:val="22"/>
-              </w:rPr>
-            </w:pPr>
-            <w:r>
-              <w:rPr>
-                <w:sz w:val="22"/>
-                <w:szCs w:val="22"/>
-              </w:rPr>
-              <w:t>Especificación Funcional de la Plataforma</w:t>
-            </w:r>
-          </w:p>
-        </w:tc>
-      </w:tr>
-      <w:tr>
-        <w:tc>
-          <w:tcPr>
-            <w:cnfStyle w:val="001000000000" w:firstRow="0" w:lastRow="0" w:firstColumn="1" w:lastColumn="0" w:oddVBand="0" w:evenVBand="0" w:oddHBand="0" w:evenHBand="0" w:firstRowFirstColumn="0" w:firstRowLastColumn="0" w:lastRowFirstColumn="0" w:lastRowLastColumn="0"/>
-            <w:tcW w:w="3114" w:type="dxa"/>
-          </w:tcPr>
-          <w:p>
-            <w:pPr>
-              <w:pStyle w:val="Sinespaciado"/>
-              <w:spacing w:line="360" w:lineRule="auto"/>
-              <w:rPr>
-                <w:sz w:val="22"/>
-                <w:szCs w:val="22"/>
-              </w:rPr>
-            </w:pPr>
-            <w:r>
-              <w:rPr>
-                <w:sz w:val="22"/>
-                <w:szCs w:val="22"/>
-              </w:rPr>
-              <w:t>Frontend Institucional</w:t>
-            </w:r>
-          </w:p>
-        </w:tc>
-        <w:tc>
-          <w:tcPr>
-            <w:tcW w:w="5812" w:type="dxa"/>
-          </w:tcPr>
-          <w:p>
-            <w:pPr>
-              <w:pStyle w:val="Sinespaciado"/>
-              <w:spacing w:line="360" w:lineRule="auto"/>
-              <w:cnfStyle w:val="000000000000" w:firstRow="0" w:lastRow="0" w:firstColumn="0" w:lastColumn="0" w:oddVBand="0" w:evenVBand="0" w:oddHBand="0" w:evenHBand="0" w:firstRowFirstColumn="0" w:firstRowLastColumn="0" w:lastRowFirstColumn="0" w:lastRowLastColumn="0"/>
-              <w:rPr>
-                <w:sz w:val="22"/>
-                <w:szCs w:val="22"/>
-              </w:rPr>
-            </w:pPr>
-            <w:r>
-              <w:rPr>
-                <w:sz w:val="22"/>
-                <w:szCs w:val="22"/>
-              </w:rPr>
-              <w:t xml:space="preserve">Interfaz de Usuario (UI) responsiva que centraliza la identidad corporativa, trayectoria de Retail El Salvador y medios de contacto </w:t>
-            </w:r>
-            <w:proofErr w:type="spellStart"/>
-            <w:r>
-              <w:rPr>
-                <w:sz w:val="22"/>
-                <w:szCs w:val="22"/>
-              </w:rPr>
-              <w:t>omnicanal</w:t>
-            </w:r>
-            <w:proofErr w:type="spellEnd"/>
-            <w:r>
-              <w:rPr>
-                <w:sz w:val="22"/>
-                <w:szCs w:val="22"/>
-              </w:rPr>
-              <w:t>.</w:t>
-            </w:r>
-          </w:p>
-        </w:tc>
-      </w:tr>
-      <w:tr>
-        <w:tc>
-          <w:tcPr>
-            <w:cnfStyle w:val="001000000000" w:firstRow="0" w:lastRow="0" w:firstColumn="1" w:lastColumn="0" w:oddVBand="0" w:evenVBand="0" w:oddHBand="0" w:evenHBand="0" w:firstRowFirstColumn="0" w:firstRowLastColumn="0" w:lastRowFirstColumn="0" w:lastRowLastColumn="0"/>
-            <w:tcW w:w="3114" w:type="dxa"/>
-          </w:tcPr>
-          <w:p>
-            <w:pPr>
-              <w:pStyle w:val="Sinespaciado"/>
-              <w:spacing w:line="360" w:lineRule="auto"/>
-              <w:rPr>
-                <w:sz w:val="22"/>
-                <w:szCs w:val="22"/>
-              </w:rPr>
-            </w:pPr>
-            <w:r>
-              <w:rPr>
-                <w:sz w:val="22"/>
-                <w:szCs w:val="22"/>
-              </w:rPr>
-              <w:lastRenderedPageBreak/>
-              <w:t>Gestor de Catálogo Digital</w:t>
-            </w:r>
-          </w:p>
-        </w:tc>
-        <w:tc>
-          <w:tcPr>
-            <w:tcW w:w="5812" w:type="dxa"/>
-          </w:tcPr>
-          <w:p>
-            <w:pPr>
-              <w:pStyle w:val="Sinespaciado"/>
-              <w:spacing w:line="360" w:lineRule="auto"/>
-              <w:cnfStyle w:val="000000000000" w:firstRow="0" w:lastRow="0" w:firstColumn="0" w:lastColumn="0" w:oddVBand="0" w:evenVBand="0" w:oddHBand="0" w:evenHBand="0" w:firstRowFirstColumn="0" w:firstRowLastColumn="0" w:lastRowFirstColumn="0" w:lastRowLastColumn="0"/>
-              <w:rPr>
-                <w:sz w:val="22"/>
-                <w:szCs w:val="22"/>
-              </w:rPr>
-            </w:pPr>
-            <w:r>
-              <w:rPr>
-                <w:sz w:val="22"/>
-                <w:szCs w:val="22"/>
-              </w:rPr>
-              <w:t>Módulo de exhibición que categoriza el hardware industrial, repuestos y suministros, exponiendo especificaciones técnicas y fichas de compatibilidad.</w:t>
-            </w:r>
-          </w:p>
-        </w:tc>
-      </w:tr>
-      <w:tr>
-        <w:tc>
-          <w:tcPr>
-            <w:cnfStyle w:val="001000000000" w:firstRow="0" w:lastRow="0" w:firstColumn="1" w:lastColumn="0" w:oddVBand="0" w:evenVBand="0" w:oddHBand="0" w:evenHBand="0" w:firstRowFirstColumn="0" w:firstRowLastColumn="0" w:lastRowFirstColumn="0" w:lastRowLastColumn="0"/>
-            <w:tcW w:w="3114" w:type="dxa"/>
-          </w:tcPr>
-          <w:p>
-            <w:pPr>
-              <w:pStyle w:val="Sinespaciado"/>
-              <w:spacing w:line="360" w:lineRule="auto"/>
-              <w:rPr>
-                <w:sz w:val="22"/>
-                <w:szCs w:val="22"/>
-              </w:rPr>
-            </w:pPr>
-            <w:r>
-              <w:rPr>
-                <w:sz w:val="22"/>
-                <w:szCs w:val="22"/>
-              </w:rPr>
-              <w:t>Módulo de Autenticación (RBAC)</w:t>
-            </w:r>
-          </w:p>
-        </w:tc>
-        <w:tc>
-          <w:tcPr>
-            <w:tcW w:w="5812" w:type="dxa"/>
-          </w:tcPr>
-          <w:p>
-            <w:pPr>
-              <w:pStyle w:val="Sinespaciado"/>
-              <w:spacing w:line="360" w:lineRule="auto"/>
-              <w:cnfStyle w:val="000000000000" w:firstRow="0" w:lastRow="0" w:firstColumn="0" w:lastColumn="0" w:oddVBand="0" w:evenVBand="0" w:oddHBand="0" w:evenHBand="0" w:firstRowFirstColumn="0" w:firstRowLastColumn="0" w:lastRowFirstColumn="0" w:lastRowLastColumn="0"/>
-              <w:rPr>
-                <w:sz w:val="22"/>
-                <w:szCs w:val="22"/>
-              </w:rPr>
-            </w:pPr>
-            <w:r>
-              <w:rPr>
-                <w:sz w:val="22"/>
-                <w:szCs w:val="22"/>
-              </w:rPr>
-              <w:t>Sistema de control de acceso basado en roles (Role-Based Access Control) para separar el tráfico de visitantes públicos (B2C) de las cuentas corporativas verificadas (B2B).</w:t>
-            </w:r>
-          </w:p>
-        </w:tc>
-      </w:tr>
-      <w:tr>
-        <w:tc>
-          <w:tcPr>
-            <w:cnfStyle w:val="001000000000" w:firstRow="0" w:lastRow="0" w:firstColumn="1" w:lastColumn="0" w:oddVBand="0" w:evenVBand="0" w:oddHBand="0" w:evenHBand="0" w:firstRowFirstColumn="0" w:firstRowLastColumn="0" w:lastRowFirstColumn="0" w:lastRowLastColumn="0"/>
-            <w:tcW w:w="3114" w:type="dxa"/>
-          </w:tcPr>
-          <w:p>
-            <w:pPr>
-              <w:pStyle w:val="Sinespaciado"/>
-              <w:spacing w:line="360" w:lineRule="auto"/>
-              <w:rPr>
-                <w:sz w:val="22"/>
-                <w:szCs w:val="22"/>
-              </w:rPr>
-            </w:pPr>
-            <w:r>
-              <w:rPr>
-                <w:sz w:val="22"/>
-                <w:szCs w:val="22"/>
-              </w:rPr>
-              <w:t>Sincronizador de Inventario</w:t>
-            </w:r>
-          </w:p>
-        </w:tc>
-        <w:tc>
-          <w:tcPr>
-            <w:tcW w:w="5812" w:type="dxa"/>
-          </w:tcPr>
-          <w:p>
-            <w:pPr>
-              <w:pStyle w:val="Sinespaciado"/>
-              <w:spacing w:line="360" w:lineRule="auto"/>
-              <w:cnfStyle w:val="000000000000" w:firstRow="0" w:lastRow="0" w:firstColumn="0" w:lastColumn="0" w:oddVBand="0" w:evenVBand="0" w:oddHBand="0" w:evenHBand="0" w:firstRowFirstColumn="0" w:firstRowLastColumn="0" w:lastRowFirstColumn="0" w:lastRowLastColumn="0"/>
-              <w:rPr>
-                <w:sz w:val="22"/>
-                <w:szCs w:val="22"/>
-              </w:rPr>
-            </w:pPr>
-            <w:r>
-              <w:rPr>
-                <w:sz w:val="22"/>
-                <w:szCs w:val="22"/>
-              </w:rPr>
-              <w:t>Lógica de validación de existencias que muestra la disponibilidad de hardware para facilitar la toma de decisiones críticas previas a la compra.</w:t>
-            </w:r>
-          </w:p>
-        </w:tc>
-      </w:tr>
-      <w:tr>
-        <w:tc>
-          <w:tcPr>
-            <w:cnfStyle w:val="001000000000" w:firstRow="0" w:lastRow="0" w:firstColumn="1" w:lastColumn="0" w:oddVBand="0" w:evenVBand="0" w:oddHBand="0" w:evenHBand="0" w:firstRowFirstColumn="0" w:firstRowLastColumn="0" w:lastRowFirstColumn="0" w:lastRowLastColumn="0"/>
-            <w:tcW w:w="3114" w:type="dxa"/>
-          </w:tcPr>
-          <w:p>
-            <w:pPr>
-              <w:pStyle w:val="Sinespaciado"/>
-              <w:spacing w:line="360" w:lineRule="auto"/>
-              <w:rPr>
-                <w:sz w:val="22"/>
-                <w:szCs w:val="22"/>
-              </w:rPr>
-            </w:pPr>
-            <w:r>
-              <w:rPr>
-                <w:sz w:val="22"/>
-                <w:szCs w:val="22"/>
-              </w:rPr>
-              <w:t>Motor de Reglas de Precio</w:t>
-            </w:r>
-          </w:p>
-        </w:tc>
-        <w:tc>
-          <w:tcPr>
-            <w:tcW w:w="5812" w:type="dxa"/>
-          </w:tcPr>
-          <w:p>
-            <w:pPr>
-              <w:pStyle w:val="Sinespaciado"/>
-              <w:spacing w:line="360" w:lineRule="auto"/>
-              <w:cnfStyle w:val="000000000000" w:firstRow="0" w:lastRow="0" w:firstColumn="0" w:lastColumn="0" w:oddVBand="0" w:evenVBand="0" w:oddHBand="0" w:evenHBand="0" w:firstRowFirstColumn="0" w:firstRowLastColumn="0" w:lastRowFirstColumn="0" w:lastRowLastColumn="0"/>
-              <w:rPr>
-                <w:sz w:val="22"/>
-                <w:szCs w:val="22"/>
-              </w:rPr>
-            </w:pPr>
-            <w:r>
-              <w:rPr>
-                <w:sz w:val="22"/>
-                <w:szCs w:val="22"/>
-              </w:rPr>
-              <w:t>Algoritmo que lee el perfil del usuario autenticado y aplica dinámicamente las condiciones comerciales preaprobadas, descuentos por volumen y líneas de crédito.</w:t>
-            </w:r>
-          </w:p>
-        </w:tc>
-      </w:tr>
-      <w:tr>
-        <w:tc>
-          <w:tcPr>
-            <w:cnfStyle w:val="001000000000" w:firstRow="0" w:lastRow="0" w:firstColumn="1" w:lastColumn="0" w:oddVBand="0" w:evenVBand="0" w:oddHBand="0" w:evenHBand="0" w:firstRowFirstColumn="0" w:firstRowLastColumn="0" w:lastRowFirstColumn="0" w:lastRowLastColumn="0"/>
-            <w:tcW w:w="3114" w:type="dxa"/>
-          </w:tcPr>
-          <w:p>
-            <w:pPr>
-              <w:pStyle w:val="Sinespaciado"/>
-              <w:spacing w:line="360" w:lineRule="auto"/>
-              <w:rPr>
-                <w:sz w:val="22"/>
-                <w:szCs w:val="22"/>
-              </w:rPr>
-            </w:pPr>
-            <w:r>
-              <w:rPr>
-                <w:sz w:val="22"/>
-                <w:szCs w:val="22"/>
-              </w:rPr>
-              <w:t>Generador de Cotizaciones</w:t>
-            </w:r>
-          </w:p>
-        </w:tc>
-        <w:tc>
-          <w:tcPr>
-            <w:tcW w:w="5812" w:type="dxa"/>
-          </w:tcPr>
-          <w:p>
-            <w:pPr>
-              <w:pStyle w:val="Sinespaciado"/>
-              <w:spacing w:line="360" w:lineRule="auto"/>
-              <w:cnfStyle w:val="000000000000" w:firstRow="0" w:lastRow="0" w:firstColumn="0" w:lastColumn="0" w:oddVBand="0" w:evenVBand="0" w:oddHBand="0" w:evenHBand="0" w:firstRowFirstColumn="0" w:firstRowLastColumn="0" w:lastRowFirstColumn="0" w:lastRowLastColumn="0"/>
-              <w:rPr>
-                <w:sz w:val="22"/>
-                <w:szCs w:val="22"/>
-              </w:rPr>
-            </w:pPr>
-            <w:r>
-              <w:rPr>
-                <w:sz w:val="22"/>
-                <w:szCs w:val="22"/>
-              </w:rPr>
-              <w:t>Herramienta de autogestión que permite al cliente corporativo exportar proformas formales directamente desde la plataforma sin intervención de un asesor.</w:t>
-            </w:r>
-          </w:p>
-        </w:tc>
-      </w:tr>
-      <w:tr>
-        <w:tc>
-          <w:tcPr>
-            <w:cnfStyle w:val="001000000000" w:firstRow="0" w:lastRow="0" w:firstColumn="1" w:lastColumn="0" w:oddVBand="0" w:evenVBand="0" w:oddHBand="0" w:evenHBand="0" w:firstRowFirstColumn="0" w:firstRowLastColumn="0" w:lastRowFirstColumn="0" w:lastRowLastColumn="0"/>
-            <w:tcW w:w="3114" w:type="dxa"/>
-          </w:tcPr>
-          <w:p>
-            <w:pPr>
-              <w:pStyle w:val="Sinespaciado"/>
-              <w:spacing w:line="360" w:lineRule="auto"/>
-              <w:rPr>
-                <w:sz w:val="22"/>
-                <w:szCs w:val="22"/>
-              </w:rPr>
-            </w:pPr>
-            <w:r>
-              <w:rPr>
-                <w:sz w:val="22"/>
-                <w:szCs w:val="22"/>
-              </w:rPr>
-              <w:t>Gestión de Órdenes (OMS)</w:t>
-            </w:r>
-          </w:p>
-        </w:tc>
-        <w:tc>
-          <w:tcPr>
-            <w:tcW w:w="5812" w:type="dxa"/>
-          </w:tcPr>
-          <w:p>
-            <w:pPr>
-              <w:pStyle w:val="Sinespaciado"/>
-              <w:spacing w:line="360" w:lineRule="auto"/>
-              <w:cnfStyle w:val="000000000000" w:firstRow="0" w:lastRow="0" w:firstColumn="0" w:lastColumn="0" w:oddVBand="0" w:evenVBand="0" w:oddHBand="0" w:evenHBand="0" w:firstRowFirstColumn="0" w:firstRowLastColumn="0" w:lastRowFirstColumn="0" w:lastRowLastColumn="0"/>
-              <w:rPr>
-                <w:sz w:val="22"/>
-                <w:szCs w:val="22"/>
-              </w:rPr>
-            </w:pPr>
-            <w:r>
-              <w:rPr>
-                <w:sz w:val="22"/>
-                <w:szCs w:val="22"/>
-              </w:rPr>
-              <w:t>Módulo transaccional (</w:t>
-            </w:r>
-            <w:proofErr w:type="spellStart"/>
-            <w:r>
-              <w:rPr>
-                <w:sz w:val="22"/>
-                <w:szCs w:val="22"/>
-              </w:rPr>
-              <w:t>Order</w:t>
-            </w:r>
-            <w:proofErr w:type="spellEnd"/>
-            <w:r>
-              <w:rPr>
-                <w:sz w:val="22"/>
-                <w:szCs w:val="22"/>
-              </w:rPr>
-              <w:t xml:space="preserve"> Management </w:t>
-            </w:r>
-            <w:proofErr w:type="spellStart"/>
-            <w:r>
-              <w:rPr>
-                <w:sz w:val="22"/>
-                <w:szCs w:val="22"/>
-              </w:rPr>
-              <w:t>System</w:t>
-            </w:r>
-            <w:proofErr w:type="spellEnd"/>
-            <w:r>
-              <w:rPr>
-                <w:sz w:val="22"/>
-                <w:szCs w:val="22"/>
-              </w:rPr>
-              <w:t xml:space="preserve">) para el registro, trazabilidad y cambio de estados (procesamiento, facturado, despachado) de los pedidos. </w:t>
-            </w:r>
-          </w:p>
-        </w:tc>
-      </w:tr>
-      <w:tr>
-        <w:tc>
-          <w:tcPr>
-            <w:cnfStyle w:val="001000000000" w:firstRow="0" w:lastRow="0" w:firstColumn="1" w:lastColumn="0" w:oddVBand="0" w:evenVBand="0" w:oddHBand="0" w:evenHBand="0" w:firstRowFirstColumn="0" w:firstRowLastColumn="0" w:lastRowFirstColumn="0" w:lastRowLastColumn="0"/>
-            <w:tcW w:w="3114" w:type="dxa"/>
-          </w:tcPr>
-          <w:p>
-            <w:pPr>
-              <w:pStyle w:val="Sinespaciado"/>
-              <w:spacing w:line="360" w:lineRule="auto"/>
-              <w:rPr>
-                <w:sz w:val="22"/>
-                <w:szCs w:val="22"/>
-              </w:rPr>
-            </w:pPr>
-            <w:proofErr w:type="spellStart"/>
-            <w:r>
-              <w:rPr>
-                <w:sz w:val="22"/>
-                <w:szCs w:val="22"/>
-              </w:rPr>
-              <w:t>Backoffice</w:t>
-            </w:r>
-            <w:proofErr w:type="spellEnd"/>
-            <w:r>
-              <w:rPr>
-                <w:sz w:val="22"/>
-                <w:szCs w:val="22"/>
-              </w:rPr>
-              <w:t xml:space="preserve"> de Administración</w:t>
-            </w:r>
-          </w:p>
-        </w:tc>
-        <w:tc>
-          <w:tcPr>
-            <w:tcW w:w="5812" w:type="dxa"/>
-          </w:tcPr>
-          <w:p>
-            <w:pPr>
-              <w:pStyle w:val="Sinespaciado"/>
-              <w:spacing w:line="360" w:lineRule="auto"/>
-              <w:cnfStyle w:val="000000000000" w:firstRow="0" w:lastRow="0" w:firstColumn="0" w:lastColumn="0" w:oddVBand="0" w:evenVBand="0" w:oddHBand="0" w:evenHBand="0" w:firstRowFirstColumn="0" w:firstRowLastColumn="0" w:lastRowFirstColumn="0" w:lastRowLastColumn="0"/>
-              <w:rPr>
-                <w:sz w:val="22"/>
-                <w:szCs w:val="22"/>
-              </w:rPr>
-            </w:pPr>
-            <w:r>
-              <w:rPr>
-                <w:sz w:val="22"/>
-                <w:szCs w:val="22"/>
-              </w:rPr>
-              <w:t>Panel de control centralizado para que el personal de Retail El Salvador gestione altas/bajas de productos, perfiles de clientes corporativos y parámetros del sistema.</w:t>
-            </w:r>
-          </w:p>
-        </w:tc>
-      </w:tr>
-    </w:tbl>
-    <w:p>
-      <w:pPr>
-        <w:ind w:firstLine="0"/>
-        <w:jc w:val="center"/>
-        <w:rPr>
-          <w:i/>
-          <w:iCs/>
-          <w:sz w:val="20"/>
-          <w:szCs w:val="20"/>
-        </w:rPr>
-      </w:pPr>
-      <w:r>
-        <w:rPr>
-          <w:i/>
-          <w:iCs/>
-          <w:sz w:val="20"/>
-          <w:szCs w:val="20"/>
-        </w:rPr>
-        <w:t xml:space="preserve">Tabla </w:t>
-      </w:r>
-      <w:r>
-        <w:rPr>
-          <w:i/>
-          <w:iCs/>
-          <w:sz w:val="20"/>
-          <w:szCs w:val="20"/>
-        </w:rPr>
-        <w:t>7</w:t>
-      </w:r>
-      <w:r>
-        <w:rPr>
-          <w:i/>
-          <w:iCs/>
-          <w:sz w:val="20"/>
-          <w:szCs w:val="20"/>
-        </w:rPr>
-        <w:t xml:space="preserve">: </w:t>
-      </w:r>
-      <w:r>
-        <w:rPr>
-          <w:i/>
-          <w:iCs/>
-          <w:sz w:val="20"/>
-          <w:szCs w:val="20"/>
-        </w:rPr>
-        <w:t>Estructura modular de la propuesta E-</w:t>
-      </w:r>
-      <w:proofErr w:type="spellStart"/>
-      <w:r>
-        <w:rPr>
-          <w:i/>
-          <w:iCs/>
-          <w:sz w:val="20"/>
-          <w:szCs w:val="20"/>
-        </w:rPr>
-        <w:t>comerce</w:t>
-      </w:r>
-      <w:proofErr w:type="spellEnd"/>
-    </w:p>
-    <w:p>
-      <w:pPr>
-        <w:ind w:firstLine="0"/>
-      </w:pPr>
-    </w:p>
-    <w:p>
-      <w:pPr>
-        <w:spacing w:line="360" w:lineRule="auto"/>
-      </w:pPr>
-      <w:r>
-        <w:t>Si bien</w:t>
-      </w:r>
-      <w:r>
-        <w:t xml:space="preserve"> para este proyecto académico solo se contemplara </w:t>
-      </w:r>
-      <w:proofErr w:type="spellStart"/>
-      <w:r>
-        <w:t>el</w:t>
-      </w:r>
-      <w:proofErr w:type="spellEnd"/>
-      <w:r>
-        <w:t xml:space="preserve"> desarrollo de</w:t>
-      </w:r>
-      <w:r>
-        <w:t xml:space="preserve"> una fase inicial (MVP) </w:t>
-      </w:r>
-      <w:r>
-        <w:t xml:space="preserve">con </w:t>
-      </w:r>
-      <w:r>
-        <w:t xml:space="preserve">el uso de un gestor de contenidos como WordPress integrado con </w:t>
-      </w:r>
-      <w:proofErr w:type="spellStart"/>
-      <w:r>
-        <w:t>WooCommerce</w:t>
-      </w:r>
-      <w:proofErr w:type="spellEnd"/>
-      <w:r>
-        <w:t xml:space="preserve"> debido a su rapidez de despliegue, esta arquitectura presenta limitaciones de escalabilidad para el modelo B2B proyectado. Los </w:t>
-      </w:r>
-      <w:proofErr w:type="spellStart"/>
-      <w:r>
-        <w:t>plugins</w:t>
-      </w:r>
-      <w:proofErr w:type="spellEnd"/>
-      <w:r>
-        <w:t xml:space="preserve"> comerciales de comercio electrónico no están optimizados para gestionar de forma nativa líneas de crédito complejas, precios corporativos multinivel ni validaciones de Acuerdos de Nivel de Servicio.</w:t>
-      </w:r>
-    </w:p>
-    <w:p>
-      <w:pPr>
-        <w:spacing w:line="360" w:lineRule="auto"/>
-      </w:pPr>
-    </w:p>
-    <w:p>
-      <w:pPr>
-        <w:spacing w:line="360" w:lineRule="auto"/>
-      </w:pPr>
-      <w:r>
-        <w:t xml:space="preserve">Por lo tanto, </w:t>
-      </w:r>
-      <w:r>
-        <w:t>con una</w:t>
-      </w:r>
-      <w:r>
-        <w:t xml:space="preserve"> visión tecnológica a mediano plazo </w:t>
-      </w:r>
-      <w:r>
-        <w:t>se recomendará</w:t>
-      </w:r>
-      <w:r>
-        <w:t xml:space="preserve"> el diseño de un sistema modular a la medida. Se propone la transición hacia una arquitectura orientada a microservicios utilizando un </w:t>
-      </w:r>
-      <w:proofErr w:type="spellStart"/>
-      <w:r>
-        <w:t>backend</w:t>
-      </w:r>
-      <w:proofErr w:type="spellEnd"/>
-      <w:r>
-        <w:t xml:space="preserve"> robusto basado en Java y Spring Boot, acoplado a un </w:t>
-      </w:r>
-      <w:proofErr w:type="spellStart"/>
-      <w:r>
-        <w:t>frontend</w:t>
-      </w:r>
-      <w:proofErr w:type="spellEnd"/>
-      <w:r>
-        <w:t xml:space="preserve"> </w:t>
-      </w:r>
-      <w:r>
-        <w:lastRenderedPageBreak/>
-        <w:t xml:space="preserve">dinámico desarrollado en </w:t>
-      </w:r>
-      <w:proofErr w:type="spellStart"/>
-      <w:r>
-        <w:t>React</w:t>
-      </w:r>
-      <w:proofErr w:type="spellEnd"/>
-      <w:r>
-        <w:t xml:space="preserve"> o Angular. Esta infraestructura técnica permitirá exponer y consumir </w:t>
-      </w:r>
-      <w:proofErr w:type="spellStart"/>
-      <w:r>
-        <w:t>APIs</w:t>
-      </w:r>
-      <w:proofErr w:type="spellEnd"/>
-      <w:r>
-        <w:t xml:space="preserve"> </w:t>
-      </w:r>
-      <w:proofErr w:type="spellStart"/>
-      <w:r>
-        <w:t>RESTful</w:t>
-      </w:r>
-      <w:proofErr w:type="spellEnd"/>
-      <w:r>
-        <w:t xml:space="preserve"> de manera segura, facilitando una futura integración en tiempo real con el sistema ERP o las bases de datos regionales de la empresa. Esto garantizará la sincronización automatizada de inventarios, facturación y estados de cuenta, eliminando definitivamente la intervención manual.</w:t>
-      </w:r>
-    </w:p>
-    <w:p>
-      <w:pPr>
-        <w:ind w:firstLine="0"/>
-      </w:pPr>
-    </w:p>
-    <w:p>
-      <w:pPr>
-        <w:pStyle w:val="Ttulo2"/>
-        <w:spacing w:line="360" w:lineRule="auto"/>
-        <w:rPr>
-          <w:rFonts w:cs="Times New Roman"/>
-          <w:szCs w:val="24"/>
-        </w:rPr>
-      </w:pPr>
-      <w:bookmarkStart w:id="17" w:name="_Toc238563467"/>
-      <w:r>
-        <w:rPr>
-          <w:rFonts w:cs="Times New Roman"/>
-          <w:szCs w:val="24"/>
-        </w:rPr>
-        <w:t>Funcionamiento de propuesta.</w:t>
-      </w:r>
-      <w:bookmarkEnd w:id="17"/>
-    </w:p>
-    <w:p>
-      <w:pPr>
-        <w:spacing w:line="360" w:lineRule="auto"/>
-      </w:pPr>
-      <w:r>
-        <w:t xml:space="preserve">El funcionamiento de la plataforma iniciaría con una </w:t>
-      </w:r>
-      <w:proofErr w:type="spellStart"/>
-      <w:r>
-        <w:t>WebStore</w:t>
-      </w:r>
-      <w:proofErr w:type="spellEnd"/>
-      <w:r>
-        <w:t xml:space="preserve"> de acceso público, donde los visitantes podrán consultar el catálogo de productos y conocer las soluciones ofrecidas por Retail El Salvador. Cada producto contará con información que permita al usuario conocer sus características y determinar si responde a sus necesidades.</w:t>
-      </w:r>
-    </w:p>
-    <w:p>
-      <w:pPr>
-        <w:spacing w:line="360" w:lineRule="auto"/>
-      </w:pPr>
-      <w:r>
-        <w:t>Para los clientes empresariales y revendedores se habilitaría un sistema de cuentas de usuario, mediante el cual podrán ingresar a un espacio personalizado. Dependiendo de las condiciones comerciales establecidas con cada cliente, este espacio podría mostrar información como precios acordados, disponibilidad de productos y opciones para solicitar cotizaciones o realizar órdenes de compra.</w:t>
-      </w:r>
-    </w:p>
-    <w:p>
-      <w:pPr>
-        <w:spacing w:line="360" w:lineRule="auto"/>
-      </w:pPr>
-    </w:p>
-    <w:p>
-      <w:pPr>
-        <w:spacing w:line="360" w:lineRule="auto"/>
-        <w:ind w:firstLine="0"/>
-      </w:pPr>
-      <w:r>
-        <w:t>El diseño del flujo transaccional de la plataforma está orientado a minimizar la fricción en el proceso de compra corporativa y reducir la carga de soporte manual en la sucursal. A nivel de sistema, el proceso comercial sigue una arquitectura lógica de enrutamiento y validación:</w:t>
-      </w:r>
-    </w:p>
-    <w:p>
-      <w:pPr>
-        <w:spacing w:line="360" w:lineRule="auto"/>
-        <w:ind w:firstLine="0"/>
-      </w:pPr>
-    </w:p>
-    <w:p>
-      <w:pPr>
-        <w:pStyle w:val="Prrafodelista"/>
-        <w:numPr>
-          <w:ilvl w:val="0"/>
-          <w:numId w:val="21"/>
-        </w:numPr>
-        <w:spacing w:line="360" w:lineRule="auto"/>
-      </w:pPr>
-      <w:r>
-        <w:t xml:space="preserve">Punto de Entrada y Enrutamiento: El usuario ingresa a la plataforma. Si es un usuario B2C (no registrado), el sistema lo enruta a la </w:t>
-      </w:r>
-      <w:proofErr w:type="spellStart"/>
-      <w:r>
-        <w:t>WebStore</w:t>
-      </w:r>
-      <w:proofErr w:type="spellEnd"/>
-      <w:r>
-        <w:t xml:space="preserve"> pública, mostrando precios de lista estándar y métodos de pago al contado. </w:t>
-      </w:r>
-    </w:p>
-    <w:p>
-      <w:pPr>
-        <w:pStyle w:val="Prrafodelista"/>
-        <w:numPr>
-          <w:ilvl w:val="0"/>
-          <w:numId w:val="21"/>
-        </w:numPr>
-        <w:spacing w:line="360" w:lineRule="auto"/>
-      </w:pPr>
-      <w:r>
-        <w:t xml:space="preserve">Autenticación Corporativa (Login): Si es un cliente empresarial (B2B), ingresa sus credenciales. El módulo de autenticación consulta la base de datos, valida el estado de la cuenta y despliega el Portal Corporativo. </w:t>
-      </w:r>
-    </w:p>
-    <w:p>
-      <w:pPr>
-        <w:pStyle w:val="Prrafodelista"/>
-        <w:numPr>
-          <w:ilvl w:val="0"/>
-          <w:numId w:val="21"/>
-        </w:numPr>
-        <w:spacing w:line="360" w:lineRule="auto"/>
-      </w:pPr>
-      <w:r>
-        <w:t xml:space="preserve">Despliegue de Reglas de Negocio: Una vez autenticado, la base de datos cruza el ID del cliente con sus parámetros comerciales. La interfaz se actualiza dinámicamente para mostrar los precios corporativos acordados, el inventario reservado y el saldo de su línea de crédito. </w:t>
-      </w:r>
-    </w:p>
-    <w:p>
-      <w:pPr>
-        <w:pStyle w:val="Prrafodelista"/>
-        <w:numPr>
-          <w:ilvl w:val="0"/>
-          <w:numId w:val="21"/>
-        </w:numPr>
-        <w:spacing w:line="360" w:lineRule="auto"/>
-      </w:pPr>
-      <w:r>
-        <w:lastRenderedPageBreak/>
-        <w:t xml:space="preserve">Procesamiento de Solicitudes: El cliente selecciona los equipos industriales requeridos. El sistema le permite bifurcar la acción: generar una cotización formal en PDF para aprobación de su departamento de compras, o procesar directamente una orden de pedido. </w:t>
-      </w:r>
-    </w:p>
-    <w:p>
-      <w:pPr>
-        <w:pStyle w:val="Prrafodelista"/>
-        <w:numPr>
-          <w:ilvl w:val="0"/>
-          <w:numId w:val="21"/>
-        </w:numPr>
-        <w:spacing w:line="360" w:lineRule="auto"/>
-      </w:pPr>
-      <w:r>
-        <w:t>Orquestación del Pedido: Al confirmar la orden, el sistema ajusta el inventario lógico, registra la transacción en el panel de administración (</w:t>
-      </w:r>
-      <w:proofErr w:type="spellStart"/>
-      <w:r>
-        <w:t>Backoffice</w:t>
-      </w:r>
-      <w:proofErr w:type="spellEnd"/>
-      <w:r>
-        <w:t xml:space="preserve">) y genera alertas automáticas para que el equipo local de Retail El Salvador proceda con el despacho y la facturación, respetando las opciones de entrega seleccionadas. </w:t>
-      </w:r>
-    </w:p>
-    <w:p>
-      <w:pPr>
-        <w:spacing w:line="360" w:lineRule="auto"/>
-        <w:ind w:firstLine="0"/>
-      </w:pPr>
-    </w:p>
-    <w:p>
-      <w:pPr>
-        <w:spacing w:line="360" w:lineRule="auto"/>
-      </w:pPr>
-    </w:p>
-    <w:p>
-      <w:pPr>
-        <w:spacing w:line="360" w:lineRule="auto"/>
-        <w:ind w:firstLine="0"/>
-      </w:pPr>
-      <w:r>
-        <w:t>El proceso comercial podría desarrollarse de la siguiente manera:</w:t>
-      </w:r>
-    </w:p>
-    <w:p>
-      <w:pPr>
-        <w:spacing w:line="360" w:lineRule="auto"/>
-        <w:ind w:firstLine="0"/>
-      </w:pPr>
-    </w:p>
-    <w:p>
-      <w:pPr>
-        <w:spacing w:line="360" w:lineRule="auto"/>
-        <w:ind w:firstLine="0"/>
-      </w:pPr>
-      <w:r>
-        <w:rPr>
-          <w:noProof/>
-        </w:rPr>
-        <w:drawing>
-          <wp:inline distT="0" distB="0" distL="0" distR="0" wp14:anchorId="1C2300DF" wp14:editId="2A719ECF">
-            <wp:extent cx="5486400" cy="3200400"/>
-            <wp:effectExtent l="0" t="0" r="0" b="0"/>
-            <wp:docPr id="1082261983" name="Diagrama 1"/>
-            <wp:cNvGraphicFramePr/>
-            <a:graphic xmlns:a="http://schemas.openxmlformats.org/drawingml/2006/main">
-              <a:graphicData uri="http://schemas.openxmlformats.org/drawingml/2006/diagram">
-                <dgm:relIds xmlns:dgm="http://schemas.openxmlformats.org/drawingml/2006/diagram" xmlns:r="http://schemas.openxmlformats.org/officeDocument/2006/relationships" r:dm="rId11" r:lo="rId12" r:qs="rId13" r:cs="rId14"/>
-              </a:graphicData>
-            </a:graphic>
-          </wp:inline>
-        </w:drawing>
-      </w:r>
-    </w:p>
-    <w:p>
-      <w:pPr>
-        <w:spacing w:line="360" w:lineRule="auto"/>
-      </w:pPr>
-    </w:p>
-    <w:p>
-      <w:pPr>
-        <w:spacing w:line="360" w:lineRule="auto"/>
-      </w:pPr>
-      <w:r>
-        <w:t>Este flujo permitiría trasladar una parte importante de las actividades comerciales hacia un entorno digital, reduciendo la necesidad de realizar cada consulta y solicitud mediante comunicación directa con el personal de la sucursal.</w:t>
-      </w:r>
-    </w:p>
-    <w:p>
-      <w:pPr>
-        <w:spacing w:line="360" w:lineRule="auto"/>
-      </w:pPr>
-    </w:p>
-    <w:p>
-      <w:pPr>
-        <w:spacing w:line="360" w:lineRule="auto"/>
-      </w:pPr>
-    </w:p>
-    <w:p>
-      <w:pPr>
-        <w:spacing w:line="360" w:lineRule="auto"/>
-      </w:pPr>
-    </w:p>
-    <w:p>
-      <w:pPr>
-        <w:pStyle w:val="Ttulo2"/>
-        <w:spacing w:line="360" w:lineRule="auto"/>
-        <w:rPr>
-          <w:rFonts w:cs="Times New Roman"/>
-          <w:szCs w:val="24"/>
-        </w:rPr>
-      </w:pPr>
-      <w:bookmarkStart w:id="18" w:name="_Toc238563468"/>
-      <w:r>
-        <w:rPr>
-          <w:rFonts w:cs="Times New Roman"/>
-          <w:szCs w:val="24"/>
-        </w:rPr>
-        <w:lastRenderedPageBreak/>
-        <w:t>Redes sociales y canales digitales</w:t>
-      </w:r>
-      <w:bookmarkEnd w:id="18"/>
     </w:p>
     <w:p/>
     <w:p>
@@ -7339,11 +6070,11 @@
       <w:pPr>
         <w:pStyle w:val="Ttulo1"/>
       </w:pPr>
-      <w:bookmarkStart w:id="19" w:name="_Toc238563469"/>
+      <w:bookmarkStart w:id="17" w:name="_Toc238907753"/>
       <w:r>
         <w:t>Análisis FODA</w:t>
       </w:r>
-      <w:bookmarkEnd w:id="19"/>
+      <w:bookmarkEnd w:id="17"/>
     </w:p>
     <w:p>
       <w:pPr>
@@ -7353,10 +6084,7 @@
         </w:rPr>
       </w:pPr>
       <w:r>
-        <w:t xml:space="preserve">El presente análisis FODA evalúa la viabilidad, los riesgos operativos y el entorno estratégico que influirán en la implementación de la plataforma transaccional dual (B2B/B2C) para Retail El Salvador, S.A. de </w:t>
-      </w:r>
-      <w:r>
-        <w:t>C.V.</w:t>
+        <w:t>El presente análisis FODA evalúa la viabilidad, los riesgos operativos y el entorno estratégico que influirán en la implementación de la plataforma transaccional dual (B2B/B2C) para Retail El Salvador, S.A. de C.V.</w:t>
       </w:r>
     </w:p>
     <w:p>
@@ -7896,7 +6624,7 @@
           <w:szCs w:val="24"/>
         </w:rPr>
       </w:pPr>
-      <w:bookmarkStart w:id="20" w:name="_Toc238563470"/>
+      <w:bookmarkStart w:id="18" w:name="_Toc238907754"/>
       <w:r>
         <w:rPr>
           <w:rFonts w:cs="Times New Roman"/>
@@ -7905,7 +6633,7 @@
         <w:lastRenderedPageBreak/>
         <w:t>Conclusiones</w:t>
       </w:r>
-      <w:bookmarkEnd w:id="20"/>
+      <w:bookmarkEnd w:id="18"/>
     </w:p>
     <w:p/>
     <w:p>
@@ -7994,7 +6722,7 @@
           <w:szCs w:val="24"/>
         </w:rPr>
       </w:pPr>
-      <w:bookmarkStart w:id="21" w:name="_Toc238563471"/>
+      <w:bookmarkStart w:id="19" w:name="_Toc238907755"/>
       <w:r>
         <w:rPr>
           <w:rFonts w:cs="Times New Roman"/>
@@ -8003,7 +6731,7 @@
         <w:lastRenderedPageBreak/>
         <w:t>Bibliografía</w:t>
       </w:r>
-      <w:bookmarkEnd w:id="21"/>
+      <w:bookmarkEnd w:id="19"/>
     </w:p>
     <w:p/>
     <w:p>
@@ -8053,7 +6781,7 @@
       <w:r>
         <w:t xml:space="preserve"> Recuperado de </w:t>
       </w:r>
-      <w:hyperlink r:id="rId16" w:tgtFrame="_blank" w:history="1">
+      <w:hyperlink r:id="rId11" w:tgtFrame="_blank" w:history="1">
         <w:r>
           <w:rPr>
             <w:rStyle w:val="Hipervnculo"/>
@@ -8098,7 +6826,7 @@
       <w:r>
         <w:t xml:space="preserve">, Gobierno de El Salvador. Recuperado de </w:t>
       </w:r>
-      <w:hyperlink r:id="rId17" w:history="1">
+      <w:hyperlink r:id="rId12" w:history="1">
         <w:r>
           <w:rPr>
             <w:rStyle w:val="Hipervnculo"/>
@@ -8136,7 +6864,7 @@
       <w:r>
         <w:t xml:space="preserve"> Recuperado de </w:t>
       </w:r>
-      <w:hyperlink r:id="rId18" w:tgtFrame="_blank" w:history="1">
+      <w:hyperlink r:id="rId13" w:tgtFrame="_blank" w:history="1">
         <w:r>
           <w:rPr>
             <w:rStyle w:val="Hipervnculo"/>
@@ -8204,7 +6932,7 @@
       <w:r>
         <w:t xml:space="preserve"> Recuperado de </w:t>
       </w:r>
-      <w:hyperlink r:id="rId19" w:tgtFrame="_blank" w:history="1">
+      <w:hyperlink r:id="rId14" w:tgtFrame="_blank" w:history="1">
         <w:r>
           <w:rPr>
             <w:rStyle w:val="Hipervnculo"/>
@@ -8229,7 +6957,7 @@
       </w:pPr>
     </w:p>
     <w:sectPr>
-      <w:footerReference w:type="default" r:id="rId20"/>
+      <w:footerReference w:type="default" r:id="rId15"/>
       <w:pgSz w:w="12240" w:h="15840"/>
       <w:pgMar w:top="1361" w:right="1361" w:bottom="1361" w:left="1361" w:header="708" w:footer="708" w:gutter="0"/>
       <w:pgNumType w:start="3"/>
@@ -8241,7 +6969,7 @@
 </file>
 
 <file path=word/endnotes.xml><?xml version="1.0" encoding="utf-8"?>
-<w:endnotes xmlns:wpc="http://schemas.microsoft.com/office/word/2010/wordprocessingCanvas" xmlns:cx="http://schemas.microsoft.com/office/drawing/2014/chartex" xmlns:cx1="http://schemas.microsoft.com/office/drawing/2015/9/8/chartex" xmlns:cx2="http://schemas.microsoft.com/office/drawing/2015/10/21/chartex" xmlns:cx3="http://schemas.microsoft.com/office/drawing/2016/5/9/chartex" xmlns:cx4="http://schemas.microsoft.com/office/drawing/2016/5/10/chartex" xmlns:cx5="http://schemas.microsoft.com/office/drawing/2016/5/11/chartex" xmlns:cx6="http://schemas.microsoft.com/office/drawing/2016/5/12/chartex" xmlns:cx7="http://schemas.microsoft.com/office/drawing/2016/5/13/chartex" xmlns:cx8="http://schemas.microsoft.com/office/drawing/2016/5/14/chartex" xmlns:mc="http://schemas.openxmlformats.org/markup-compatibility/2006" xmlns:aink="http://schemas.microsoft.com/office/drawing/2016/ink" xmlns:am3d="http://schemas.microsoft.com/office/drawing/2017/model3d" xmlns:o="urn:schemas-microsoft-com:office:office" xmlns:oel="http://schemas.microsoft.com/office/2019/extlst" xmlns:r="http://schemas.openxmlformats.org/officeDocument/2006/relationships" xmlns:m="http://schemas.openxmlformats.org/officeDocument/2006/math" xmlns:v="urn:schemas-microsoft-com:vml" xmlns:wp14="http://schemas.microsoft.com/office/word/2010/wordprocessingDrawing" xmlns:wp="http://schemas.openxmlformats.org/drawingml/2006/wordprocessingDrawing" xmlns:w10="urn:schemas-microsoft-com:office:word" xmlns:w="http://schemas.openxmlformats.org/wordprocessingml/2006/main" xmlns:w14="http://schemas.microsoft.com/office/word/2010/wordml" xmlns:w15="http://schemas.microsoft.com/office/word/2012/wordml" xmlns:w16cex="http://schemas.microsoft.com/office/word/2018/wordml/cex" xmlns:w16cid="http://schemas.microsoft.com/office/word/2016/wordml/cid" xmlns:w16="http://schemas.microsoft.com/office/word/2018/wordml" xmlns:w16du="http://schemas.microsoft.com/office/word/2023/wordml/word16du" xmlns:w16sdtdh="http://schemas.microsoft.com/office/word/2020/wordml/sdtdatahash" xmlns:w16sdtfl="http://schemas.microsoft.com/office/word/2024/wordml/sdtformatlock" xmlns:w16se="http://schemas.microsoft.com/office/word/2015/wordml/symex" xmlns:wpg="http://schemas.microsoft.com/office/word/2010/wordprocessingGroup" xmlns:wpi="http://schemas.microsoft.com/office/word/2010/wordprocessingInk" xmlns:wne="http://schemas.microsoft.com/office/word/2006/wordml" xmlns:wps="http://schemas.microsoft.com/office/word/2010/wordprocessingShape" mc:Ignorable="w14 w15 w16se w16cid w16 w16cex w16sdtdh w16sdtfl w16du wp14">
+<w:endnotes xmlns:wpc="http://schemas.microsoft.com/office/word/2010/wordprocessingCanvas" xmlns:cx="http://schemas.microsoft.com/office/drawing/2014/chartex" xmlns:cx1="http://schemas.microsoft.com/office/drawing/2015/9/8/chartex" xmlns:cx2="http://schemas.microsoft.com/office/drawing/2015/10/21/chartex" xmlns:cx3="http://schemas.microsoft.com/office/drawing/2016/5/9/chartex" xmlns:cx4="http://schemas.microsoft.com/office/drawing/2016/5/10/chartex" xmlns:cx5="http://schemas.microsoft.com/office/drawing/2016/5/11/chartex" xmlns:cx6="http://schemas.microsoft.com/office/drawing/2016/5/12/chartex" xmlns:cx7="http://schemas.microsoft.com/office/drawing/2016/5/13/chartex" xmlns:cx8="http://schemas.microsoft.com/office/drawing/2016/5/14/chartex" xmlns:mc="http://schemas.openxmlformats.org/markup-compatibility/2006" xmlns:aink="http://schemas.microsoft.com/office/drawing/2016/ink" xmlns:am3d="http://schemas.microsoft.com/office/drawing/2017/model3d" xmlns:o="urn:schemas-microsoft-com:office:office" xmlns:r="http://schemas.openxmlformats.org/officeDocument/2006/relationships" xmlns:m="http://schemas.openxmlformats.org/officeDocument/2006/math" xmlns:v="urn:schemas-microsoft-com:vml" xmlns:wp14="http://schemas.microsoft.com/office/word/2010/wordprocessingDrawing" xmlns:wp="http://schemas.openxmlformats.org/drawingml/2006/wordprocessingDrawing" xmlns:w10="urn:schemas-microsoft-com:office:word" xmlns:w="http://schemas.openxmlformats.org/wordprocessingml/2006/main" xmlns:w14="http://schemas.microsoft.com/office/word/2010/wordml" xmlns:w15="http://schemas.microsoft.com/office/word/2012/wordml" xmlns:w16cex="http://schemas.microsoft.com/office/word/2018/wordml/cex" xmlns:w16cid="http://schemas.microsoft.com/office/word/2016/wordml/cid" xmlns:w16="http://schemas.microsoft.com/office/word/2018/wordml" xmlns:w16sdtdh="http://schemas.microsoft.com/office/word/2020/wordml/sdtdatahash" xmlns:w16se="http://schemas.microsoft.com/office/word/2015/wordml/symex" xmlns:wpg="http://schemas.microsoft.com/office/word/2010/wordprocessingGroup" xmlns:wpi="http://schemas.microsoft.com/office/word/2010/wordprocessingInk" xmlns:wne="http://schemas.microsoft.com/office/word/2006/wordml" xmlns:wps="http://schemas.microsoft.com/office/word/2010/wordprocessingShape" mc:Ignorable="w14 w15 w16se w16cid w16 w16cex w16sdtdh wp14">
   <w:endnote w:type="separator" w:id="-1">
     <w:p>
       <w:pPr>
@@ -8266,7 +6994,7 @@
 </file>
 
 <file path=word/footer1.xml><?xml version="1.0" encoding="utf-8"?>
-<w:ftr xmlns:wpc="http://schemas.microsoft.com/office/word/2010/wordprocessingCanvas" xmlns:cx="http://schemas.microsoft.com/office/drawing/2014/chartex" xmlns:cx1="http://schemas.microsoft.com/office/drawing/2015/9/8/chartex" xmlns:cx2="http://schemas.microsoft.com/office/drawing/2015/10/21/chartex" xmlns:cx3="http://schemas.microsoft.com/office/drawing/2016/5/9/chartex" xmlns:cx4="http://schemas.microsoft.com/office/drawing/2016/5/10/chartex" xmlns:cx5="http://schemas.microsoft.com/office/drawing/2016/5/11/chartex" xmlns:cx6="http://schemas.microsoft.com/office/drawing/2016/5/12/chartex" xmlns:cx7="http://schemas.microsoft.com/office/drawing/2016/5/13/chartex" xmlns:cx8="http://schemas.microsoft.com/office/drawing/2016/5/14/chartex" xmlns:mc="http://schemas.openxmlformats.org/markup-compatibility/2006" xmlns:aink="http://schemas.microsoft.com/office/drawing/2016/ink" xmlns:am3d="http://schemas.microsoft.com/office/drawing/2017/model3d" xmlns:o="urn:schemas-microsoft-com:office:office" xmlns:oel="http://schemas.microsoft.com/office/2019/extlst" xmlns:r="http://schemas.openxmlformats.org/officeDocument/2006/relationships" xmlns:m="http://schemas.openxmlformats.org/officeDocument/2006/math" xmlns:v="urn:schemas-microsoft-com:vml" xmlns:wp14="http://schemas.microsoft.com/office/word/2010/wordprocessingDrawing" xmlns:wp="http://schemas.openxmlformats.org/drawingml/2006/wordprocessingDrawing" xmlns:w10="urn:schemas-microsoft-com:office:word" xmlns:w="http://schemas.openxmlformats.org/wordprocessingml/2006/main" xmlns:w14="http://schemas.microsoft.com/office/word/2010/wordml" xmlns:w15="http://schemas.microsoft.com/office/word/2012/wordml" xmlns:w16cex="http://schemas.microsoft.com/office/word/2018/wordml/cex" xmlns:w16cid="http://schemas.microsoft.com/office/word/2016/wordml/cid" xmlns:w16="http://schemas.microsoft.com/office/word/2018/wordml" xmlns:w16du="http://schemas.microsoft.com/office/word/2023/wordml/word16du" xmlns:w16sdtdh="http://schemas.microsoft.com/office/word/2020/wordml/sdtdatahash" xmlns:w16sdtfl="http://schemas.microsoft.com/office/word/2024/wordml/sdtformatlock" xmlns:w16se="http://schemas.microsoft.com/office/word/2015/wordml/symex" xmlns:wpg="http://schemas.microsoft.com/office/word/2010/wordprocessingGroup" xmlns:wpi="http://schemas.microsoft.com/office/word/2010/wordprocessingInk" xmlns:wne="http://schemas.microsoft.com/office/word/2006/wordml" xmlns:wps="http://schemas.microsoft.com/office/word/2010/wordprocessingShape" mc:Ignorable="w14 w15 w16se w16cid w16 w16cex w16sdtdh w16sdtfl w16du wp14">
+<w:ftr xmlns:wpc="http://schemas.microsoft.com/office/word/2010/wordprocessingCanvas" xmlns:cx="http://schemas.microsoft.com/office/drawing/2014/chartex" xmlns:cx1="http://schemas.microsoft.com/office/drawing/2015/9/8/chartex" xmlns:cx2="http://schemas.microsoft.com/office/drawing/2015/10/21/chartex" xmlns:cx3="http://schemas.microsoft.com/office/drawing/2016/5/9/chartex" xmlns:cx4="http://schemas.microsoft.com/office/drawing/2016/5/10/chartex" xmlns:cx5="http://schemas.microsoft.com/office/drawing/2016/5/11/chartex" xmlns:cx6="http://schemas.microsoft.com/office/drawing/2016/5/12/chartex" xmlns:cx7="http://schemas.microsoft.com/office/drawing/2016/5/13/chartex" xmlns:cx8="http://schemas.microsoft.com/office/drawing/2016/5/14/chartex" xmlns:mc="http://schemas.openxmlformats.org/markup-compatibility/2006" xmlns:aink="http://schemas.microsoft.com/office/drawing/2016/ink" xmlns:am3d="http://schemas.microsoft.com/office/drawing/2017/model3d" xmlns:o="urn:schemas-microsoft-com:office:office" xmlns:r="http://schemas.openxmlformats.org/officeDocument/2006/relationships" xmlns:m="http://schemas.openxmlformats.org/officeDocument/2006/math" xmlns:v="urn:schemas-microsoft-com:vml" xmlns:wp14="http://schemas.microsoft.com/office/word/2010/wordprocessingDrawing" xmlns:wp="http://schemas.openxmlformats.org/drawingml/2006/wordprocessingDrawing" xmlns:w10="urn:schemas-microsoft-com:office:word" xmlns:w="http://schemas.openxmlformats.org/wordprocessingml/2006/main" xmlns:w14="http://schemas.microsoft.com/office/word/2010/wordml" xmlns:w15="http://schemas.microsoft.com/office/word/2012/wordml" xmlns:w16cex="http://schemas.microsoft.com/office/word/2018/wordml/cex" xmlns:w16cid="http://schemas.microsoft.com/office/word/2016/wordml/cid" xmlns:w16="http://schemas.microsoft.com/office/word/2018/wordml" xmlns:w16sdtdh="http://schemas.microsoft.com/office/word/2020/wordml/sdtdatahash" xmlns:w16se="http://schemas.microsoft.com/office/word/2015/wordml/symex" xmlns:wpg="http://schemas.microsoft.com/office/word/2010/wordprocessingGroup" xmlns:wpi="http://schemas.microsoft.com/office/word/2010/wordprocessingInk" xmlns:wne="http://schemas.microsoft.com/office/word/2006/wordml" xmlns:wps="http://schemas.microsoft.com/office/word/2010/wordprocessingShape" mc:Ignorable="w14 w15 w16se w16cid w16 w16cex w16sdtdh wp14">
   <w:p>
     <w:pPr>
       <w:pStyle w:val="Piedepgina"/>
@@ -8282,7 +7010,7 @@
 </file>
 
 <file path=word/footer2.xml><?xml version="1.0" encoding="utf-8"?>
-<w:ftr xmlns:wpc="http://schemas.microsoft.com/office/word/2010/wordprocessingCanvas" xmlns:cx="http://schemas.microsoft.com/office/drawing/2014/chartex" xmlns:cx1="http://schemas.microsoft.com/office/drawing/2015/9/8/chartex" xmlns:cx2="http://schemas.microsoft.com/office/drawing/2015/10/21/chartex" xmlns:cx3="http://schemas.microsoft.com/office/drawing/2016/5/9/chartex" xmlns:cx4="http://schemas.microsoft.com/office/drawing/2016/5/10/chartex" xmlns:cx5="http://schemas.microsoft.com/office/drawing/2016/5/11/chartex" xmlns:cx6="http://schemas.microsoft.com/office/drawing/2016/5/12/chartex" xmlns:cx7="http://schemas.microsoft.com/office/drawing/2016/5/13/chartex" xmlns:cx8="http://schemas.microsoft.com/office/drawing/2016/5/14/chartex" xmlns:mc="http://schemas.openxmlformats.org/markup-compatibility/2006" xmlns:aink="http://schemas.microsoft.com/office/drawing/2016/ink" xmlns:am3d="http://schemas.microsoft.com/office/drawing/2017/model3d" xmlns:o="urn:schemas-microsoft-com:office:office" xmlns:oel="http://schemas.microsoft.com/office/2019/extlst" xmlns:r="http://schemas.openxmlformats.org/officeDocument/2006/relationships" xmlns:m="http://schemas.openxmlformats.org/officeDocument/2006/math" xmlns:v="urn:schemas-microsoft-com:vml" xmlns:wp14="http://schemas.microsoft.com/office/word/2010/wordprocessingDrawing" xmlns:wp="http://schemas.openxmlformats.org/drawingml/2006/wordprocessingDrawing" xmlns:w10="urn:schemas-microsoft-com:office:word" xmlns:w="http://schemas.openxmlformats.org/wordprocessingml/2006/main" xmlns:w14="http://schemas.microsoft.com/office/word/2010/wordml" xmlns:w15="http://schemas.microsoft.com/office/word/2012/wordml" xmlns:w16cex="http://schemas.microsoft.com/office/word/2018/wordml/cex" xmlns:w16cid="http://schemas.microsoft.com/office/word/2016/wordml/cid" xmlns:w16="http://schemas.microsoft.com/office/word/2018/wordml" xmlns:w16du="http://schemas.microsoft.com/office/word/2023/wordml/word16du" xmlns:w16sdtdh="http://schemas.microsoft.com/office/word/2020/wordml/sdtdatahash" xmlns:w16sdtfl="http://schemas.microsoft.com/office/word/2024/wordml/sdtformatlock" xmlns:w16se="http://schemas.microsoft.com/office/word/2015/wordml/symex" xmlns:wpg="http://schemas.microsoft.com/office/word/2010/wordprocessingGroup" xmlns:wpi="http://schemas.microsoft.com/office/word/2010/wordprocessingInk" xmlns:wne="http://schemas.microsoft.com/office/word/2006/wordml" xmlns:wps="http://schemas.microsoft.com/office/word/2010/wordprocessingShape" mc:Ignorable="w14 w15 w16se w16cid w16 w16cex w16sdtdh w16sdtfl w16du wp14">
+<w:ftr xmlns:wpc="http://schemas.microsoft.com/office/word/2010/wordprocessingCanvas" xmlns:cx="http://schemas.microsoft.com/office/drawing/2014/chartex" xmlns:cx1="http://schemas.microsoft.com/office/drawing/2015/9/8/chartex" xmlns:cx2="http://schemas.microsoft.com/office/drawing/2015/10/21/chartex" xmlns:cx3="http://schemas.microsoft.com/office/drawing/2016/5/9/chartex" xmlns:cx4="http://schemas.microsoft.com/office/drawing/2016/5/10/chartex" xmlns:cx5="http://schemas.microsoft.com/office/drawing/2016/5/11/chartex" xmlns:cx6="http://schemas.microsoft.com/office/drawing/2016/5/12/chartex" xmlns:cx7="http://schemas.microsoft.com/office/drawing/2016/5/13/chartex" xmlns:cx8="http://schemas.microsoft.com/office/drawing/2016/5/14/chartex" xmlns:mc="http://schemas.openxmlformats.org/markup-compatibility/2006" xmlns:aink="http://schemas.microsoft.com/office/drawing/2016/ink" xmlns:am3d="http://schemas.microsoft.com/office/drawing/2017/model3d" xmlns:o="urn:schemas-microsoft-com:office:office" xmlns:r="http://schemas.openxmlformats.org/officeDocument/2006/relationships" xmlns:m="http://schemas.openxmlformats.org/officeDocument/2006/math" xmlns:v="urn:schemas-microsoft-com:vml" xmlns:wp14="http://schemas.microsoft.com/office/word/2010/wordprocessingDrawing" xmlns:wp="http://schemas.openxmlformats.org/drawingml/2006/wordprocessingDrawing" xmlns:w10="urn:schemas-microsoft-com:office:word" xmlns:w="http://schemas.openxmlformats.org/wordprocessingml/2006/main" xmlns:w14="http://schemas.microsoft.com/office/word/2010/wordml" xmlns:w15="http://schemas.microsoft.com/office/word/2012/wordml" xmlns:w16cex="http://schemas.microsoft.com/office/word/2018/wordml/cex" xmlns:w16cid="http://schemas.microsoft.com/office/word/2016/wordml/cid" xmlns:w16="http://schemas.microsoft.com/office/word/2018/wordml" xmlns:w16sdtdh="http://schemas.microsoft.com/office/word/2020/wordml/sdtdatahash" xmlns:w16se="http://schemas.microsoft.com/office/word/2015/wordml/symex" xmlns:wpg="http://schemas.microsoft.com/office/word/2010/wordprocessingGroup" xmlns:wpi="http://schemas.microsoft.com/office/word/2010/wordprocessingInk" xmlns:wne="http://schemas.microsoft.com/office/word/2006/wordml" xmlns:wps="http://schemas.microsoft.com/office/word/2010/wordprocessingShape" mc:Ignorable="w14 w15 w16se w16cid w16 w16cex w16sdtdh wp14">
   <w:sdt>
     <w:sdtPr>
       <w:rPr>
@@ -8294,6 +7022,7 @@
         <w:docPartUnique/>
       </w:docPartObj>
     </w:sdtPr>
+    <w:sdtEndPr/>
     <w:sdtContent>
       <w:p>
         <w:pPr>
@@ -8342,7 +7071,7 @@
 </file>
 
 <file path=word/footnotes.xml><?xml version="1.0" encoding="utf-8"?>
-<w:footnotes xmlns:wpc="http://schemas.microsoft.com/office/word/2010/wordprocessingCanvas" xmlns:cx="http://schemas.microsoft.com/office/drawing/2014/chartex" xmlns:cx1="http://schemas.microsoft.com/office/drawing/2015/9/8/chartex" xmlns:cx2="http://schemas.microsoft.com/office/drawing/2015/10/21/chartex" xmlns:cx3="http://schemas.microsoft.com/office/drawing/2016/5/9/chartex" xmlns:cx4="http://schemas.microsoft.com/office/drawing/2016/5/10/chartex" xmlns:cx5="http://schemas.microsoft.com/office/drawing/2016/5/11/chartex" xmlns:cx6="http://schemas.microsoft.com/office/drawing/2016/5/12/chartex" xmlns:cx7="http://schemas.microsoft.com/office/drawing/2016/5/13/chartex" xmlns:cx8="http://schemas.microsoft.com/office/drawing/2016/5/14/chartex" xmlns:mc="http://schemas.openxmlformats.org/markup-compatibility/2006" xmlns:aink="http://schemas.microsoft.com/office/drawing/2016/ink" xmlns:am3d="http://schemas.microsoft.com/office/drawing/2017/model3d" xmlns:o="urn:schemas-microsoft-com:office:office" xmlns:oel="http://schemas.microsoft.com/office/2019/extlst" xmlns:r="http://schemas.openxmlformats.org/officeDocument/2006/relationships" xmlns:m="http://schemas.openxmlformats.org/officeDocument/2006/math" xmlns:v="urn:schemas-microsoft-com:vml" xmlns:wp14="http://schemas.microsoft.com/office/word/2010/wordprocessingDrawing" xmlns:wp="http://schemas.openxmlformats.org/drawingml/2006/wordprocessingDrawing" xmlns:w10="urn:schemas-microsoft-com:office:word" xmlns:w="http://schemas.openxmlformats.org/wordprocessingml/2006/main" xmlns:w14="http://schemas.microsoft.com/office/word/2010/wordml" xmlns:w15="http://schemas.microsoft.com/office/word/2012/wordml" xmlns:w16cex="http://schemas.microsoft.com/office/word/2018/wordml/cex" xmlns:w16cid="http://schemas.microsoft.com/office/word/2016/wordml/cid" xmlns:w16="http://schemas.microsoft.com/office/word/2018/wordml" xmlns:w16du="http://schemas.microsoft.com/office/word/2023/wordml/word16du" xmlns:w16sdtdh="http://schemas.microsoft.com/office/word/2020/wordml/sdtdatahash" xmlns:w16sdtfl="http://schemas.microsoft.com/office/word/2024/wordml/sdtformatlock" xmlns:w16se="http://schemas.microsoft.com/office/word/2015/wordml/symex" xmlns:wpg="http://schemas.microsoft.com/office/word/2010/wordprocessingGroup" xmlns:wpi="http://schemas.microsoft.com/office/word/2010/wordprocessingInk" xmlns:wne="http://schemas.microsoft.com/office/word/2006/wordml" xmlns:wps="http://schemas.microsoft.com/office/word/2010/wordprocessingShape" mc:Ignorable="w14 w15 w16se w16cid w16 w16cex w16sdtdh w16sdtfl w16du wp14">
+<w:footnotes xmlns:wpc="http://schemas.microsoft.com/office/word/2010/wordprocessingCanvas" xmlns:cx="http://schemas.microsoft.com/office/drawing/2014/chartex" xmlns:cx1="http://schemas.microsoft.com/office/drawing/2015/9/8/chartex" xmlns:cx2="http://schemas.microsoft.com/office/drawing/2015/10/21/chartex" xmlns:cx3="http://schemas.microsoft.com/office/drawing/2016/5/9/chartex" xmlns:cx4="http://schemas.microsoft.com/office/drawing/2016/5/10/chartex" xmlns:cx5="http://schemas.microsoft.com/office/drawing/2016/5/11/chartex" xmlns:cx6="http://schemas.microsoft.com/office/drawing/2016/5/12/chartex" xmlns:cx7="http://schemas.microsoft.com/office/drawing/2016/5/13/chartex" xmlns:cx8="http://schemas.microsoft.com/office/drawing/2016/5/14/chartex" xmlns:mc="http://schemas.openxmlformats.org/markup-compatibility/2006" xmlns:aink="http://schemas.microsoft.com/office/drawing/2016/ink" xmlns:am3d="http://schemas.microsoft.com/office/drawing/2017/model3d" xmlns:o="urn:schemas-microsoft-com:office:office" xmlns:r="http://schemas.openxmlformats.org/officeDocument/2006/relationships" xmlns:m="http://schemas.openxmlformats.org/officeDocument/2006/math" xmlns:v="urn:schemas-microsoft-com:vml" xmlns:wp14="http://schemas.microsoft.com/office/word/2010/wordprocessingDrawing" xmlns:wp="http://schemas.openxmlformats.org/drawingml/2006/wordprocessingDrawing" xmlns:w10="urn:schemas-microsoft-com:office:word" xmlns:w="http://schemas.openxmlformats.org/wordprocessingml/2006/main" xmlns:w14="http://schemas.microsoft.com/office/word/2010/wordml" xmlns:w15="http://schemas.microsoft.com/office/word/2012/wordml" xmlns:w16cex="http://schemas.microsoft.com/office/word/2018/wordml/cex" xmlns:w16cid="http://schemas.microsoft.com/office/word/2016/wordml/cid" xmlns:w16="http://schemas.microsoft.com/office/word/2018/wordml" xmlns:w16sdtdh="http://schemas.microsoft.com/office/word/2020/wordml/sdtdatahash" xmlns:w16se="http://schemas.microsoft.com/office/word/2015/wordml/symex" xmlns:wpg="http://schemas.microsoft.com/office/word/2010/wordprocessingGroup" xmlns:wpi="http://schemas.microsoft.com/office/word/2010/wordprocessingInk" xmlns:wne="http://schemas.microsoft.com/office/word/2006/wordml" xmlns:wps="http://schemas.microsoft.com/office/word/2010/wordprocessingShape" mc:Ignorable="w14 w15 w16se w16cid w16 w16cex w16sdtdh wp14">
   <w:footnote w:type="separator" w:id="-1">
     <w:p>
       <w:pPr>
@@ -8367,7 +7096,7 @@
 </file>
 
 <file path=word/numbering.xml><?xml version="1.0" encoding="utf-8"?>
-<w:numbering xmlns:wpc="http://schemas.microsoft.com/office/word/2010/wordprocessingCanvas" xmlns:cx="http://schemas.microsoft.com/office/drawing/2014/chartex" xmlns:cx1="http://schemas.microsoft.com/office/drawing/2015/9/8/chartex" xmlns:cx2="http://schemas.microsoft.com/office/drawing/2015/10/21/chartex" xmlns:cx3="http://schemas.microsoft.com/office/drawing/2016/5/9/chartex" xmlns:cx4="http://schemas.microsoft.com/office/drawing/2016/5/10/chartex" xmlns:cx5="http://schemas.microsoft.com/office/drawing/2016/5/11/chartex" xmlns:cx6="http://schemas.microsoft.com/office/drawing/2016/5/12/chartex" xmlns:cx7="http://schemas.microsoft.com/office/drawing/2016/5/13/chartex" xmlns:cx8="http://schemas.microsoft.com/office/drawing/2016/5/14/chartex" xmlns:mc="http://schemas.openxmlformats.org/markup-compatibility/2006" xmlns:aink="http://schemas.microsoft.com/office/drawing/2016/ink" xmlns:am3d="http://schemas.microsoft.com/office/drawing/2017/model3d" xmlns:o="urn:schemas-microsoft-com:office:office" xmlns:oel="http://schemas.microsoft.com/office/2019/extlst" xmlns:r="http://schemas.openxmlformats.org/officeDocument/2006/relationships" xmlns:m="http://schemas.openxmlformats.org/officeDocument/2006/math" xmlns:v="urn:schemas-microsoft-com:vml" xmlns:wp14="http://schemas.microsoft.com/office/word/2010/wordprocessingDrawing" xmlns:wp="http://schemas.openxmlformats.org/drawingml/2006/wordprocessingDrawing" xmlns:w10="urn:schemas-microsoft-com:office:word" xmlns:w="http://schemas.openxmlformats.org/wordprocessingml/2006/main" xmlns:w14="http://schemas.microsoft.com/office/word/2010/wordml" xmlns:w15="http://schemas.microsoft.com/office/word/2012/wordml" xmlns:w16cex="http://schemas.microsoft.com/office/word/2018/wordml/cex" xmlns:w16cid="http://schemas.microsoft.com/office/word/2016/wordml/cid" xmlns:w16="http://schemas.microsoft.com/office/word/2018/wordml" xmlns:w16du="http://schemas.microsoft.com/office/word/2023/wordml/word16du" xmlns:w16sdtdh="http://schemas.microsoft.com/office/word/2020/wordml/sdtdatahash" xmlns:w16sdtfl="http://schemas.microsoft.com/office/word/2024/wordml/sdtformatlock" xmlns:w16se="http://schemas.microsoft.com/office/word/2015/wordml/symex" xmlns:wpg="http://schemas.microsoft.com/office/word/2010/wordprocessingGroup" xmlns:wpi="http://schemas.microsoft.com/office/word/2010/wordprocessingInk" xmlns:wne="http://schemas.microsoft.com/office/word/2006/wordml" xmlns:wps="http://schemas.microsoft.com/office/word/2010/wordprocessingShape" mc:Ignorable="w14 w15 w16se w16cid w16 w16cex w16sdtdh w16sdtfl w16du wp14">
+<w:numbering xmlns:wpc="http://schemas.microsoft.com/office/word/2010/wordprocessingCanvas" xmlns:cx="http://schemas.microsoft.com/office/drawing/2014/chartex" xmlns:cx1="http://schemas.microsoft.com/office/drawing/2015/9/8/chartex" xmlns:cx2="http://schemas.microsoft.com/office/drawing/2015/10/21/chartex" xmlns:cx3="http://schemas.microsoft.com/office/drawing/2016/5/9/chartex" xmlns:cx4="http://schemas.microsoft.com/office/drawing/2016/5/10/chartex" xmlns:cx5="http://schemas.microsoft.com/office/drawing/2016/5/11/chartex" xmlns:cx6="http://schemas.microsoft.com/office/drawing/2016/5/12/chartex" xmlns:cx7="http://schemas.microsoft.com/office/drawing/2016/5/13/chartex" xmlns:cx8="http://schemas.microsoft.com/office/drawing/2016/5/14/chartex" xmlns:mc="http://schemas.openxmlformats.org/markup-compatibility/2006" xmlns:aink="http://schemas.microsoft.com/office/drawing/2016/ink" xmlns:am3d="http://schemas.microsoft.com/office/drawing/2017/model3d" xmlns:o="urn:schemas-microsoft-com:office:office" xmlns:r="http://schemas.openxmlformats.org/officeDocument/2006/relationships" xmlns:m="http://schemas.openxmlformats.org/officeDocument/2006/math" xmlns:v="urn:schemas-microsoft-com:vml" xmlns:wp14="http://schemas.microsoft.com/office/word/2010/wordprocessingDrawing" xmlns:wp="http://schemas.openxmlformats.org/drawingml/2006/wordprocessingDrawing" xmlns:w10="urn:schemas-microsoft-com:office:word" xmlns:w="http://schemas.openxmlformats.org/wordprocessingml/2006/main" xmlns:w14="http://schemas.microsoft.com/office/word/2010/wordml" xmlns:w15="http://schemas.microsoft.com/office/word/2012/wordml" xmlns:w16cex="http://schemas.microsoft.com/office/word/2018/wordml/cex" xmlns:w16cid="http://schemas.microsoft.com/office/word/2016/wordml/cid" xmlns:w16="http://schemas.microsoft.com/office/word/2018/wordml" xmlns:w16sdtdh="http://schemas.microsoft.com/office/word/2020/wordml/sdtdatahash" xmlns:w16se="http://schemas.microsoft.com/office/word/2015/wordml/symex" xmlns:wpg="http://schemas.microsoft.com/office/word/2010/wordprocessingGroup" xmlns:wpi="http://schemas.microsoft.com/office/word/2010/wordprocessingInk" xmlns:wne="http://schemas.microsoft.com/office/word/2006/wordml" xmlns:wps="http://schemas.microsoft.com/office/word/2010/wordprocessingShape" mc:Ignorable="w14 w15 w16se w16cid w16 w16cex w16sdtdh wp14">
   <w:abstractNum w:abstractNumId="0" w15:restartNumberingAfterBreak="0">
     <w:nsid w:val="05EA7FE9"/>
     <w:multiLevelType w:val="hybridMultilevel"/>
@@ -10269,89 +8998,89 @@
       </w:rPr>
     </w:lvl>
   </w:abstractNum>
-  <w:num w:numId="1" w16cid:durableId="1338727610">
+  <w:num w:numId="1">
     <w:abstractNumId w:val="3"/>
   </w:num>
-  <w:num w:numId="2" w16cid:durableId="545609829">
+  <w:num w:numId="2">
     <w:abstractNumId w:val="3"/>
   </w:num>
-  <w:num w:numId="3" w16cid:durableId="8652194">
+  <w:num w:numId="3">
     <w:abstractNumId w:val="3"/>
   </w:num>
-  <w:num w:numId="4" w16cid:durableId="1485511675">
+  <w:num w:numId="4">
     <w:abstractNumId w:val="3"/>
   </w:num>
-  <w:num w:numId="5" w16cid:durableId="1358701109">
+  <w:num w:numId="5">
     <w:abstractNumId w:val="3"/>
   </w:num>
-  <w:num w:numId="6" w16cid:durableId="54547228">
+  <w:num w:numId="6">
     <w:abstractNumId w:val="3"/>
   </w:num>
-  <w:num w:numId="7" w16cid:durableId="993488178">
+  <w:num w:numId="7">
     <w:abstractNumId w:val="3"/>
   </w:num>
-  <w:num w:numId="8" w16cid:durableId="1937784023">
+  <w:num w:numId="8">
     <w:abstractNumId w:val="3"/>
   </w:num>
-  <w:num w:numId="9" w16cid:durableId="660698655">
+  <w:num w:numId="9">
     <w:abstractNumId w:val="3"/>
   </w:num>
-  <w:num w:numId="10" w16cid:durableId="1205412236">
+  <w:num w:numId="10">
     <w:abstractNumId w:val="3"/>
   </w:num>
-  <w:num w:numId="11" w16cid:durableId="1118838389">
+  <w:num w:numId="11">
     <w:abstractNumId w:val="7"/>
   </w:num>
-  <w:num w:numId="12" w16cid:durableId="773789321">
+  <w:num w:numId="12">
     <w:abstractNumId w:val="6"/>
   </w:num>
-  <w:num w:numId="13" w16cid:durableId="1589268422">
+  <w:num w:numId="13">
     <w:abstractNumId w:val="5"/>
   </w:num>
-  <w:num w:numId="14" w16cid:durableId="1066104630">
+  <w:num w:numId="14">
     <w:abstractNumId w:val="8"/>
   </w:num>
-  <w:num w:numId="15" w16cid:durableId="1122309393">
+  <w:num w:numId="15">
     <w:abstractNumId w:val="13"/>
   </w:num>
-  <w:num w:numId="16" w16cid:durableId="793868092">
+  <w:num w:numId="16">
     <w:abstractNumId w:val="1"/>
   </w:num>
-  <w:num w:numId="17" w16cid:durableId="1428427444">
+  <w:num w:numId="17">
     <w:abstractNumId w:val="0"/>
   </w:num>
-  <w:num w:numId="18" w16cid:durableId="950284105">
+  <w:num w:numId="18">
     <w:abstractNumId w:val="9"/>
   </w:num>
-  <w:num w:numId="19" w16cid:durableId="91753403">
+  <w:num w:numId="19">
     <w:abstractNumId w:val="11"/>
   </w:num>
-  <w:num w:numId="20" w16cid:durableId="1850482348">
+  <w:num w:numId="20">
     <w:abstractNumId w:val="14"/>
   </w:num>
-  <w:num w:numId="21" w16cid:durableId="218708967">
+  <w:num w:numId="21">
     <w:abstractNumId w:val="10"/>
   </w:num>
-  <w:num w:numId="22" w16cid:durableId="588807467">
+  <w:num w:numId="22">
     <w:abstractNumId w:val="15"/>
   </w:num>
-  <w:num w:numId="23" w16cid:durableId="1294407120">
+  <w:num w:numId="23">
     <w:abstractNumId w:val="16"/>
   </w:num>
-  <w:num w:numId="24" w16cid:durableId="1680699766">
+  <w:num w:numId="24">
     <w:abstractNumId w:val="4"/>
   </w:num>
-  <w:num w:numId="25" w16cid:durableId="909929501">
+  <w:num w:numId="25">
     <w:abstractNumId w:val="2"/>
   </w:num>
-  <w:num w:numId="26" w16cid:durableId="919220902">
+  <w:num w:numId="26">
     <w:abstractNumId w:val="12"/>
   </w:num>
 </w:numbering>
 </file>
 
 <file path=word/styles.xml><?xml version="1.0" encoding="utf-8"?>
-<w:styles xmlns:mc="http://schemas.openxmlformats.org/markup-compatibility/2006" xmlns:r="http://schemas.openxmlformats.org/officeDocument/2006/relationships" xmlns:w="http://schemas.openxmlformats.org/wordprocessingml/2006/main" xmlns:w14="http://schemas.microsoft.com/office/word/2010/wordml" xmlns:w15="http://schemas.microsoft.com/office/word/2012/wordml" xmlns:w16cex="http://schemas.microsoft.com/office/word/2018/wordml/cex" xmlns:w16cid="http://schemas.microsoft.com/office/word/2016/wordml/cid" xmlns:w16="http://schemas.microsoft.com/office/word/2018/wordml" xmlns:w16du="http://schemas.microsoft.com/office/word/2023/wordml/word16du" xmlns:w16sdtdh="http://schemas.microsoft.com/office/word/2020/wordml/sdtdatahash" xmlns:w16sdtfl="http://schemas.microsoft.com/office/word/2024/wordml/sdtformatlock" xmlns:w16se="http://schemas.microsoft.com/office/word/2015/wordml/symex" mc:Ignorable="w14 w15 w16se w16cid w16 w16cex w16sdtdh w16sdtfl w16du">
+<w:styles xmlns:mc="http://schemas.openxmlformats.org/markup-compatibility/2006" xmlns:r="http://schemas.openxmlformats.org/officeDocument/2006/relationships" xmlns:w="http://schemas.openxmlformats.org/wordprocessingml/2006/main" xmlns:w14="http://schemas.microsoft.com/office/word/2010/wordml" xmlns:w15="http://schemas.microsoft.com/office/word/2012/wordml" xmlns:w16cex="http://schemas.microsoft.com/office/word/2018/wordml/cex" xmlns:w16cid="http://schemas.microsoft.com/office/word/2016/wordml/cid" xmlns:w16="http://schemas.microsoft.com/office/word/2018/wordml" xmlns:w16sdtdh="http://schemas.microsoft.com/office/word/2020/wordml/sdtdatahash" xmlns:w16se="http://schemas.microsoft.com/office/word/2015/wordml/symex" mc:Ignorable="w14 w15 w16se w16cid w16 w16cex w16sdtdh">
   <w:docDefaults>
     <w:rPrDefault>
       <w:rPr>
@@ -10953,6 +9682,7 @@
   <w:style w:type="character" w:default="1" w:styleId="Fuentedeprrafopredeter">
     <w:name w:val="Default Paragraph Font"/>
     <w:uiPriority w:val="1"/>
+    <w:semiHidden/>
     <w:unhideWhenUsed/>
   </w:style>
   <w:style w:type="table" w:default="1" w:styleId="Tablanormal">
@@ -11281,7 +10011,7 @@
       <w:szCs w:val="18"/>
     </w:rPr>
   </w:style>
-  <w:style w:type="character" w:styleId="Fuerte">
+  <w:style w:type="character" w:styleId="Textoennegrita">
     <w:name w:val="Strong"/>
     <w:basedOn w:val="Fuentedeprrafopredeter"/>
     <w:uiPriority w:val="22"/>
@@ -11584,4080 +10314,6 @@
     </w:rPr>
   </w:style>
 </w:styles>
-</file>
-
-<file path=word/diagrams/colors1.xml><?xml version="1.0" encoding="utf-8"?>
-<dgm:colorsDef xmlns:dgm="http://schemas.openxmlformats.org/drawingml/2006/diagram" xmlns:a="http://schemas.openxmlformats.org/drawingml/2006/main" uniqueId="urn:microsoft.com/office/officeart/2005/8/colors/accent4_2">
-  <dgm:title val=""/>
-  <dgm:desc val=""/>
-  <dgm:catLst>
-    <dgm:cat type="accent4" pri="11200"/>
-  </dgm:catLst>
-  <dgm:styleLbl name="node0">
-    <dgm:fillClrLst meth="repeat">
-      <a:schemeClr val="accent4"/>
-    </dgm:fillClrLst>
-    <dgm:linClrLst meth="repeat">
-      <a:schemeClr val="lt1"/>
-    </dgm:linClrLst>
-    <dgm:effectClrLst/>
-    <dgm:txLinClrLst/>
-    <dgm:txFillClrLst/>
-    <dgm:txEffectClrLst/>
-  </dgm:styleLbl>
-  <dgm:styleLbl name="node0NoLn">
-    <dgm:fillClrLst meth="repeat">
-      <a:schemeClr val="accent4"/>
-    </dgm:fillClrLst>
-    <dgm:linClrLst meth="repeat">
-      <a:schemeClr val="lt1">
-        <a:alpha val="0"/>
-      </a:schemeClr>
-    </dgm:linClrLst>
-    <dgm:effectClrLst/>
-    <dgm:txLinClrLst/>
-    <dgm:txFillClrLst/>
-    <dgm:txEffectClrLst/>
-  </dgm:styleLbl>
-  <dgm:styleLbl name="node1">
-    <dgm:fillClrLst meth="repeat">
-      <a:schemeClr val="accent4"/>
-    </dgm:fillClrLst>
-    <dgm:linClrLst meth="repeat">
-      <a:schemeClr val="lt1"/>
-    </dgm:linClrLst>
-    <dgm:effectClrLst/>
-    <dgm:txLinClrLst/>
-    <dgm:txFillClrLst/>
-    <dgm:txEffectClrLst/>
-  </dgm:styleLbl>
-  <dgm:styleLbl name="node1NoLn">
-    <dgm:fillClrLst meth="repeat">
-      <a:schemeClr val="accent4"/>
-    </dgm:fillClrLst>
-    <dgm:linClrLst meth="repeat">
-      <a:schemeClr val="lt1">
-        <a:alpha val="0"/>
-      </a:schemeClr>
-    </dgm:linClrLst>
-    <dgm:effectClrLst/>
-    <dgm:txLinClrLst/>
-    <dgm:txFillClrLst/>
-    <dgm:txEffectClrLst/>
-  </dgm:styleLbl>
-  <dgm:styleLbl name="ltNode1NoLn">
-    <dgm:fillClrLst meth="repeat">
-      <a:schemeClr val="accent4">
-        <a:tint val="75000"/>
-      </a:schemeClr>
-    </dgm:fillClrLst>
-    <dgm:linClrLst meth="repeat">
-      <a:schemeClr val="lt1">
-        <a:alpha val="0"/>
-      </a:schemeClr>
-    </dgm:linClrLst>
-    <dgm:effectClrLst/>
-    <dgm:txLinClrLst/>
-    <dgm:txFillClrLst meth="repeat">
-      <a:schemeClr val="dk1"/>
-    </dgm:txFillClrLst>
-    <dgm:txEffectClrLst/>
-  </dgm:styleLbl>
-  <dgm:styleLbl name="alignNode1">
-    <dgm:fillClrLst meth="repeat">
-      <a:schemeClr val="accent4"/>
-    </dgm:fillClrLst>
-    <dgm:linClrLst meth="repeat">
-      <a:schemeClr val="accent4"/>
-    </dgm:linClrLst>
-    <dgm:effectClrLst/>
-    <dgm:txLinClrLst/>
-    <dgm:txFillClrLst/>
-    <dgm:txEffectClrLst/>
-  </dgm:styleLbl>
-  <dgm:styleLbl name="lnNode1">
-    <dgm:fillClrLst meth="repeat">
-      <a:schemeClr val="accent4"/>
-    </dgm:fillClrLst>
-    <dgm:linClrLst meth="repeat">
-      <a:schemeClr val="lt1"/>
-    </dgm:linClrLst>
-    <dgm:effectClrLst/>
-    <dgm:txLinClrLst/>
-    <dgm:txFillClrLst/>
-    <dgm:txEffectClrLst/>
-  </dgm:styleLbl>
-  <dgm:styleLbl name="vennNode1">
-    <dgm:fillClrLst meth="repeat">
-      <a:schemeClr val="accent4">
-        <a:alpha val="50000"/>
-      </a:schemeClr>
-    </dgm:fillClrLst>
-    <dgm:linClrLst meth="repeat">
-      <a:schemeClr val="lt1"/>
-    </dgm:linClrLst>
-    <dgm:effectClrLst/>
-    <dgm:txLinClrLst/>
-    <dgm:txFillClrLst/>
-    <dgm:txEffectClrLst/>
-  </dgm:styleLbl>
-  <dgm:styleLbl name="node2">
-    <dgm:fillClrLst meth="repeat">
-      <a:schemeClr val="accent4"/>
-    </dgm:fillClrLst>
-    <dgm:linClrLst meth="repeat">
-      <a:schemeClr val="lt1"/>
-    </dgm:linClrLst>
-    <dgm:effectClrLst/>
-    <dgm:txLinClrLst/>
-    <dgm:txFillClrLst/>
-    <dgm:txEffectClrLst/>
-  </dgm:styleLbl>
-  <dgm:styleLbl name="node2NoLn">
-    <dgm:fillClrLst meth="repeat">
-      <a:schemeClr val="accent4"/>
-    </dgm:fillClrLst>
-    <dgm:linClrLst meth="repeat">
-      <a:schemeClr val="lt1">
-        <a:alpha val="0"/>
-      </a:schemeClr>
-    </dgm:linClrLst>
-    <dgm:effectClrLst/>
-    <dgm:txLinClrLst/>
-    <dgm:txFillClrLst/>
-    <dgm:txEffectClrLst/>
-  </dgm:styleLbl>
-  <dgm:styleLbl name="node3">
-    <dgm:fillClrLst meth="repeat">
-      <a:schemeClr val="accent4"/>
-    </dgm:fillClrLst>
-    <dgm:linClrLst meth="repeat">
-      <a:schemeClr val="lt1"/>
-    </dgm:linClrLst>
-    <dgm:effectClrLst/>
-    <dgm:txLinClrLst/>
-    <dgm:txFillClrLst/>
-    <dgm:txEffectClrLst/>
-  </dgm:styleLbl>
-  <dgm:styleLbl name="node3NoLn">
-    <dgm:fillClrLst meth="repeat">
-      <a:schemeClr val="accent4"/>
-    </dgm:fillClrLst>
-    <dgm:linClrLst meth="repeat">
-      <a:schemeClr val="lt1">
-        <a:alpha val="0"/>
-      </a:schemeClr>
-    </dgm:linClrLst>
-    <dgm:effectClrLst/>
-    <dgm:txLinClrLst/>
-    <dgm:txFillClrLst/>
-    <dgm:txEffectClrLst/>
-  </dgm:styleLbl>
-  <dgm:styleLbl name="node4">
-    <dgm:fillClrLst meth="repeat">
-      <a:schemeClr val="accent4"/>
-    </dgm:fillClrLst>
-    <dgm:linClrLst meth="repeat">
-      <a:schemeClr val="lt1"/>
-    </dgm:linClrLst>
-    <dgm:effectClrLst/>
-    <dgm:txLinClrLst/>
-    <dgm:txFillClrLst/>
-    <dgm:txEffectClrLst/>
-  </dgm:styleLbl>
-  <dgm:styleLbl name="node4NoLn">
-    <dgm:fillClrLst meth="repeat">
-      <a:schemeClr val="accent4"/>
-    </dgm:fillClrLst>
-    <dgm:linClrLst meth="repeat">
-      <a:schemeClr val="lt1">
-        <a:alpha val="0"/>
-      </a:schemeClr>
-    </dgm:linClrLst>
-    <dgm:effectClrLst/>
-    <dgm:txLinClrLst/>
-    <dgm:txFillClrLst/>
-    <dgm:txEffectClrLst/>
-  </dgm:styleLbl>
-  <dgm:styleLbl name="fgImgPlace1">
-    <dgm:fillClrLst meth="repeat">
-      <a:schemeClr val="accent4">
-        <a:tint val="50000"/>
-      </a:schemeClr>
-    </dgm:fillClrLst>
-    <dgm:linClrLst meth="repeat">
-      <a:schemeClr val="lt1"/>
-    </dgm:linClrLst>
-    <dgm:effectClrLst/>
-    <dgm:txLinClrLst/>
-    <dgm:txFillClrLst meth="repeat">
-      <a:schemeClr val="lt1"/>
-    </dgm:txFillClrLst>
-    <dgm:txEffectClrLst/>
-  </dgm:styleLbl>
-  <dgm:styleLbl name="alignImgPlace1">
-    <dgm:fillClrLst meth="repeat">
-      <a:schemeClr val="accent4">
-        <a:tint val="50000"/>
-      </a:schemeClr>
-    </dgm:fillClrLst>
-    <dgm:linClrLst meth="repeat">
-      <a:schemeClr val="lt1"/>
-    </dgm:linClrLst>
-    <dgm:effectClrLst/>
-    <dgm:txLinClrLst/>
-    <dgm:txFillClrLst meth="repeat">
-      <a:schemeClr val="lt1"/>
-    </dgm:txFillClrLst>
-    <dgm:txEffectClrLst/>
-  </dgm:styleLbl>
-  <dgm:styleLbl name="bgImgPlace1">
-    <dgm:fillClrLst meth="repeat">
-      <a:schemeClr val="accent4">
-        <a:tint val="50000"/>
-      </a:schemeClr>
-    </dgm:fillClrLst>
-    <dgm:linClrLst meth="repeat">
-      <a:schemeClr val="lt1"/>
-    </dgm:linClrLst>
-    <dgm:effectClrLst/>
-    <dgm:txLinClrLst/>
-    <dgm:txFillClrLst meth="repeat">
-      <a:schemeClr val="lt1"/>
-    </dgm:txFillClrLst>
-    <dgm:txEffectClrLst/>
-  </dgm:styleLbl>
-  <dgm:styleLbl name="sibTrans2D1">
-    <dgm:fillClrLst meth="repeat">
-      <a:schemeClr val="accent4">
-        <a:tint val="60000"/>
-      </a:schemeClr>
-    </dgm:fillClrLst>
-    <dgm:linClrLst meth="repeat">
-      <a:schemeClr val="accent4">
-        <a:tint val="60000"/>
-      </a:schemeClr>
-    </dgm:linClrLst>
-    <dgm:effectClrLst/>
-    <dgm:txLinClrLst/>
-    <dgm:txFillClrLst/>
-    <dgm:txEffectClrLst/>
-  </dgm:styleLbl>
-  <dgm:styleLbl name="fgSibTrans2D1">
-    <dgm:fillClrLst meth="repeat">
-      <a:schemeClr val="accent4">
-        <a:tint val="60000"/>
-      </a:schemeClr>
-    </dgm:fillClrLst>
-    <dgm:linClrLst meth="repeat">
-      <a:schemeClr val="accent4">
-        <a:tint val="60000"/>
-      </a:schemeClr>
-    </dgm:linClrLst>
-    <dgm:effectClrLst/>
-    <dgm:txLinClrLst/>
-    <dgm:txFillClrLst/>
-    <dgm:txEffectClrLst/>
-  </dgm:styleLbl>
-  <dgm:styleLbl name="bgSibTrans2D1">
-    <dgm:fillClrLst meth="repeat">
-      <a:schemeClr val="accent4">
-        <a:tint val="60000"/>
-      </a:schemeClr>
-    </dgm:fillClrLst>
-    <dgm:linClrLst meth="repeat">
-      <a:schemeClr val="accent4">
-        <a:tint val="60000"/>
-      </a:schemeClr>
-    </dgm:linClrLst>
-    <dgm:effectClrLst/>
-    <dgm:txLinClrLst/>
-    <dgm:txFillClrLst/>
-    <dgm:txEffectClrLst/>
-  </dgm:styleLbl>
-  <dgm:styleLbl name="sibTrans1D1">
-    <dgm:fillClrLst meth="repeat">
-      <a:schemeClr val="accent4"/>
-    </dgm:fillClrLst>
-    <dgm:linClrLst meth="repeat">
-      <a:schemeClr val="accent4"/>
-    </dgm:linClrLst>
-    <dgm:effectClrLst/>
-    <dgm:txLinClrLst/>
-    <dgm:txFillClrLst meth="repeat">
-      <a:schemeClr val="tx1"/>
-    </dgm:txFillClrLst>
-    <dgm:txEffectClrLst/>
-  </dgm:styleLbl>
-  <dgm:styleLbl name="callout">
-    <dgm:fillClrLst meth="repeat">
-      <a:schemeClr val="accent4"/>
-    </dgm:fillClrLst>
-    <dgm:linClrLst meth="repeat">
-      <a:schemeClr val="accent4">
-        <a:tint val="50000"/>
-      </a:schemeClr>
-    </dgm:linClrLst>
-    <dgm:effectClrLst/>
-    <dgm:txLinClrLst/>
-    <dgm:txFillClrLst meth="repeat">
-      <a:schemeClr val="tx1"/>
-    </dgm:txFillClrLst>
-    <dgm:txEffectClrLst/>
-  </dgm:styleLbl>
-  <dgm:styleLbl name="asst0">
-    <dgm:fillClrLst meth="repeat">
-      <a:schemeClr val="accent4"/>
-    </dgm:fillClrLst>
-    <dgm:linClrLst meth="repeat">
-      <a:schemeClr val="lt1"/>
-    </dgm:linClrLst>
-    <dgm:effectClrLst/>
-    <dgm:txLinClrLst/>
-    <dgm:txFillClrLst/>
-    <dgm:txEffectClrLst/>
-  </dgm:styleLbl>
-  <dgm:styleLbl name="asst1">
-    <dgm:fillClrLst meth="repeat">
-      <a:schemeClr val="accent4"/>
-    </dgm:fillClrLst>
-    <dgm:linClrLst meth="repeat">
-      <a:schemeClr val="lt1"/>
-    </dgm:linClrLst>
-    <dgm:effectClrLst/>
-    <dgm:txLinClrLst/>
-    <dgm:txFillClrLst/>
-    <dgm:txEffectClrLst/>
-  </dgm:styleLbl>
-  <dgm:styleLbl name="asst2">
-    <dgm:fillClrLst meth="repeat">
-      <a:schemeClr val="accent4"/>
-    </dgm:fillClrLst>
-    <dgm:linClrLst meth="repeat">
-      <a:schemeClr val="lt1"/>
-    </dgm:linClrLst>
-    <dgm:effectClrLst/>
-    <dgm:txLinClrLst/>
-    <dgm:txFillClrLst/>
-    <dgm:txEffectClrLst/>
-  </dgm:styleLbl>
-  <dgm:styleLbl name="asst3">
-    <dgm:fillClrLst meth="repeat">
-      <a:schemeClr val="accent4"/>
-    </dgm:fillClrLst>
-    <dgm:linClrLst meth="repeat">
-      <a:schemeClr val="lt1"/>
-    </dgm:linClrLst>
-    <dgm:effectClrLst/>
-    <dgm:txLinClrLst/>
-    <dgm:txFillClrLst/>
-    <dgm:txEffectClrLst/>
-  </dgm:styleLbl>
-  <dgm:styleLbl name="asst4">
-    <dgm:fillClrLst meth="repeat">
-      <a:schemeClr val="accent4"/>
-    </dgm:fillClrLst>
-    <dgm:linClrLst meth="repeat">
-      <a:schemeClr val="lt1"/>
-    </dgm:linClrLst>
-    <dgm:effectClrLst/>
-    <dgm:txLinClrLst/>
-    <dgm:txFillClrLst/>
-    <dgm:txEffectClrLst/>
-  </dgm:styleLbl>
-  <dgm:styleLbl name="parChTrans2D1">
-    <dgm:fillClrLst meth="repeat">
-      <a:schemeClr val="accent4">
-        <a:tint val="60000"/>
-      </a:schemeClr>
-    </dgm:fillClrLst>
-    <dgm:linClrLst meth="repeat">
-      <a:schemeClr val="accent4">
-        <a:tint val="60000"/>
-      </a:schemeClr>
-    </dgm:linClrLst>
-    <dgm:effectClrLst/>
-    <dgm:txLinClrLst/>
-    <dgm:txFillClrLst meth="repeat">
-      <a:schemeClr val="lt1"/>
-    </dgm:txFillClrLst>
-    <dgm:txEffectClrLst/>
-  </dgm:styleLbl>
-  <dgm:styleLbl name="parChTrans2D2">
-    <dgm:fillClrLst meth="repeat">
-      <a:schemeClr val="accent4"/>
-    </dgm:fillClrLst>
-    <dgm:linClrLst meth="repeat">
-      <a:schemeClr val="accent4"/>
-    </dgm:linClrLst>
-    <dgm:effectClrLst/>
-    <dgm:txLinClrLst/>
-    <dgm:txFillClrLst meth="repeat">
-      <a:schemeClr val="lt1"/>
-    </dgm:txFillClrLst>
-    <dgm:txEffectClrLst/>
-  </dgm:styleLbl>
-  <dgm:styleLbl name="parChTrans2D3">
-    <dgm:fillClrLst meth="repeat">
-      <a:schemeClr val="accent4"/>
-    </dgm:fillClrLst>
-    <dgm:linClrLst meth="repeat">
-      <a:schemeClr val="accent4"/>
-    </dgm:linClrLst>
-    <dgm:effectClrLst/>
-    <dgm:txLinClrLst/>
-    <dgm:txFillClrLst meth="repeat">
-      <a:schemeClr val="lt1"/>
-    </dgm:txFillClrLst>
-    <dgm:txEffectClrLst/>
-  </dgm:styleLbl>
-  <dgm:styleLbl name="parChTrans2D4">
-    <dgm:fillClrLst meth="repeat">
-      <a:schemeClr val="accent4"/>
-    </dgm:fillClrLst>
-    <dgm:linClrLst meth="repeat">
-      <a:schemeClr val="accent4"/>
-    </dgm:linClrLst>
-    <dgm:effectClrLst/>
-    <dgm:txLinClrLst/>
-    <dgm:txFillClrLst meth="repeat">
-      <a:schemeClr val="lt1"/>
-    </dgm:txFillClrLst>
-    <dgm:txEffectClrLst/>
-  </dgm:styleLbl>
-  <dgm:styleLbl name="parChTrans1D1">
-    <dgm:fillClrLst meth="repeat">
-      <a:schemeClr val="accent4"/>
-    </dgm:fillClrLst>
-    <dgm:linClrLst meth="repeat">
-      <a:schemeClr val="accent4">
-        <a:shade val="60000"/>
-      </a:schemeClr>
-    </dgm:linClrLst>
-    <dgm:effectClrLst/>
-    <dgm:txLinClrLst/>
-    <dgm:txFillClrLst meth="repeat">
-      <a:schemeClr val="tx1"/>
-    </dgm:txFillClrLst>
-    <dgm:txEffectClrLst/>
-  </dgm:styleLbl>
-  <dgm:styleLbl name="parChTrans1D2">
-    <dgm:fillClrLst meth="repeat">
-      <a:schemeClr val="accent4"/>
-    </dgm:fillClrLst>
-    <dgm:linClrLst meth="repeat">
-      <a:schemeClr val="accent4">
-        <a:shade val="60000"/>
-      </a:schemeClr>
-    </dgm:linClrLst>
-    <dgm:effectClrLst/>
-    <dgm:txLinClrLst/>
-    <dgm:txFillClrLst meth="repeat">
-      <a:schemeClr val="tx1"/>
-    </dgm:txFillClrLst>
-    <dgm:txEffectClrLst/>
-  </dgm:styleLbl>
-  <dgm:styleLbl name="parChTrans1D3">
-    <dgm:fillClrLst meth="repeat">
-      <a:schemeClr val="accent4"/>
-    </dgm:fillClrLst>
-    <dgm:linClrLst meth="repeat">
-      <a:schemeClr val="accent4">
-        <a:shade val="80000"/>
-      </a:schemeClr>
-    </dgm:linClrLst>
-    <dgm:effectClrLst/>
-    <dgm:txLinClrLst/>
-    <dgm:txFillClrLst meth="repeat">
-      <a:schemeClr val="tx1"/>
-    </dgm:txFillClrLst>
-    <dgm:txEffectClrLst/>
-  </dgm:styleLbl>
-  <dgm:styleLbl name="parChTrans1D4">
-    <dgm:fillClrLst meth="repeat">
-      <a:schemeClr val="accent4"/>
-    </dgm:fillClrLst>
-    <dgm:linClrLst meth="repeat">
-      <a:schemeClr val="accent4">
-        <a:shade val="80000"/>
-      </a:schemeClr>
-    </dgm:linClrLst>
-    <dgm:effectClrLst/>
-    <dgm:txLinClrLst/>
-    <dgm:txFillClrLst meth="repeat">
-      <a:schemeClr val="tx1"/>
-    </dgm:txFillClrLst>
-    <dgm:txEffectClrLst/>
-  </dgm:styleLbl>
-  <dgm:styleLbl name="fgAcc1">
-    <dgm:fillClrLst meth="repeat">
-      <a:schemeClr val="lt1">
-        <a:alpha val="90000"/>
-      </a:schemeClr>
-    </dgm:fillClrLst>
-    <dgm:linClrLst meth="repeat">
-      <a:schemeClr val="accent4"/>
-    </dgm:linClrLst>
-    <dgm:effectClrLst/>
-    <dgm:txLinClrLst/>
-    <dgm:txFillClrLst meth="repeat">
-      <a:schemeClr val="dk1"/>
-    </dgm:txFillClrLst>
-    <dgm:txEffectClrLst/>
-  </dgm:styleLbl>
-  <dgm:styleLbl name="conFgAcc1">
-    <dgm:fillClrLst meth="repeat">
-      <a:schemeClr val="lt1">
-        <a:alpha val="90000"/>
-      </a:schemeClr>
-    </dgm:fillClrLst>
-    <dgm:linClrLst meth="repeat">
-      <a:schemeClr val="accent4"/>
-    </dgm:linClrLst>
-    <dgm:effectClrLst/>
-    <dgm:txLinClrLst/>
-    <dgm:txFillClrLst meth="repeat">
-      <a:schemeClr val="dk1"/>
-    </dgm:txFillClrLst>
-    <dgm:txEffectClrLst/>
-  </dgm:styleLbl>
-  <dgm:styleLbl name="alignAcc1">
-    <dgm:fillClrLst meth="repeat">
-      <a:schemeClr val="lt1">
-        <a:alpha val="90000"/>
-      </a:schemeClr>
-    </dgm:fillClrLst>
-    <dgm:linClrLst meth="repeat">
-      <a:schemeClr val="accent4"/>
-    </dgm:linClrLst>
-    <dgm:effectClrLst/>
-    <dgm:txLinClrLst/>
-    <dgm:txFillClrLst meth="repeat">
-      <a:schemeClr val="dk1"/>
-    </dgm:txFillClrLst>
-    <dgm:txEffectClrLst/>
-  </dgm:styleLbl>
-  <dgm:styleLbl name="trAlignAcc1">
-    <dgm:fillClrLst meth="repeat">
-      <a:schemeClr val="lt1">
-        <a:alpha val="40000"/>
-      </a:schemeClr>
-    </dgm:fillClrLst>
-    <dgm:linClrLst meth="repeat">
-      <a:schemeClr val="accent4"/>
-    </dgm:linClrLst>
-    <dgm:effectClrLst/>
-    <dgm:txLinClrLst/>
-    <dgm:txFillClrLst meth="repeat">
-      <a:schemeClr val="dk1"/>
-    </dgm:txFillClrLst>
-    <dgm:txEffectClrLst/>
-  </dgm:styleLbl>
-  <dgm:styleLbl name="bgAcc1">
-    <dgm:fillClrLst meth="repeat">
-      <a:schemeClr val="lt1">
-        <a:alpha val="90000"/>
-      </a:schemeClr>
-    </dgm:fillClrLst>
-    <dgm:linClrLst meth="repeat">
-      <a:schemeClr val="accent4"/>
-    </dgm:linClrLst>
-    <dgm:effectClrLst/>
-    <dgm:txLinClrLst/>
-    <dgm:txFillClrLst meth="repeat">
-      <a:schemeClr val="dk1"/>
-    </dgm:txFillClrLst>
-    <dgm:txEffectClrLst/>
-  </dgm:styleLbl>
-  <dgm:styleLbl name="solidFgAcc1">
-    <dgm:fillClrLst meth="repeat">
-      <a:schemeClr val="lt1"/>
-    </dgm:fillClrLst>
-    <dgm:linClrLst meth="repeat">
-      <a:schemeClr val="accent4"/>
-    </dgm:linClrLst>
-    <dgm:effectClrLst/>
-    <dgm:txLinClrLst/>
-    <dgm:txFillClrLst meth="repeat">
-      <a:schemeClr val="dk1"/>
-    </dgm:txFillClrLst>
-    <dgm:txEffectClrLst/>
-  </dgm:styleLbl>
-  <dgm:styleLbl name="solidAlignAcc1">
-    <dgm:fillClrLst meth="repeat">
-      <a:schemeClr val="lt1"/>
-    </dgm:fillClrLst>
-    <dgm:linClrLst meth="repeat">
-      <a:schemeClr val="accent4"/>
-    </dgm:linClrLst>
-    <dgm:effectClrLst/>
-    <dgm:txLinClrLst/>
-    <dgm:txFillClrLst meth="repeat">
-      <a:schemeClr val="dk1"/>
-    </dgm:txFillClrLst>
-    <dgm:txEffectClrLst/>
-  </dgm:styleLbl>
-  <dgm:styleLbl name="solidBgAcc1">
-    <dgm:fillClrLst meth="repeat">
-      <a:schemeClr val="lt1"/>
-    </dgm:fillClrLst>
-    <dgm:linClrLst meth="repeat">
-      <a:schemeClr val="accent4"/>
-    </dgm:linClrLst>
-    <dgm:effectClrLst/>
-    <dgm:txLinClrLst/>
-    <dgm:txFillClrLst meth="repeat">
-      <a:schemeClr val="dk1"/>
-    </dgm:txFillClrLst>
-    <dgm:txEffectClrLst/>
-  </dgm:styleLbl>
-  <dgm:styleLbl name="fgAccFollowNode1">
-    <dgm:fillClrLst meth="repeat">
-      <a:schemeClr val="accent4">
-        <a:alpha val="90000"/>
-        <a:tint val="40000"/>
-      </a:schemeClr>
-    </dgm:fillClrLst>
-    <dgm:linClrLst meth="repeat">
-      <a:schemeClr val="accent4">
-        <a:alpha val="90000"/>
-        <a:tint val="40000"/>
-      </a:schemeClr>
-    </dgm:linClrLst>
-    <dgm:effectClrLst/>
-    <dgm:txLinClrLst/>
-    <dgm:txFillClrLst meth="repeat">
-      <a:schemeClr val="dk1"/>
-    </dgm:txFillClrLst>
-    <dgm:txEffectClrLst/>
-  </dgm:styleLbl>
-  <dgm:styleLbl name="alignAccFollowNode1">
-    <dgm:fillClrLst meth="repeat">
-      <a:schemeClr val="accent4">
-        <a:alpha val="90000"/>
-        <a:tint val="40000"/>
-      </a:schemeClr>
-    </dgm:fillClrLst>
-    <dgm:linClrLst meth="repeat">
-      <a:schemeClr val="accent4">
-        <a:alpha val="90000"/>
-        <a:tint val="40000"/>
-      </a:schemeClr>
-    </dgm:linClrLst>
-    <dgm:effectClrLst/>
-    <dgm:txLinClrLst/>
-    <dgm:txFillClrLst meth="repeat">
-      <a:schemeClr val="dk1"/>
-    </dgm:txFillClrLst>
-    <dgm:txEffectClrLst/>
-  </dgm:styleLbl>
-  <dgm:styleLbl name="bgAccFollowNode1">
-    <dgm:fillClrLst meth="repeat">
-      <a:schemeClr val="accent4">
-        <a:alpha val="90000"/>
-        <a:tint val="40000"/>
-      </a:schemeClr>
-    </dgm:fillClrLst>
-    <dgm:linClrLst meth="repeat">
-      <a:schemeClr val="accent4">
-        <a:alpha val="90000"/>
-        <a:tint val="40000"/>
-      </a:schemeClr>
-    </dgm:linClrLst>
-    <dgm:effectClrLst/>
-    <dgm:txLinClrLst/>
-    <dgm:txFillClrLst meth="repeat">
-      <a:schemeClr val="dk1"/>
-    </dgm:txFillClrLst>
-    <dgm:txEffectClrLst/>
-  </dgm:styleLbl>
-  <dgm:styleLbl name="fgAcc0">
-    <dgm:fillClrLst meth="repeat">
-      <a:schemeClr val="lt1">
-        <a:alpha val="90000"/>
-      </a:schemeClr>
-    </dgm:fillClrLst>
-    <dgm:linClrLst meth="repeat">
-      <a:schemeClr val="accent4"/>
-    </dgm:linClrLst>
-    <dgm:effectClrLst/>
-    <dgm:txLinClrLst/>
-    <dgm:txFillClrLst meth="repeat">
-      <a:schemeClr val="dk1"/>
-    </dgm:txFillClrLst>
-    <dgm:txEffectClrLst/>
-  </dgm:styleLbl>
-  <dgm:styleLbl name="fgAcc2">
-    <dgm:fillClrLst meth="repeat">
-      <a:schemeClr val="lt1">
-        <a:alpha val="90000"/>
-      </a:schemeClr>
-    </dgm:fillClrLst>
-    <dgm:linClrLst meth="repeat">
-      <a:schemeClr val="accent4"/>
-    </dgm:linClrLst>
-    <dgm:effectClrLst/>
-    <dgm:txLinClrLst/>
-    <dgm:txFillClrLst meth="repeat">
-      <a:schemeClr val="dk1"/>
-    </dgm:txFillClrLst>
-    <dgm:txEffectClrLst/>
-  </dgm:styleLbl>
-  <dgm:styleLbl name="fgAcc3">
-    <dgm:fillClrLst meth="repeat">
-      <a:schemeClr val="lt1">
-        <a:alpha val="90000"/>
-      </a:schemeClr>
-    </dgm:fillClrLst>
-    <dgm:linClrLst meth="repeat">
-      <a:schemeClr val="accent4"/>
-    </dgm:linClrLst>
-    <dgm:effectClrLst/>
-    <dgm:txLinClrLst/>
-    <dgm:txFillClrLst meth="repeat">
-      <a:schemeClr val="dk1"/>
-    </dgm:txFillClrLst>
-    <dgm:txEffectClrLst/>
-  </dgm:styleLbl>
-  <dgm:styleLbl name="fgAcc4">
-    <dgm:fillClrLst meth="repeat">
-      <a:schemeClr val="lt1">
-        <a:alpha val="90000"/>
-      </a:schemeClr>
-    </dgm:fillClrLst>
-    <dgm:linClrLst meth="repeat">
-      <a:schemeClr val="accent4"/>
-    </dgm:linClrLst>
-    <dgm:effectClrLst/>
-    <dgm:txLinClrLst/>
-    <dgm:txFillClrLst meth="repeat">
-      <a:schemeClr val="dk1"/>
-    </dgm:txFillClrLst>
-    <dgm:txEffectClrLst/>
-  </dgm:styleLbl>
-  <dgm:styleLbl name="bgShp">
-    <dgm:fillClrLst meth="repeat">
-      <a:schemeClr val="accent4">
-        <a:tint val="40000"/>
-      </a:schemeClr>
-    </dgm:fillClrLst>
-    <dgm:linClrLst meth="repeat">
-      <a:schemeClr val="accent4"/>
-    </dgm:linClrLst>
-    <dgm:effectClrLst/>
-    <dgm:txLinClrLst/>
-    <dgm:txFillClrLst meth="repeat">
-      <a:schemeClr val="dk1"/>
-    </dgm:txFillClrLst>
-    <dgm:txEffectClrLst/>
-  </dgm:styleLbl>
-  <dgm:styleLbl name="dkBgShp">
-    <dgm:fillClrLst meth="repeat">
-      <a:schemeClr val="accent4">
-        <a:shade val="80000"/>
-      </a:schemeClr>
-    </dgm:fillClrLst>
-    <dgm:linClrLst meth="repeat">
-      <a:schemeClr val="accent4"/>
-    </dgm:linClrLst>
-    <dgm:effectClrLst/>
-    <dgm:txLinClrLst/>
-    <dgm:txFillClrLst meth="repeat">
-      <a:schemeClr val="lt1"/>
-    </dgm:txFillClrLst>
-    <dgm:txEffectClrLst/>
-  </dgm:styleLbl>
-  <dgm:styleLbl name="trBgShp">
-    <dgm:fillClrLst meth="repeat">
-      <a:schemeClr val="accent4">
-        <a:tint val="50000"/>
-        <a:alpha val="40000"/>
-      </a:schemeClr>
-    </dgm:fillClrLst>
-    <dgm:linClrLst meth="repeat">
-      <a:schemeClr val="accent4"/>
-    </dgm:linClrLst>
-    <dgm:effectClrLst/>
-    <dgm:txLinClrLst/>
-    <dgm:txFillClrLst meth="repeat">
-      <a:schemeClr val="lt1"/>
-    </dgm:txFillClrLst>
-    <dgm:txEffectClrLst/>
-  </dgm:styleLbl>
-  <dgm:styleLbl name="fgShp">
-    <dgm:fillClrLst meth="repeat">
-      <a:schemeClr val="accent4">
-        <a:tint val="60000"/>
-      </a:schemeClr>
-    </dgm:fillClrLst>
-    <dgm:linClrLst meth="repeat">
-      <a:schemeClr val="lt1"/>
-    </dgm:linClrLst>
-    <dgm:effectClrLst/>
-    <dgm:txLinClrLst/>
-    <dgm:txFillClrLst meth="repeat">
-      <a:schemeClr val="dk1"/>
-    </dgm:txFillClrLst>
-    <dgm:txEffectClrLst/>
-  </dgm:styleLbl>
-  <dgm:styleLbl name="revTx">
-    <dgm:fillClrLst meth="repeat">
-      <a:schemeClr val="lt1">
-        <a:alpha val="0"/>
-      </a:schemeClr>
-    </dgm:fillClrLst>
-    <dgm:linClrLst meth="repeat">
-      <a:schemeClr val="dk1">
-        <a:alpha val="0"/>
-      </a:schemeClr>
-    </dgm:linClrLst>
-    <dgm:effectClrLst/>
-    <dgm:txLinClrLst/>
-    <dgm:txFillClrLst meth="repeat">
-      <a:schemeClr val="tx1"/>
-    </dgm:txFillClrLst>
-    <dgm:txEffectClrLst/>
-  </dgm:styleLbl>
-  <dgm:styleLbl name="revTxLt">
-    <dgm:fillClrLst meth="repeat">
-      <a:schemeClr val="lt1">
-        <a:alpha val="0"/>
-      </a:schemeClr>
-    </dgm:fillClrLst>
-    <dgm:linClrLst meth="repeat">
-      <a:schemeClr val="dk1">
-        <a:alpha val="0"/>
-      </a:schemeClr>
-    </dgm:linClrLst>
-    <dgm:effectClrLst/>
-    <dgm:txLinClrLst/>
-    <dgm:txFillClrLst/>
-    <dgm:txEffectClrLst/>
-  </dgm:styleLbl>
-</dgm:colorsDef>
-</file>
-
-<file path=word/diagrams/data1.xml><?xml version="1.0" encoding="utf-8"?>
-<dgm:dataModel xmlns:dgm="http://schemas.openxmlformats.org/drawingml/2006/diagram" xmlns:a="http://schemas.openxmlformats.org/drawingml/2006/main">
-  <dgm:ptLst>
-    <dgm:pt modelId="{68C8794C-0C3F-4E2A-A75F-588D0499AE72}" type="doc">
-      <dgm:prSet loTypeId="urn:microsoft.com/office/officeart/2005/8/layout/process5" loCatId="process" qsTypeId="urn:microsoft.com/office/officeart/2005/8/quickstyle/simple4" qsCatId="simple" csTypeId="urn:microsoft.com/office/officeart/2005/8/colors/accent4_2" csCatId="accent4" phldr="1"/>
-      <dgm:spPr/>
-    </dgm:pt>
-    <dgm:pt modelId="{E36F0877-808E-4A8C-AA29-198F4F7B7ADE}">
-      <dgm:prSet phldrT="[Texto]"/>
-      <dgm:spPr/>
-      <dgm:t>
-        <a:bodyPr/>
-        <a:lstStyle/>
-        <a:p>
-          <a:r>
-            <a:rPr lang="es-SV">
-              <a:latin typeface="Times New Roman" panose="02020603050405020304" pitchFamily="18" charset="0"/>
-              <a:cs typeface="Times New Roman" panose="02020603050405020304" pitchFamily="18" charset="0"/>
-            </a:rPr>
-            <a:t>Consulta del catálogo</a:t>
-          </a:r>
-        </a:p>
-      </dgm:t>
-    </dgm:pt>
-    <dgm:pt modelId="{97B5E301-DDE9-4E2C-92BD-AC038A031209}" type="parTrans" cxnId="{374EC912-91BF-4147-9DD9-016FDDF4B3AC}">
-      <dgm:prSet/>
-      <dgm:spPr/>
-      <dgm:t>
-        <a:bodyPr/>
-        <a:lstStyle/>
-        <a:p>
-          <a:endParaRPr lang="es-SV">
-            <a:latin typeface="Times New Roman" panose="02020603050405020304" pitchFamily="18" charset="0"/>
-            <a:cs typeface="Times New Roman" panose="02020603050405020304" pitchFamily="18" charset="0"/>
-          </a:endParaRPr>
-        </a:p>
-      </dgm:t>
-    </dgm:pt>
-    <dgm:pt modelId="{7C7EBE69-E02F-4AD3-9A35-D97917311E43}" type="sibTrans" cxnId="{374EC912-91BF-4147-9DD9-016FDDF4B3AC}">
-      <dgm:prSet/>
-      <dgm:spPr/>
-      <dgm:t>
-        <a:bodyPr/>
-        <a:lstStyle/>
-        <a:p>
-          <a:endParaRPr lang="es-SV">
-            <a:latin typeface="Times New Roman" panose="02020603050405020304" pitchFamily="18" charset="0"/>
-            <a:cs typeface="Times New Roman" panose="02020603050405020304" pitchFamily="18" charset="0"/>
-          </a:endParaRPr>
-        </a:p>
-      </dgm:t>
-    </dgm:pt>
-    <dgm:pt modelId="{DED0A4A4-A824-47EC-BD6C-E11B16D7E51D}">
-      <dgm:prSet phldrT="[Texto]"/>
-      <dgm:spPr/>
-      <dgm:t>
-        <a:bodyPr/>
-        <a:lstStyle/>
-        <a:p>
-          <a:r>
-            <a:rPr lang="es-SV">
-              <a:latin typeface="Times New Roman" panose="02020603050405020304" pitchFamily="18" charset="0"/>
-              <a:cs typeface="Times New Roman" panose="02020603050405020304" pitchFamily="18" charset="0"/>
-            </a:rPr>
-            <a:t>Selección del producto</a:t>
-          </a:r>
-        </a:p>
-      </dgm:t>
-    </dgm:pt>
-    <dgm:pt modelId="{1020561C-43A1-474E-8DA6-8D117C2DB62C}" type="parTrans" cxnId="{092B94FC-B8C8-4591-8301-1AFC26F6F965}">
-      <dgm:prSet/>
-      <dgm:spPr/>
-      <dgm:t>
-        <a:bodyPr/>
-        <a:lstStyle/>
-        <a:p>
-          <a:endParaRPr lang="es-SV">
-            <a:latin typeface="Times New Roman" panose="02020603050405020304" pitchFamily="18" charset="0"/>
-            <a:cs typeface="Times New Roman" panose="02020603050405020304" pitchFamily="18" charset="0"/>
-          </a:endParaRPr>
-        </a:p>
-      </dgm:t>
-    </dgm:pt>
-    <dgm:pt modelId="{CCD5B025-6ED6-43BD-9DD7-B71F43E94667}" type="sibTrans" cxnId="{092B94FC-B8C8-4591-8301-1AFC26F6F965}">
-      <dgm:prSet/>
-      <dgm:spPr/>
-      <dgm:t>
-        <a:bodyPr/>
-        <a:lstStyle/>
-        <a:p>
-          <a:endParaRPr lang="es-SV">
-            <a:latin typeface="Times New Roman" panose="02020603050405020304" pitchFamily="18" charset="0"/>
-            <a:cs typeface="Times New Roman" panose="02020603050405020304" pitchFamily="18" charset="0"/>
-          </a:endParaRPr>
-        </a:p>
-      </dgm:t>
-    </dgm:pt>
-    <dgm:pt modelId="{D58F30FF-3E80-4537-A8F1-87677D2E5E52}">
-      <dgm:prSet phldrT="[Texto]"/>
-      <dgm:spPr/>
-      <dgm:t>
-        <a:bodyPr/>
-        <a:lstStyle/>
-        <a:p>
-          <a:r>
-            <a:rPr lang="es-SV">
-              <a:latin typeface="Times New Roman" panose="02020603050405020304" pitchFamily="18" charset="0"/>
-              <a:cs typeface="Times New Roman" panose="02020603050405020304" pitchFamily="18" charset="0"/>
-            </a:rPr>
-            <a:t>Solicitud de cotización u orden</a:t>
-          </a:r>
-        </a:p>
-      </dgm:t>
-    </dgm:pt>
-    <dgm:pt modelId="{7444FA6B-FCA0-437E-AAE7-31947E02C8B1}" type="parTrans" cxnId="{5870407A-68A1-4062-844A-E88218108833}">
-      <dgm:prSet/>
-      <dgm:spPr/>
-      <dgm:t>
-        <a:bodyPr/>
-        <a:lstStyle/>
-        <a:p>
-          <a:endParaRPr lang="es-SV">
-            <a:latin typeface="Times New Roman" panose="02020603050405020304" pitchFamily="18" charset="0"/>
-            <a:cs typeface="Times New Roman" panose="02020603050405020304" pitchFamily="18" charset="0"/>
-          </a:endParaRPr>
-        </a:p>
-      </dgm:t>
-    </dgm:pt>
-    <dgm:pt modelId="{EE6223C0-D9E6-400B-A0A5-650925EB4C05}" type="sibTrans" cxnId="{5870407A-68A1-4062-844A-E88218108833}">
-      <dgm:prSet/>
-      <dgm:spPr/>
-      <dgm:t>
-        <a:bodyPr/>
-        <a:lstStyle/>
-        <a:p>
-          <a:endParaRPr lang="es-SV">
-            <a:latin typeface="Times New Roman" panose="02020603050405020304" pitchFamily="18" charset="0"/>
-            <a:cs typeface="Times New Roman" panose="02020603050405020304" pitchFamily="18" charset="0"/>
-          </a:endParaRPr>
-        </a:p>
-      </dgm:t>
-    </dgm:pt>
-    <dgm:pt modelId="{22A7910C-9321-41EB-8914-9EFA2B31D72A}">
-      <dgm:prSet phldrT="[Texto]"/>
-      <dgm:spPr/>
-      <dgm:t>
-        <a:bodyPr/>
-        <a:lstStyle/>
-        <a:p>
-          <a:r>
-            <a:rPr lang="es-SV">
-              <a:latin typeface="Times New Roman" panose="02020603050405020304" pitchFamily="18" charset="0"/>
-              <a:cs typeface="Times New Roman" panose="02020603050405020304" pitchFamily="18" charset="0"/>
-            </a:rPr>
-            <a:t>Validación de solicitud</a:t>
-          </a:r>
-        </a:p>
-      </dgm:t>
-    </dgm:pt>
-    <dgm:pt modelId="{8236B8A8-3EB4-4BD0-A0C1-88456204467C}" type="parTrans" cxnId="{494A3FEE-706E-4000-9713-E8455BF86A4B}">
-      <dgm:prSet/>
-      <dgm:spPr/>
-      <dgm:t>
-        <a:bodyPr/>
-        <a:lstStyle/>
-        <a:p>
-          <a:endParaRPr lang="es-SV">
-            <a:latin typeface="Times New Roman" panose="02020603050405020304" pitchFamily="18" charset="0"/>
-            <a:cs typeface="Times New Roman" panose="02020603050405020304" pitchFamily="18" charset="0"/>
-          </a:endParaRPr>
-        </a:p>
-      </dgm:t>
-    </dgm:pt>
-    <dgm:pt modelId="{326C94D9-B12D-4344-9051-994545FE71D7}" type="sibTrans" cxnId="{494A3FEE-706E-4000-9713-E8455BF86A4B}">
-      <dgm:prSet/>
-      <dgm:spPr/>
-      <dgm:t>
-        <a:bodyPr/>
-        <a:lstStyle/>
-        <a:p>
-          <a:endParaRPr lang="es-SV">
-            <a:latin typeface="Times New Roman" panose="02020603050405020304" pitchFamily="18" charset="0"/>
-            <a:cs typeface="Times New Roman" panose="02020603050405020304" pitchFamily="18" charset="0"/>
-          </a:endParaRPr>
-        </a:p>
-      </dgm:t>
-    </dgm:pt>
-    <dgm:pt modelId="{63A7BB99-03E2-41AD-A5A1-5B6CB6330736}">
-      <dgm:prSet phldrT="[Texto]"/>
-      <dgm:spPr/>
-      <dgm:t>
-        <a:bodyPr/>
-        <a:lstStyle/>
-        <a:p>
-          <a:r>
-            <a:rPr lang="es-SV">
-              <a:latin typeface="Times New Roman" panose="02020603050405020304" pitchFamily="18" charset="0"/>
-              <a:cs typeface="Times New Roman" panose="02020603050405020304" pitchFamily="18" charset="0"/>
-            </a:rPr>
-            <a:t>Confirmación</a:t>
-          </a:r>
-        </a:p>
-      </dgm:t>
-    </dgm:pt>
-    <dgm:pt modelId="{4228B110-F231-42B3-8539-BAC046864421}" type="parTrans" cxnId="{397BBD2D-ADC0-469B-ADA0-06F9A694D533}">
-      <dgm:prSet/>
-      <dgm:spPr/>
-      <dgm:t>
-        <a:bodyPr/>
-        <a:lstStyle/>
-        <a:p>
-          <a:endParaRPr lang="es-SV">
-            <a:latin typeface="Times New Roman" panose="02020603050405020304" pitchFamily="18" charset="0"/>
-            <a:cs typeface="Times New Roman" panose="02020603050405020304" pitchFamily="18" charset="0"/>
-          </a:endParaRPr>
-        </a:p>
-      </dgm:t>
-    </dgm:pt>
-    <dgm:pt modelId="{D0E9A365-F3B7-45E8-ACBE-98556C95BBCD}" type="sibTrans" cxnId="{397BBD2D-ADC0-469B-ADA0-06F9A694D533}">
-      <dgm:prSet/>
-      <dgm:spPr/>
-      <dgm:t>
-        <a:bodyPr/>
-        <a:lstStyle/>
-        <a:p>
-          <a:endParaRPr lang="es-SV">
-            <a:latin typeface="Times New Roman" panose="02020603050405020304" pitchFamily="18" charset="0"/>
-            <a:cs typeface="Times New Roman" panose="02020603050405020304" pitchFamily="18" charset="0"/>
-          </a:endParaRPr>
-        </a:p>
-      </dgm:t>
-    </dgm:pt>
-    <dgm:pt modelId="{57790BCE-AF9D-4F70-947F-3580748DFF53}">
-      <dgm:prSet phldrT="[Texto]"/>
-      <dgm:spPr/>
-      <dgm:t>
-        <a:bodyPr/>
-        <a:lstStyle/>
-        <a:p>
-          <a:r>
-            <a:rPr lang="es-SV">
-              <a:latin typeface="Times New Roman" panose="02020603050405020304" pitchFamily="18" charset="0"/>
-              <a:cs typeface="Times New Roman" panose="02020603050405020304" pitchFamily="18" charset="0"/>
-            </a:rPr>
-            <a:t>Pago</a:t>
-          </a:r>
-        </a:p>
-      </dgm:t>
-    </dgm:pt>
-    <dgm:pt modelId="{D9CCC8C2-4930-460A-BB09-E16F456E98DA}" type="parTrans" cxnId="{0F15B84B-8D84-4197-BA13-930FBF1A826E}">
-      <dgm:prSet/>
-      <dgm:spPr/>
-      <dgm:t>
-        <a:bodyPr/>
-        <a:lstStyle/>
-        <a:p>
-          <a:endParaRPr lang="es-SV">
-            <a:latin typeface="Times New Roman" panose="02020603050405020304" pitchFamily="18" charset="0"/>
-            <a:cs typeface="Times New Roman" panose="02020603050405020304" pitchFamily="18" charset="0"/>
-          </a:endParaRPr>
-        </a:p>
-      </dgm:t>
-    </dgm:pt>
-    <dgm:pt modelId="{1E8CAF44-8567-4C96-9352-D0FC94F100E8}" type="sibTrans" cxnId="{0F15B84B-8D84-4197-BA13-930FBF1A826E}">
-      <dgm:prSet/>
-      <dgm:spPr/>
-      <dgm:t>
-        <a:bodyPr/>
-        <a:lstStyle/>
-        <a:p>
-          <a:endParaRPr lang="es-SV">
-            <a:latin typeface="Times New Roman" panose="02020603050405020304" pitchFamily="18" charset="0"/>
-            <a:cs typeface="Times New Roman" panose="02020603050405020304" pitchFamily="18" charset="0"/>
-          </a:endParaRPr>
-        </a:p>
-      </dgm:t>
-    </dgm:pt>
-    <dgm:pt modelId="{5A3F96B1-B510-4E98-AE2F-26511E8AE32B}">
-      <dgm:prSet phldrT="[Texto]"/>
-      <dgm:spPr/>
-      <dgm:t>
-        <a:bodyPr/>
-        <a:lstStyle/>
-        <a:p>
-          <a:r>
-            <a:rPr lang="es-SV">
-              <a:latin typeface="Times New Roman" panose="02020603050405020304" pitchFamily="18" charset="0"/>
-              <a:cs typeface="Times New Roman" panose="02020603050405020304" pitchFamily="18" charset="0"/>
-            </a:rPr>
-            <a:t>Entrega o retiro</a:t>
-          </a:r>
-        </a:p>
-      </dgm:t>
-    </dgm:pt>
-    <dgm:pt modelId="{E78A5D03-D772-43A9-BE02-FC1CC89A8443}" type="parTrans" cxnId="{BDE8E32E-F09A-4AD2-B2E2-88B7F97DA176}">
-      <dgm:prSet/>
-      <dgm:spPr/>
-      <dgm:t>
-        <a:bodyPr/>
-        <a:lstStyle/>
-        <a:p>
-          <a:endParaRPr lang="es-SV">
-            <a:latin typeface="Times New Roman" panose="02020603050405020304" pitchFamily="18" charset="0"/>
-            <a:cs typeface="Times New Roman" panose="02020603050405020304" pitchFamily="18" charset="0"/>
-          </a:endParaRPr>
-        </a:p>
-      </dgm:t>
-    </dgm:pt>
-    <dgm:pt modelId="{AB2C9F4C-593E-451C-B31F-02920124B306}" type="sibTrans" cxnId="{BDE8E32E-F09A-4AD2-B2E2-88B7F97DA176}">
-      <dgm:prSet/>
-      <dgm:spPr/>
-      <dgm:t>
-        <a:bodyPr/>
-        <a:lstStyle/>
-        <a:p>
-          <a:endParaRPr lang="es-SV">
-            <a:latin typeface="Times New Roman" panose="02020603050405020304" pitchFamily="18" charset="0"/>
-            <a:cs typeface="Times New Roman" panose="02020603050405020304" pitchFamily="18" charset="0"/>
-          </a:endParaRPr>
-        </a:p>
-      </dgm:t>
-    </dgm:pt>
-    <dgm:pt modelId="{38763BD8-8525-4EE3-B2AC-ECEB7CEC6E7C}" type="pres">
-      <dgm:prSet presAssocID="{68C8794C-0C3F-4E2A-A75F-588D0499AE72}" presName="diagram" presStyleCnt="0">
-        <dgm:presLayoutVars>
-          <dgm:dir/>
-          <dgm:resizeHandles val="exact"/>
-        </dgm:presLayoutVars>
-      </dgm:prSet>
-      <dgm:spPr/>
-    </dgm:pt>
-    <dgm:pt modelId="{EA9188F0-A94B-4A01-A2BC-4E491ACE494C}" type="pres">
-      <dgm:prSet presAssocID="{E36F0877-808E-4A8C-AA29-198F4F7B7ADE}" presName="node" presStyleLbl="node1" presStyleIdx="0" presStyleCnt="7">
-        <dgm:presLayoutVars>
-          <dgm:bulletEnabled val="1"/>
-        </dgm:presLayoutVars>
-      </dgm:prSet>
-      <dgm:spPr/>
-    </dgm:pt>
-    <dgm:pt modelId="{29772584-3011-466B-8E07-0EC4DA10714E}" type="pres">
-      <dgm:prSet presAssocID="{7C7EBE69-E02F-4AD3-9A35-D97917311E43}" presName="sibTrans" presStyleLbl="sibTrans2D1" presStyleIdx="0" presStyleCnt="6"/>
-      <dgm:spPr/>
-    </dgm:pt>
-    <dgm:pt modelId="{BA4094C8-DBA9-4502-B6AB-49AF4F0D248E}" type="pres">
-      <dgm:prSet presAssocID="{7C7EBE69-E02F-4AD3-9A35-D97917311E43}" presName="connectorText" presStyleLbl="sibTrans2D1" presStyleIdx="0" presStyleCnt="6"/>
-      <dgm:spPr/>
-    </dgm:pt>
-    <dgm:pt modelId="{BC111CFD-27DE-4952-8485-6CCDA6E47A4B}" type="pres">
-      <dgm:prSet presAssocID="{DED0A4A4-A824-47EC-BD6C-E11B16D7E51D}" presName="node" presStyleLbl="node1" presStyleIdx="1" presStyleCnt="7">
-        <dgm:presLayoutVars>
-          <dgm:bulletEnabled val="1"/>
-        </dgm:presLayoutVars>
-      </dgm:prSet>
-      <dgm:spPr/>
-    </dgm:pt>
-    <dgm:pt modelId="{922774A5-328E-4F05-A64C-880C3813CF00}" type="pres">
-      <dgm:prSet presAssocID="{CCD5B025-6ED6-43BD-9DD7-B71F43E94667}" presName="sibTrans" presStyleLbl="sibTrans2D1" presStyleIdx="1" presStyleCnt="6"/>
-      <dgm:spPr/>
-    </dgm:pt>
-    <dgm:pt modelId="{9094141B-E6D7-4DA4-8AF4-184E516D757F}" type="pres">
-      <dgm:prSet presAssocID="{CCD5B025-6ED6-43BD-9DD7-B71F43E94667}" presName="connectorText" presStyleLbl="sibTrans2D1" presStyleIdx="1" presStyleCnt="6"/>
-      <dgm:spPr/>
-    </dgm:pt>
-    <dgm:pt modelId="{68669943-4DC1-41CA-947D-EB2DFCDE1DC4}" type="pres">
-      <dgm:prSet presAssocID="{D58F30FF-3E80-4537-A8F1-87677D2E5E52}" presName="node" presStyleLbl="node1" presStyleIdx="2" presStyleCnt="7">
-        <dgm:presLayoutVars>
-          <dgm:bulletEnabled val="1"/>
-        </dgm:presLayoutVars>
-      </dgm:prSet>
-      <dgm:spPr/>
-    </dgm:pt>
-    <dgm:pt modelId="{42AD55C2-C96B-4216-8561-23244FC59022}" type="pres">
-      <dgm:prSet presAssocID="{EE6223C0-D9E6-400B-A0A5-650925EB4C05}" presName="sibTrans" presStyleLbl="sibTrans2D1" presStyleIdx="2" presStyleCnt="6"/>
-      <dgm:spPr/>
-    </dgm:pt>
-    <dgm:pt modelId="{0DC24BBD-18F0-4C3F-A5A8-8E52C60BECB8}" type="pres">
-      <dgm:prSet presAssocID="{EE6223C0-D9E6-400B-A0A5-650925EB4C05}" presName="connectorText" presStyleLbl="sibTrans2D1" presStyleIdx="2" presStyleCnt="6"/>
-      <dgm:spPr/>
-    </dgm:pt>
-    <dgm:pt modelId="{DFC26011-BBEF-4E8E-9A01-CB0A67E80ABE}" type="pres">
-      <dgm:prSet presAssocID="{22A7910C-9321-41EB-8914-9EFA2B31D72A}" presName="node" presStyleLbl="node1" presStyleIdx="3" presStyleCnt="7">
-        <dgm:presLayoutVars>
-          <dgm:bulletEnabled val="1"/>
-        </dgm:presLayoutVars>
-      </dgm:prSet>
-      <dgm:spPr/>
-    </dgm:pt>
-    <dgm:pt modelId="{CC3E8F4A-C527-4A36-8140-1BD535E08073}" type="pres">
-      <dgm:prSet presAssocID="{326C94D9-B12D-4344-9051-994545FE71D7}" presName="sibTrans" presStyleLbl="sibTrans2D1" presStyleIdx="3" presStyleCnt="6"/>
-      <dgm:spPr/>
-    </dgm:pt>
-    <dgm:pt modelId="{14D16EAD-434B-4775-A808-318CE98858AA}" type="pres">
-      <dgm:prSet presAssocID="{326C94D9-B12D-4344-9051-994545FE71D7}" presName="connectorText" presStyleLbl="sibTrans2D1" presStyleIdx="3" presStyleCnt="6"/>
-      <dgm:spPr/>
-    </dgm:pt>
-    <dgm:pt modelId="{14521392-2CD6-4147-8E41-8CF9E8853E31}" type="pres">
-      <dgm:prSet presAssocID="{63A7BB99-03E2-41AD-A5A1-5B6CB6330736}" presName="node" presStyleLbl="node1" presStyleIdx="4" presStyleCnt="7">
-        <dgm:presLayoutVars>
-          <dgm:bulletEnabled val="1"/>
-        </dgm:presLayoutVars>
-      </dgm:prSet>
-      <dgm:spPr/>
-    </dgm:pt>
-    <dgm:pt modelId="{FC9F5147-096E-4C70-B15A-48A1AFED0C28}" type="pres">
-      <dgm:prSet presAssocID="{D0E9A365-F3B7-45E8-ACBE-98556C95BBCD}" presName="sibTrans" presStyleLbl="sibTrans2D1" presStyleIdx="4" presStyleCnt="6"/>
-      <dgm:spPr/>
-    </dgm:pt>
-    <dgm:pt modelId="{6B396411-127F-4551-ACBB-DEB714AF4EB7}" type="pres">
-      <dgm:prSet presAssocID="{D0E9A365-F3B7-45E8-ACBE-98556C95BBCD}" presName="connectorText" presStyleLbl="sibTrans2D1" presStyleIdx="4" presStyleCnt="6"/>
-      <dgm:spPr/>
-    </dgm:pt>
-    <dgm:pt modelId="{74170557-BCB4-4CC2-8613-BCE79CF94582}" type="pres">
-      <dgm:prSet presAssocID="{57790BCE-AF9D-4F70-947F-3580748DFF53}" presName="node" presStyleLbl="node1" presStyleIdx="5" presStyleCnt="7">
-        <dgm:presLayoutVars>
-          <dgm:bulletEnabled val="1"/>
-        </dgm:presLayoutVars>
-      </dgm:prSet>
-      <dgm:spPr/>
-    </dgm:pt>
-    <dgm:pt modelId="{FFA97C31-656B-4DAE-970F-1182F21255FA}" type="pres">
-      <dgm:prSet presAssocID="{1E8CAF44-8567-4C96-9352-D0FC94F100E8}" presName="sibTrans" presStyleLbl="sibTrans2D1" presStyleIdx="5" presStyleCnt="6"/>
-      <dgm:spPr/>
-    </dgm:pt>
-    <dgm:pt modelId="{37D3CA61-9045-4B8A-9405-A26F51312456}" type="pres">
-      <dgm:prSet presAssocID="{1E8CAF44-8567-4C96-9352-D0FC94F100E8}" presName="connectorText" presStyleLbl="sibTrans2D1" presStyleIdx="5" presStyleCnt="6"/>
-      <dgm:spPr/>
-    </dgm:pt>
-    <dgm:pt modelId="{EA06617B-E4F8-463F-A5CC-2D2F273A7D23}" type="pres">
-      <dgm:prSet presAssocID="{5A3F96B1-B510-4E98-AE2F-26511E8AE32B}" presName="node" presStyleLbl="node1" presStyleIdx="6" presStyleCnt="7">
-        <dgm:presLayoutVars>
-          <dgm:bulletEnabled val="1"/>
-        </dgm:presLayoutVars>
-      </dgm:prSet>
-      <dgm:spPr/>
-    </dgm:pt>
-  </dgm:ptLst>
-  <dgm:cxnLst>
-    <dgm:cxn modelId="{374EC912-91BF-4147-9DD9-016FDDF4B3AC}" srcId="{68C8794C-0C3F-4E2A-A75F-588D0499AE72}" destId="{E36F0877-808E-4A8C-AA29-198F4F7B7ADE}" srcOrd="0" destOrd="0" parTransId="{97B5E301-DDE9-4E2C-92BD-AC038A031209}" sibTransId="{7C7EBE69-E02F-4AD3-9A35-D97917311E43}"/>
-    <dgm:cxn modelId="{77062B1D-A267-4EB1-81BC-736125510B37}" type="presOf" srcId="{D58F30FF-3E80-4537-A8F1-87677D2E5E52}" destId="{68669943-4DC1-41CA-947D-EB2DFCDE1DC4}" srcOrd="0" destOrd="0" presId="urn:microsoft.com/office/officeart/2005/8/layout/process5"/>
-    <dgm:cxn modelId="{B3F1D522-699B-4CCD-8833-CF8BBA1AB84D}" type="presOf" srcId="{1E8CAF44-8567-4C96-9352-D0FC94F100E8}" destId="{FFA97C31-656B-4DAE-970F-1182F21255FA}" srcOrd="0" destOrd="0" presId="urn:microsoft.com/office/officeart/2005/8/layout/process5"/>
-    <dgm:cxn modelId="{397BBD2D-ADC0-469B-ADA0-06F9A694D533}" srcId="{68C8794C-0C3F-4E2A-A75F-588D0499AE72}" destId="{63A7BB99-03E2-41AD-A5A1-5B6CB6330736}" srcOrd="4" destOrd="0" parTransId="{4228B110-F231-42B3-8539-BAC046864421}" sibTransId="{D0E9A365-F3B7-45E8-ACBE-98556C95BBCD}"/>
-    <dgm:cxn modelId="{BDE8E32E-F09A-4AD2-B2E2-88B7F97DA176}" srcId="{68C8794C-0C3F-4E2A-A75F-588D0499AE72}" destId="{5A3F96B1-B510-4E98-AE2F-26511E8AE32B}" srcOrd="6" destOrd="0" parTransId="{E78A5D03-D772-43A9-BE02-FC1CC89A8443}" sibTransId="{AB2C9F4C-593E-451C-B31F-02920124B306}"/>
-    <dgm:cxn modelId="{33860B34-67C5-4C60-B30B-9720F8DCCFAC}" type="presOf" srcId="{57790BCE-AF9D-4F70-947F-3580748DFF53}" destId="{74170557-BCB4-4CC2-8613-BCE79CF94582}" srcOrd="0" destOrd="0" presId="urn:microsoft.com/office/officeart/2005/8/layout/process5"/>
-    <dgm:cxn modelId="{08C5105F-7A43-4AEA-AF8A-828A064AFF25}" type="presOf" srcId="{326C94D9-B12D-4344-9051-994545FE71D7}" destId="{CC3E8F4A-C527-4A36-8140-1BD535E08073}" srcOrd="0" destOrd="0" presId="urn:microsoft.com/office/officeart/2005/8/layout/process5"/>
-    <dgm:cxn modelId="{42103362-0355-4116-B7BE-A2CF4DD79505}" type="presOf" srcId="{D0E9A365-F3B7-45E8-ACBE-98556C95BBCD}" destId="{FC9F5147-096E-4C70-B15A-48A1AFED0C28}" srcOrd="0" destOrd="0" presId="urn:microsoft.com/office/officeart/2005/8/layout/process5"/>
-    <dgm:cxn modelId="{63709749-63AE-4AF8-894D-364C3EE38946}" type="presOf" srcId="{63A7BB99-03E2-41AD-A5A1-5B6CB6330736}" destId="{14521392-2CD6-4147-8E41-8CF9E8853E31}" srcOrd="0" destOrd="0" presId="urn:microsoft.com/office/officeart/2005/8/layout/process5"/>
-    <dgm:cxn modelId="{CD4C976B-CCDB-48C3-B2AA-92C528688197}" type="presOf" srcId="{1E8CAF44-8567-4C96-9352-D0FC94F100E8}" destId="{37D3CA61-9045-4B8A-9405-A26F51312456}" srcOrd="1" destOrd="0" presId="urn:microsoft.com/office/officeart/2005/8/layout/process5"/>
-    <dgm:cxn modelId="{0F15B84B-8D84-4197-BA13-930FBF1A826E}" srcId="{68C8794C-0C3F-4E2A-A75F-588D0499AE72}" destId="{57790BCE-AF9D-4F70-947F-3580748DFF53}" srcOrd="5" destOrd="0" parTransId="{D9CCC8C2-4930-460A-BB09-E16F456E98DA}" sibTransId="{1E8CAF44-8567-4C96-9352-D0FC94F100E8}"/>
-    <dgm:cxn modelId="{57B02A4C-9021-4709-8CBC-1A6675886FCE}" type="presOf" srcId="{E36F0877-808E-4A8C-AA29-198F4F7B7ADE}" destId="{EA9188F0-A94B-4A01-A2BC-4E491ACE494C}" srcOrd="0" destOrd="0" presId="urn:microsoft.com/office/officeart/2005/8/layout/process5"/>
-    <dgm:cxn modelId="{7C3DEE6F-69D0-4D6E-BA0C-287C568B3FD2}" type="presOf" srcId="{DED0A4A4-A824-47EC-BD6C-E11B16D7E51D}" destId="{BC111CFD-27DE-4952-8485-6CCDA6E47A4B}" srcOrd="0" destOrd="0" presId="urn:microsoft.com/office/officeart/2005/8/layout/process5"/>
-    <dgm:cxn modelId="{11235E70-A85C-462A-94E8-0944824C4BF3}" type="presOf" srcId="{EE6223C0-D9E6-400B-A0A5-650925EB4C05}" destId="{42AD55C2-C96B-4216-8561-23244FC59022}" srcOrd="0" destOrd="0" presId="urn:microsoft.com/office/officeart/2005/8/layout/process5"/>
-    <dgm:cxn modelId="{352F8A52-17BA-4555-8478-F6966100005F}" type="presOf" srcId="{7C7EBE69-E02F-4AD3-9A35-D97917311E43}" destId="{29772584-3011-466B-8E07-0EC4DA10714E}" srcOrd="0" destOrd="0" presId="urn:microsoft.com/office/officeart/2005/8/layout/process5"/>
-    <dgm:cxn modelId="{3BCA4877-EAE0-4B16-B00D-CECD1DA25360}" type="presOf" srcId="{D0E9A365-F3B7-45E8-ACBE-98556C95BBCD}" destId="{6B396411-127F-4551-ACBB-DEB714AF4EB7}" srcOrd="1" destOrd="0" presId="urn:microsoft.com/office/officeart/2005/8/layout/process5"/>
-    <dgm:cxn modelId="{5870407A-68A1-4062-844A-E88218108833}" srcId="{68C8794C-0C3F-4E2A-A75F-588D0499AE72}" destId="{D58F30FF-3E80-4537-A8F1-87677D2E5E52}" srcOrd="2" destOrd="0" parTransId="{7444FA6B-FCA0-437E-AAE7-31947E02C8B1}" sibTransId="{EE6223C0-D9E6-400B-A0A5-650925EB4C05}"/>
-    <dgm:cxn modelId="{2DDC6180-1AA2-49A7-A2D3-E4D812C6D033}" type="presOf" srcId="{68C8794C-0C3F-4E2A-A75F-588D0499AE72}" destId="{38763BD8-8525-4EE3-B2AC-ECEB7CEC6E7C}" srcOrd="0" destOrd="0" presId="urn:microsoft.com/office/officeart/2005/8/layout/process5"/>
-    <dgm:cxn modelId="{081D1E88-B000-4F25-9358-0C61F807CE18}" type="presOf" srcId="{CCD5B025-6ED6-43BD-9DD7-B71F43E94667}" destId="{9094141B-E6D7-4DA4-8AF4-184E516D757F}" srcOrd="1" destOrd="0" presId="urn:microsoft.com/office/officeart/2005/8/layout/process5"/>
-    <dgm:cxn modelId="{A4B440A2-E343-4893-8492-62E1FFAC4ED4}" type="presOf" srcId="{CCD5B025-6ED6-43BD-9DD7-B71F43E94667}" destId="{922774A5-328E-4F05-A64C-880C3813CF00}" srcOrd="0" destOrd="0" presId="urn:microsoft.com/office/officeart/2005/8/layout/process5"/>
-    <dgm:cxn modelId="{0CBF6EB7-213D-4F6B-A516-53360249FB6E}" type="presOf" srcId="{5A3F96B1-B510-4E98-AE2F-26511E8AE32B}" destId="{EA06617B-E4F8-463F-A5CC-2D2F273A7D23}" srcOrd="0" destOrd="0" presId="urn:microsoft.com/office/officeart/2005/8/layout/process5"/>
-    <dgm:cxn modelId="{42DDF1B7-6FA7-4FB2-AF6D-350954C26E4E}" type="presOf" srcId="{EE6223C0-D9E6-400B-A0A5-650925EB4C05}" destId="{0DC24BBD-18F0-4C3F-A5A8-8E52C60BECB8}" srcOrd="1" destOrd="0" presId="urn:microsoft.com/office/officeart/2005/8/layout/process5"/>
-    <dgm:cxn modelId="{9875CAE8-2112-488F-BBB6-F07EDC7B0243}" type="presOf" srcId="{326C94D9-B12D-4344-9051-994545FE71D7}" destId="{14D16EAD-434B-4775-A808-318CE98858AA}" srcOrd="1" destOrd="0" presId="urn:microsoft.com/office/officeart/2005/8/layout/process5"/>
-    <dgm:cxn modelId="{21E263EA-417D-4FA7-A1AA-6A5B383EDC5E}" type="presOf" srcId="{22A7910C-9321-41EB-8914-9EFA2B31D72A}" destId="{DFC26011-BBEF-4E8E-9A01-CB0A67E80ABE}" srcOrd="0" destOrd="0" presId="urn:microsoft.com/office/officeart/2005/8/layout/process5"/>
-    <dgm:cxn modelId="{494A3FEE-706E-4000-9713-E8455BF86A4B}" srcId="{68C8794C-0C3F-4E2A-A75F-588D0499AE72}" destId="{22A7910C-9321-41EB-8914-9EFA2B31D72A}" srcOrd="3" destOrd="0" parTransId="{8236B8A8-3EB4-4BD0-A0C1-88456204467C}" sibTransId="{326C94D9-B12D-4344-9051-994545FE71D7}"/>
-    <dgm:cxn modelId="{CA0786F5-131D-491A-92C9-0FADF5D81BE3}" type="presOf" srcId="{7C7EBE69-E02F-4AD3-9A35-D97917311E43}" destId="{BA4094C8-DBA9-4502-B6AB-49AF4F0D248E}" srcOrd="1" destOrd="0" presId="urn:microsoft.com/office/officeart/2005/8/layout/process5"/>
-    <dgm:cxn modelId="{092B94FC-B8C8-4591-8301-1AFC26F6F965}" srcId="{68C8794C-0C3F-4E2A-A75F-588D0499AE72}" destId="{DED0A4A4-A824-47EC-BD6C-E11B16D7E51D}" srcOrd="1" destOrd="0" parTransId="{1020561C-43A1-474E-8DA6-8D117C2DB62C}" sibTransId="{CCD5B025-6ED6-43BD-9DD7-B71F43E94667}"/>
-    <dgm:cxn modelId="{B2A271B8-9F46-4542-82B8-8AC38CDAB066}" type="presParOf" srcId="{38763BD8-8525-4EE3-B2AC-ECEB7CEC6E7C}" destId="{EA9188F0-A94B-4A01-A2BC-4E491ACE494C}" srcOrd="0" destOrd="0" presId="urn:microsoft.com/office/officeart/2005/8/layout/process5"/>
-    <dgm:cxn modelId="{63CB0BDC-2F45-432B-AB77-3872D8381623}" type="presParOf" srcId="{38763BD8-8525-4EE3-B2AC-ECEB7CEC6E7C}" destId="{29772584-3011-466B-8E07-0EC4DA10714E}" srcOrd="1" destOrd="0" presId="urn:microsoft.com/office/officeart/2005/8/layout/process5"/>
-    <dgm:cxn modelId="{A9863526-8E01-48EB-8258-58B7677D916F}" type="presParOf" srcId="{29772584-3011-466B-8E07-0EC4DA10714E}" destId="{BA4094C8-DBA9-4502-B6AB-49AF4F0D248E}" srcOrd="0" destOrd="0" presId="urn:microsoft.com/office/officeart/2005/8/layout/process5"/>
-    <dgm:cxn modelId="{63980FFF-6246-4ACA-A237-CB13CB7CB4EC}" type="presParOf" srcId="{38763BD8-8525-4EE3-B2AC-ECEB7CEC6E7C}" destId="{BC111CFD-27DE-4952-8485-6CCDA6E47A4B}" srcOrd="2" destOrd="0" presId="urn:microsoft.com/office/officeart/2005/8/layout/process5"/>
-    <dgm:cxn modelId="{51D5C62C-054F-4BBE-9520-49889E9FBE5A}" type="presParOf" srcId="{38763BD8-8525-4EE3-B2AC-ECEB7CEC6E7C}" destId="{922774A5-328E-4F05-A64C-880C3813CF00}" srcOrd="3" destOrd="0" presId="urn:microsoft.com/office/officeart/2005/8/layout/process5"/>
-    <dgm:cxn modelId="{82BEA172-4779-4A79-B376-3712443A4967}" type="presParOf" srcId="{922774A5-328E-4F05-A64C-880C3813CF00}" destId="{9094141B-E6D7-4DA4-8AF4-184E516D757F}" srcOrd="0" destOrd="0" presId="urn:microsoft.com/office/officeart/2005/8/layout/process5"/>
-    <dgm:cxn modelId="{690CA5B7-5932-4A30-9F9C-292E0C2D233A}" type="presParOf" srcId="{38763BD8-8525-4EE3-B2AC-ECEB7CEC6E7C}" destId="{68669943-4DC1-41CA-947D-EB2DFCDE1DC4}" srcOrd="4" destOrd="0" presId="urn:microsoft.com/office/officeart/2005/8/layout/process5"/>
-    <dgm:cxn modelId="{3A085E09-0898-41F4-A436-2D87CDD6E32A}" type="presParOf" srcId="{38763BD8-8525-4EE3-B2AC-ECEB7CEC6E7C}" destId="{42AD55C2-C96B-4216-8561-23244FC59022}" srcOrd="5" destOrd="0" presId="urn:microsoft.com/office/officeart/2005/8/layout/process5"/>
-    <dgm:cxn modelId="{6A57188A-B72C-44F7-8F2E-2111B9C2E14D}" type="presParOf" srcId="{42AD55C2-C96B-4216-8561-23244FC59022}" destId="{0DC24BBD-18F0-4C3F-A5A8-8E52C60BECB8}" srcOrd="0" destOrd="0" presId="urn:microsoft.com/office/officeart/2005/8/layout/process5"/>
-    <dgm:cxn modelId="{4E876D63-7D41-4F99-B063-DA45FC14DD5F}" type="presParOf" srcId="{38763BD8-8525-4EE3-B2AC-ECEB7CEC6E7C}" destId="{DFC26011-BBEF-4E8E-9A01-CB0A67E80ABE}" srcOrd="6" destOrd="0" presId="urn:microsoft.com/office/officeart/2005/8/layout/process5"/>
-    <dgm:cxn modelId="{9842D20F-D167-42D0-8EC9-D3CACAB89D35}" type="presParOf" srcId="{38763BD8-8525-4EE3-B2AC-ECEB7CEC6E7C}" destId="{CC3E8F4A-C527-4A36-8140-1BD535E08073}" srcOrd="7" destOrd="0" presId="urn:microsoft.com/office/officeart/2005/8/layout/process5"/>
-    <dgm:cxn modelId="{B68AA2C1-C5B7-4174-80A0-C8AB7F5C8499}" type="presParOf" srcId="{CC3E8F4A-C527-4A36-8140-1BD535E08073}" destId="{14D16EAD-434B-4775-A808-318CE98858AA}" srcOrd="0" destOrd="0" presId="urn:microsoft.com/office/officeart/2005/8/layout/process5"/>
-    <dgm:cxn modelId="{47FAAABC-D04E-450B-A8E6-D91A7B8DEB11}" type="presParOf" srcId="{38763BD8-8525-4EE3-B2AC-ECEB7CEC6E7C}" destId="{14521392-2CD6-4147-8E41-8CF9E8853E31}" srcOrd="8" destOrd="0" presId="urn:microsoft.com/office/officeart/2005/8/layout/process5"/>
-    <dgm:cxn modelId="{4A174978-7F0E-454D-9A7C-2B36A0292478}" type="presParOf" srcId="{38763BD8-8525-4EE3-B2AC-ECEB7CEC6E7C}" destId="{FC9F5147-096E-4C70-B15A-48A1AFED0C28}" srcOrd="9" destOrd="0" presId="urn:microsoft.com/office/officeart/2005/8/layout/process5"/>
-    <dgm:cxn modelId="{B43B0B2F-FDAB-4633-8D2B-38C731E8AEEF}" type="presParOf" srcId="{FC9F5147-096E-4C70-B15A-48A1AFED0C28}" destId="{6B396411-127F-4551-ACBB-DEB714AF4EB7}" srcOrd="0" destOrd="0" presId="urn:microsoft.com/office/officeart/2005/8/layout/process5"/>
-    <dgm:cxn modelId="{F0DEAF4D-9107-4D79-9322-39503DAB8476}" type="presParOf" srcId="{38763BD8-8525-4EE3-B2AC-ECEB7CEC6E7C}" destId="{74170557-BCB4-4CC2-8613-BCE79CF94582}" srcOrd="10" destOrd="0" presId="urn:microsoft.com/office/officeart/2005/8/layout/process5"/>
-    <dgm:cxn modelId="{3EE282F1-8DB4-4E00-83D4-819B61806530}" type="presParOf" srcId="{38763BD8-8525-4EE3-B2AC-ECEB7CEC6E7C}" destId="{FFA97C31-656B-4DAE-970F-1182F21255FA}" srcOrd="11" destOrd="0" presId="urn:microsoft.com/office/officeart/2005/8/layout/process5"/>
-    <dgm:cxn modelId="{617180A5-7AE4-4F0C-89C1-23DFE6465F14}" type="presParOf" srcId="{FFA97C31-656B-4DAE-970F-1182F21255FA}" destId="{37D3CA61-9045-4B8A-9405-A26F51312456}" srcOrd="0" destOrd="0" presId="urn:microsoft.com/office/officeart/2005/8/layout/process5"/>
-    <dgm:cxn modelId="{BC76A53B-29F8-4B4D-8F59-B3F26785A748}" type="presParOf" srcId="{38763BD8-8525-4EE3-B2AC-ECEB7CEC6E7C}" destId="{EA06617B-E4F8-463F-A5CC-2D2F273A7D23}" srcOrd="12" destOrd="0" presId="urn:microsoft.com/office/officeart/2005/8/layout/process5"/>
-  </dgm:cxnLst>
-  <dgm:bg/>
-  <dgm:whole/>
-  <dgm:extLst>
-    <a:ext uri="http://schemas.microsoft.com/office/drawing/2008/diagram">
-      <dsp:dataModelExt xmlns:dsp="http://schemas.microsoft.com/office/drawing/2008/diagram" relId="rId15" minVer="http://schemas.openxmlformats.org/drawingml/2006/diagram"/>
-    </a:ext>
-  </dgm:extLst>
-</dgm:dataModel>
-</file>
-
-<file path=word/diagrams/drawing1.xml><?xml version="1.0" encoding="utf-8"?>
-<dsp:drawing xmlns:dgm="http://schemas.openxmlformats.org/drawingml/2006/diagram" xmlns:dsp="http://schemas.microsoft.com/office/drawing/2008/diagram" xmlns:a="http://schemas.openxmlformats.org/drawingml/2006/main">
-  <dsp:spTree>
-    <dsp:nvGrpSpPr>
-      <dsp:cNvPr id="0" name=""/>
-      <dsp:cNvGrpSpPr/>
-    </dsp:nvGrpSpPr>
-    <dsp:grpSpPr/>
-    <dsp:sp modelId="{EA9188F0-A94B-4A01-A2BC-4E491ACE494C}">
-      <dsp:nvSpPr>
-        <dsp:cNvPr id="0" name=""/>
-        <dsp:cNvSpPr/>
-      </dsp:nvSpPr>
-      <dsp:spPr>
-        <a:xfrm>
-          <a:off x="406925" y="1696"/>
-          <a:ext cx="1229617" cy="737770"/>
-        </a:xfrm>
-        <a:prstGeom prst="roundRect">
-          <a:avLst>
-            <a:gd name="adj" fmla="val 10000"/>
-          </a:avLst>
-        </a:prstGeom>
-        <a:gradFill rotWithShape="0">
-          <a:gsLst>
-            <a:gs pos="0">
-              <a:schemeClr val="accent4">
-                <a:hueOff val="0"/>
-                <a:satOff val="0"/>
-                <a:lumOff val="0"/>
-                <a:alphaOff val="0"/>
-                <a:satMod val="103000"/>
-                <a:lumMod val="102000"/>
-                <a:tint val="94000"/>
-              </a:schemeClr>
-            </a:gs>
-            <a:gs pos="50000">
-              <a:schemeClr val="accent4">
-                <a:hueOff val="0"/>
-                <a:satOff val="0"/>
-                <a:lumOff val="0"/>
-                <a:alphaOff val="0"/>
-                <a:satMod val="110000"/>
-                <a:lumMod val="100000"/>
-                <a:shade val="100000"/>
-              </a:schemeClr>
-            </a:gs>
-            <a:gs pos="100000">
-              <a:schemeClr val="accent4">
-                <a:hueOff val="0"/>
-                <a:satOff val="0"/>
-                <a:lumOff val="0"/>
-                <a:alphaOff val="0"/>
-                <a:lumMod val="99000"/>
-                <a:satMod val="120000"/>
-                <a:shade val="78000"/>
-              </a:schemeClr>
-            </a:gs>
-          </a:gsLst>
-          <a:lin ang="5400000" scaled="0"/>
-        </a:gradFill>
-        <a:ln>
-          <a:noFill/>
-        </a:ln>
-        <a:effectLst/>
-      </dsp:spPr>
-      <dsp:style>
-        <a:lnRef idx="0">
-          <a:scrgbClr r="0" g="0" b="0"/>
-        </a:lnRef>
-        <a:fillRef idx="3">
-          <a:scrgbClr r="0" g="0" b="0"/>
-        </a:fillRef>
-        <a:effectRef idx="2">
-          <a:scrgbClr r="0" g="0" b="0"/>
-        </a:effectRef>
-        <a:fontRef idx="minor">
-          <a:schemeClr val="lt1"/>
-        </a:fontRef>
-      </dsp:style>
-      <dsp:txBody>
-        <a:bodyPr spcFirstLastPara="0" vert="horz" wrap="square" lIns="53340" tIns="53340" rIns="53340" bIns="53340" numCol="1" spcCol="1270" anchor="ctr" anchorCtr="0">
-          <a:noAutofit/>
-        </a:bodyPr>
-        <a:lstStyle/>
-        <a:p>
-          <a:pPr marL="0" lvl="0" indent="0" algn="ctr" defTabSz="622300">
-            <a:lnSpc>
-              <a:spcPct val="90000"/>
-            </a:lnSpc>
-            <a:spcBef>
-              <a:spcPct val="0"/>
-            </a:spcBef>
-            <a:spcAft>
-              <a:spcPct val="35000"/>
-            </a:spcAft>
-            <a:buNone/>
-          </a:pPr>
-          <a:r>
-            <a:rPr lang="es-SV" sz="1400" kern="1200">
-              <a:latin typeface="Times New Roman" panose="02020603050405020304" pitchFamily="18" charset="0"/>
-              <a:cs typeface="Times New Roman" panose="02020603050405020304" pitchFamily="18" charset="0"/>
-            </a:rPr>
-            <a:t>Consulta del catálogo</a:t>
-          </a:r>
-        </a:p>
-      </dsp:txBody>
-      <dsp:txXfrm>
-        <a:off x="428534" y="23305"/>
-        <a:ext cx="1186399" cy="694552"/>
-      </dsp:txXfrm>
-    </dsp:sp>
-    <dsp:sp modelId="{29772584-3011-466B-8E07-0EC4DA10714E}">
-      <dsp:nvSpPr>
-        <dsp:cNvPr id="0" name=""/>
-        <dsp:cNvSpPr/>
-      </dsp:nvSpPr>
-      <dsp:spPr>
-        <a:xfrm>
-          <a:off x="1744750" y="218109"/>
-          <a:ext cx="260679" cy="304945"/>
-        </a:xfrm>
-        <a:prstGeom prst="rightArrow">
-          <a:avLst>
-            <a:gd name="adj1" fmla="val 60000"/>
-            <a:gd name="adj2" fmla="val 50000"/>
-          </a:avLst>
-        </a:prstGeom>
-        <a:gradFill rotWithShape="0">
-          <a:gsLst>
-            <a:gs pos="0">
-              <a:schemeClr val="accent4">
-                <a:tint val="60000"/>
-                <a:hueOff val="0"/>
-                <a:satOff val="0"/>
-                <a:lumOff val="0"/>
-                <a:alphaOff val="0"/>
-                <a:satMod val="103000"/>
-                <a:lumMod val="102000"/>
-                <a:tint val="94000"/>
-              </a:schemeClr>
-            </a:gs>
-            <a:gs pos="50000">
-              <a:schemeClr val="accent4">
-                <a:tint val="60000"/>
-                <a:hueOff val="0"/>
-                <a:satOff val="0"/>
-                <a:lumOff val="0"/>
-                <a:alphaOff val="0"/>
-                <a:satMod val="110000"/>
-                <a:lumMod val="100000"/>
-                <a:shade val="100000"/>
-              </a:schemeClr>
-            </a:gs>
-            <a:gs pos="100000">
-              <a:schemeClr val="accent4">
-                <a:tint val="60000"/>
-                <a:hueOff val="0"/>
-                <a:satOff val="0"/>
-                <a:lumOff val="0"/>
-                <a:alphaOff val="0"/>
-                <a:lumMod val="99000"/>
-                <a:satMod val="120000"/>
-                <a:shade val="78000"/>
-              </a:schemeClr>
-            </a:gs>
-          </a:gsLst>
-          <a:lin ang="5400000" scaled="0"/>
-        </a:gradFill>
-        <a:ln>
-          <a:noFill/>
-        </a:ln>
-        <a:effectLst/>
-      </dsp:spPr>
-      <dsp:style>
-        <a:lnRef idx="0">
-          <a:scrgbClr r="0" g="0" b="0"/>
-        </a:lnRef>
-        <a:fillRef idx="3">
-          <a:scrgbClr r="0" g="0" b="0"/>
-        </a:fillRef>
-        <a:effectRef idx="2">
-          <a:scrgbClr r="0" g="0" b="0"/>
-        </a:effectRef>
-        <a:fontRef idx="minor">
-          <a:schemeClr val="lt1"/>
-        </a:fontRef>
-      </dsp:style>
-      <dsp:txBody>
-        <a:bodyPr spcFirstLastPara="0" vert="horz" wrap="square" lIns="0" tIns="0" rIns="0" bIns="0" numCol="1" spcCol="1270" anchor="ctr" anchorCtr="0">
-          <a:noAutofit/>
-        </a:bodyPr>
-        <a:lstStyle/>
-        <a:p>
-          <a:pPr marL="0" lvl="0" indent="0" algn="ctr" defTabSz="488950">
-            <a:lnSpc>
-              <a:spcPct val="90000"/>
-            </a:lnSpc>
-            <a:spcBef>
-              <a:spcPct val="0"/>
-            </a:spcBef>
-            <a:spcAft>
-              <a:spcPct val="35000"/>
-            </a:spcAft>
-            <a:buNone/>
-          </a:pPr>
-          <a:endParaRPr lang="es-SV" sz="1100" kern="1200">
-            <a:latin typeface="Times New Roman" panose="02020603050405020304" pitchFamily="18" charset="0"/>
-            <a:cs typeface="Times New Roman" panose="02020603050405020304" pitchFamily="18" charset="0"/>
-          </a:endParaRPr>
-        </a:p>
-      </dsp:txBody>
-      <dsp:txXfrm>
-        <a:off x="1744750" y="279098"/>
-        <a:ext cx="182475" cy="182967"/>
-      </dsp:txXfrm>
-    </dsp:sp>
-    <dsp:sp modelId="{BC111CFD-27DE-4952-8485-6CCDA6E47A4B}">
-      <dsp:nvSpPr>
-        <dsp:cNvPr id="0" name=""/>
-        <dsp:cNvSpPr/>
-      </dsp:nvSpPr>
-      <dsp:spPr>
-        <a:xfrm>
-          <a:off x="2128391" y="1696"/>
-          <a:ext cx="1229617" cy="737770"/>
-        </a:xfrm>
-        <a:prstGeom prst="roundRect">
-          <a:avLst>
-            <a:gd name="adj" fmla="val 10000"/>
-          </a:avLst>
-        </a:prstGeom>
-        <a:gradFill rotWithShape="0">
-          <a:gsLst>
-            <a:gs pos="0">
-              <a:schemeClr val="accent4">
-                <a:hueOff val="0"/>
-                <a:satOff val="0"/>
-                <a:lumOff val="0"/>
-                <a:alphaOff val="0"/>
-                <a:satMod val="103000"/>
-                <a:lumMod val="102000"/>
-                <a:tint val="94000"/>
-              </a:schemeClr>
-            </a:gs>
-            <a:gs pos="50000">
-              <a:schemeClr val="accent4">
-                <a:hueOff val="0"/>
-                <a:satOff val="0"/>
-                <a:lumOff val="0"/>
-                <a:alphaOff val="0"/>
-                <a:satMod val="110000"/>
-                <a:lumMod val="100000"/>
-                <a:shade val="100000"/>
-              </a:schemeClr>
-            </a:gs>
-            <a:gs pos="100000">
-              <a:schemeClr val="accent4">
-                <a:hueOff val="0"/>
-                <a:satOff val="0"/>
-                <a:lumOff val="0"/>
-                <a:alphaOff val="0"/>
-                <a:lumMod val="99000"/>
-                <a:satMod val="120000"/>
-                <a:shade val="78000"/>
-              </a:schemeClr>
-            </a:gs>
-          </a:gsLst>
-          <a:lin ang="5400000" scaled="0"/>
-        </a:gradFill>
-        <a:ln>
-          <a:noFill/>
-        </a:ln>
-        <a:effectLst/>
-      </dsp:spPr>
-      <dsp:style>
-        <a:lnRef idx="0">
-          <a:scrgbClr r="0" g="0" b="0"/>
-        </a:lnRef>
-        <a:fillRef idx="3">
-          <a:scrgbClr r="0" g="0" b="0"/>
-        </a:fillRef>
-        <a:effectRef idx="2">
-          <a:scrgbClr r="0" g="0" b="0"/>
-        </a:effectRef>
-        <a:fontRef idx="minor">
-          <a:schemeClr val="lt1"/>
-        </a:fontRef>
-      </dsp:style>
-      <dsp:txBody>
-        <a:bodyPr spcFirstLastPara="0" vert="horz" wrap="square" lIns="53340" tIns="53340" rIns="53340" bIns="53340" numCol="1" spcCol="1270" anchor="ctr" anchorCtr="0">
-          <a:noAutofit/>
-        </a:bodyPr>
-        <a:lstStyle/>
-        <a:p>
-          <a:pPr marL="0" lvl="0" indent="0" algn="ctr" defTabSz="622300">
-            <a:lnSpc>
-              <a:spcPct val="90000"/>
-            </a:lnSpc>
-            <a:spcBef>
-              <a:spcPct val="0"/>
-            </a:spcBef>
-            <a:spcAft>
-              <a:spcPct val="35000"/>
-            </a:spcAft>
-            <a:buNone/>
-          </a:pPr>
-          <a:r>
-            <a:rPr lang="es-SV" sz="1400" kern="1200">
-              <a:latin typeface="Times New Roman" panose="02020603050405020304" pitchFamily="18" charset="0"/>
-              <a:cs typeface="Times New Roman" panose="02020603050405020304" pitchFamily="18" charset="0"/>
-            </a:rPr>
-            <a:t>Selección del producto</a:t>
-          </a:r>
-        </a:p>
-      </dsp:txBody>
-      <dsp:txXfrm>
-        <a:off x="2150000" y="23305"/>
-        <a:ext cx="1186399" cy="694552"/>
-      </dsp:txXfrm>
-    </dsp:sp>
-    <dsp:sp modelId="{922774A5-328E-4F05-A64C-880C3813CF00}">
-      <dsp:nvSpPr>
-        <dsp:cNvPr id="0" name=""/>
-        <dsp:cNvSpPr/>
-      </dsp:nvSpPr>
-      <dsp:spPr>
-        <a:xfrm>
-          <a:off x="3466215" y="218109"/>
-          <a:ext cx="260679" cy="304945"/>
-        </a:xfrm>
-        <a:prstGeom prst="rightArrow">
-          <a:avLst>
-            <a:gd name="adj1" fmla="val 60000"/>
-            <a:gd name="adj2" fmla="val 50000"/>
-          </a:avLst>
-        </a:prstGeom>
-        <a:gradFill rotWithShape="0">
-          <a:gsLst>
-            <a:gs pos="0">
-              <a:schemeClr val="accent4">
-                <a:tint val="60000"/>
-                <a:hueOff val="0"/>
-                <a:satOff val="0"/>
-                <a:lumOff val="0"/>
-                <a:alphaOff val="0"/>
-                <a:satMod val="103000"/>
-                <a:lumMod val="102000"/>
-                <a:tint val="94000"/>
-              </a:schemeClr>
-            </a:gs>
-            <a:gs pos="50000">
-              <a:schemeClr val="accent4">
-                <a:tint val="60000"/>
-                <a:hueOff val="0"/>
-                <a:satOff val="0"/>
-                <a:lumOff val="0"/>
-                <a:alphaOff val="0"/>
-                <a:satMod val="110000"/>
-                <a:lumMod val="100000"/>
-                <a:shade val="100000"/>
-              </a:schemeClr>
-            </a:gs>
-            <a:gs pos="100000">
-              <a:schemeClr val="accent4">
-                <a:tint val="60000"/>
-                <a:hueOff val="0"/>
-                <a:satOff val="0"/>
-                <a:lumOff val="0"/>
-                <a:alphaOff val="0"/>
-                <a:lumMod val="99000"/>
-                <a:satMod val="120000"/>
-                <a:shade val="78000"/>
-              </a:schemeClr>
-            </a:gs>
-          </a:gsLst>
-          <a:lin ang="5400000" scaled="0"/>
-        </a:gradFill>
-        <a:ln>
-          <a:noFill/>
-        </a:ln>
-        <a:effectLst/>
-      </dsp:spPr>
-      <dsp:style>
-        <a:lnRef idx="0">
-          <a:scrgbClr r="0" g="0" b="0"/>
-        </a:lnRef>
-        <a:fillRef idx="3">
-          <a:scrgbClr r="0" g="0" b="0"/>
-        </a:fillRef>
-        <a:effectRef idx="2">
-          <a:scrgbClr r="0" g="0" b="0"/>
-        </a:effectRef>
-        <a:fontRef idx="minor">
-          <a:schemeClr val="lt1"/>
-        </a:fontRef>
-      </dsp:style>
-      <dsp:txBody>
-        <a:bodyPr spcFirstLastPara="0" vert="horz" wrap="square" lIns="0" tIns="0" rIns="0" bIns="0" numCol="1" spcCol="1270" anchor="ctr" anchorCtr="0">
-          <a:noAutofit/>
-        </a:bodyPr>
-        <a:lstStyle/>
-        <a:p>
-          <a:pPr marL="0" lvl="0" indent="0" algn="ctr" defTabSz="488950">
-            <a:lnSpc>
-              <a:spcPct val="90000"/>
-            </a:lnSpc>
-            <a:spcBef>
-              <a:spcPct val="0"/>
-            </a:spcBef>
-            <a:spcAft>
-              <a:spcPct val="35000"/>
-            </a:spcAft>
-            <a:buNone/>
-          </a:pPr>
-          <a:endParaRPr lang="es-SV" sz="1100" kern="1200">
-            <a:latin typeface="Times New Roman" panose="02020603050405020304" pitchFamily="18" charset="0"/>
-            <a:cs typeface="Times New Roman" panose="02020603050405020304" pitchFamily="18" charset="0"/>
-          </a:endParaRPr>
-        </a:p>
-      </dsp:txBody>
-      <dsp:txXfrm>
-        <a:off x="3466215" y="279098"/>
-        <a:ext cx="182475" cy="182967"/>
-      </dsp:txXfrm>
-    </dsp:sp>
-    <dsp:sp modelId="{68669943-4DC1-41CA-947D-EB2DFCDE1DC4}">
-      <dsp:nvSpPr>
-        <dsp:cNvPr id="0" name=""/>
-        <dsp:cNvSpPr/>
-      </dsp:nvSpPr>
-      <dsp:spPr>
-        <a:xfrm>
-          <a:off x="3849856" y="1696"/>
-          <a:ext cx="1229617" cy="737770"/>
-        </a:xfrm>
-        <a:prstGeom prst="roundRect">
-          <a:avLst>
-            <a:gd name="adj" fmla="val 10000"/>
-          </a:avLst>
-        </a:prstGeom>
-        <a:gradFill rotWithShape="0">
-          <a:gsLst>
-            <a:gs pos="0">
-              <a:schemeClr val="accent4">
-                <a:hueOff val="0"/>
-                <a:satOff val="0"/>
-                <a:lumOff val="0"/>
-                <a:alphaOff val="0"/>
-                <a:satMod val="103000"/>
-                <a:lumMod val="102000"/>
-                <a:tint val="94000"/>
-              </a:schemeClr>
-            </a:gs>
-            <a:gs pos="50000">
-              <a:schemeClr val="accent4">
-                <a:hueOff val="0"/>
-                <a:satOff val="0"/>
-                <a:lumOff val="0"/>
-                <a:alphaOff val="0"/>
-                <a:satMod val="110000"/>
-                <a:lumMod val="100000"/>
-                <a:shade val="100000"/>
-              </a:schemeClr>
-            </a:gs>
-            <a:gs pos="100000">
-              <a:schemeClr val="accent4">
-                <a:hueOff val="0"/>
-                <a:satOff val="0"/>
-                <a:lumOff val="0"/>
-                <a:alphaOff val="0"/>
-                <a:lumMod val="99000"/>
-                <a:satMod val="120000"/>
-                <a:shade val="78000"/>
-              </a:schemeClr>
-            </a:gs>
-          </a:gsLst>
-          <a:lin ang="5400000" scaled="0"/>
-        </a:gradFill>
-        <a:ln>
-          <a:noFill/>
-        </a:ln>
-        <a:effectLst/>
-      </dsp:spPr>
-      <dsp:style>
-        <a:lnRef idx="0">
-          <a:scrgbClr r="0" g="0" b="0"/>
-        </a:lnRef>
-        <a:fillRef idx="3">
-          <a:scrgbClr r="0" g="0" b="0"/>
-        </a:fillRef>
-        <a:effectRef idx="2">
-          <a:scrgbClr r="0" g="0" b="0"/>
-        </a:effectRef>
-        <a:fontRef idx="minor">
-          <a:schemeClr val="lt1"/>
-        </a:fontRef>
-      </dsp:style>
-      <dsp:txBody>
-        <a:bodyPr spcFirstLastPara="0" vert="horz" wrap="square" lIns="53340" tIns="53340" rIns="53340" bIns="53340" numCol="1" spcCol="1270" anchor="ctr" anchorCtr="0">
-          <a:noAutofit/>
-        </a:bodyPr>
-        <a:lstStyle/>
-        <a:p>
-          <a:pPr marL="0" lvl="0" indent="0" algn="ctr" defTabSz="622300">
-            <a:lnSpc>
-              <a:spcPct val="90000"/>
-            </a:lnSpc>
-            <a:spcBef>
-              <a:spcPct val="0"/>
-            </a:spcBef>
-            <a:spcAft>
-              <a:spcPct val="35000"/>
-            </a:spcAft>
-            <a:buNone/>
-          </a:pPr>
-          <a:r>
-            <a:rPr lang="es-SV" sz="1400" kern="1200">
-              <a:latin typeface="Times New Roman" panose="02020603050405020304" pitchFamily="18" charset="0"/>
-              <a:cs typeface="Times New Roman" panose="02020603050405020304" pitchFamily="18" charset="0"/>
-            </a:rPr>
-            <a:t>Solicitud de cotización u orden</a:t>
-          </a:r>
-        </a:p>
-      </dsp:txBody>
-      <dsp:txXfrm>
-        <a:off x="3871465" y="23305"/>
-        <a:ext cx="1186399" cy="694552"/>
-      </dsp:txXfrm>
-    </dsp:sp>
-    <dsp:sp modelId="{42AD55C2-C96B-4216-8561-23244FC59022}">
-      <dsp:nvSpPr>
-        <dsp:cNvPr id="0" name=""/>
-        <dsp:cNvSpPr/>
-      </dsp:nvSpPr>
-      <dsp:spPr>
-        <a:xfrm rot="5400000">
-          <a:off x="4334325" y="825540"/>
-          <a:ext cx="260679" cy="304945"/>
-        </a:xfrm>
-        <a:prstGeom prst="rightArrow">
-          <a:avLst>
-            <a:gd name="adj1" fmla="val 60000"/>
-            <a:gd name="adj2" fmla="val 50000"/>
-          </a:avLst>
-        </a:prstGeom>
-        <a:gradFill rotWithShape="0">
-          <a:gsLst>
-            <a:gs pos="0">
-              <a:schemeClr val="accent4">
-                <a:tint val="60000"/>
-                <a:hueOff val="0"/>
-                <a:satOff val="0"/>
-                <a:lumOff val="0"/>
-                <a:alphaOff val="0"/>
-                <a:satMod val="103000"/>
-                <a:lumMod val="102000"/>
-                <a:tint val="94000"/>
-              </a:schemeClr>
-            </a:gs>
-            <a:gs pos="50000">
-              <a:schemeClr val="accent4">
-                <a:tint val="60000"/>
-                <a:hueOff val="0"/>
-                <a:satOff val="0"/>
-                <a:lumOff val="0"/>
-                <a:alphaOff val="0"/>
-                <a:satMod val="110000"/>
-                <a:lumMod val="100000"/>
-                <a:shade val="100000"/>
-              </a:schemeClr>
-            </a:gs>
-            <a:gs pos="100000">
-              <a:schemeClr val="accent4">
-                <a:tint val="60000"/>
-                <a:hueOff val="0"/>
-                <a:satOff val="0"/>
-                <a:lumOff val="0"/>
-                <a:alphaOff val="0"/>
-                <a:lumMod val="99000"/>
-                <a:satMod val="120000"/>
-                <a:shade val="78000"/>
-              </a:schemeClr>
-            </a:gs>
-          </a:gsLst>
-          <a:lin ang="5400000" scaled="0"/>
-        </a:gradFill>
-        <a:ln>
-          <a:noFill/>
-        </a:ln>
-        <a:effectLst/>
-      </dsp:spPr>
-      <dsp:style>
-        <a:lnRef idx="0">
-          <a:scrgbClr r="0" g="0" b="0"/>
-        </a:lnRef>
-        <a:fillRef idx="3">
-          <a:scrgbClr r="0" g="0" b="0"/>
-        </a:fillRef>
-        <a:effectRef idx="2">
-          <a:scrgbClr r="0" g="0" b="0"/>
-        </a:effectRef>
-        <a:fontRef idx="minor">
-          <a:schemeClr val="lt1"/>
-        </a:fontRef>
-      </dsp:style>
-      <dsp:txBody>
-        <a:bodyPr spcFirstLastPara="0" vert="horz" wrap="square" lIns="0" tIns="0" rIns="0" bIns="0" numCol="1" spcCol="1270" anchor="ctr" anchorCtr="0">
-          <a:noAutofit/>
-        </a:bodyPr>
-        <a:lstStyle/>
-        <a:p>
-          <a:pPr marL="0" lvl="0" indent="0" algn="ctr" defTabSz="488950">
-            <a:lnSpc>
-              <a:spcPct val="90000"/>
-            </a:lnSpc>
-            <a:spcBef>
-              <a:spcPct val="0"/>
-            </a:spcBef>
-            <a:spcAft>
-              <a:spcPct val="35000"/>
-            </a:spcAft>
-            <a:buNone/>
-          </a:pPr>
-          <a:endParaRPr lang="es-SV" sz="1100" kern="1200">
-            <a:latin typeface="Times New Roman" panose="02020603050405020304" pitchFamily="18" charset="0"/>
-            <a:cs typeface="Times New Roman" panose="02020603050405020304" pitchFamily="18" charset="0"/>
-          </a:endParaRPr>
-        </a:p>
-      </dsp:txBody>
-      <dsp:txXfrm rot="-5400000">
-        <a:off x="4373181" y="847673"/>
-        <a:ext cx="182967" cy="182475"/>
-      </dsp:txXfrm>
-    </dsp:sp>
-    <dsp:sp modelId="{DFC26011-BBEF-4E8E-9A01-CB0A67E80ABE}">
-      <dsp:nvSpPr>
-        <dsp:cNvPr id="0" name=""/>
-        <dsp:cNvSpPr/>
-      </dsp:nvSpPr>
-      <dsp:spPr>
-        <a:xfrm>
-          <a:off x="3849856" y="1231314"/>
-          <a:ext cx="1229617" cy="737770"/>
-        </a:xfrm>
-        <a:prstGeom prst="roundRect">
-          <a:avLst>
-            <a:gd name="adj" fmla="val 10000"/>
-          </a:avLst>
-        </a:prstGeom>
-        <a:gradFill rotWithShape="0">
-          <a:gsLst>
-            <a:gs pos="0">
-              <a:schemeClr val="accent4">
-                <a:hueOff val="0"/>
-                <a:satOff val="0"/>
-                <a:lumOff val="0"/>
-                <a:alphaOff val="0"/>
-                <a:satMod val="103000"/>
-                <a:lumMod val="102000"/>
-                <a:tint val="94000"/>
-              </a:schemeClr>
-            </a:gs>
-            <a:gs pos="50000">
-              <a:schemeClr val="accent4">
-                <a:hueOff val="0"/>
-                <a:satOff val="0"/>
-                <a:lumOff val="0"/>
-                <a:alphaOff val="0"/>
-                <a:satMod val="110000"/>
-                <a:lumMod val="100000"/>
-                <a:shade val="100000"/>
-              </a:schemeClr>
-            </a:gs>
-            <a:gs pos="100000">
-              <a:schemeClr val="accent4">
-                <a:hueOff val="0"/>
-                <a:satOff val="0"/>
-                <a:lumOff val="0"/>
-                <a:alphaOff val="0"/>
-                <a:lumMod val="99000"/>
-                <a:satMod val="120000"/>
-                <a:shade val="78000"/>
-              </a:schemeClr>
-            </a:gs>
-          </a:gsLst>
-          <a:lin ang="5400000" scaled="0"/>
-        </a:gradFill>
-        <a:ln>
-          <a:noFill/>
-        </a:ln>
-        <a:effectLst/>
-      </dsp:spPr>
-      <dsp:style>
-        <a:lnRef idx="0">
-          <a:scrgbClr r="0" g="0" b="0"/>
-        </a:lnRef>
-        <a:fillRef idx="3">
-          <a:scrgbClr r="0" g="0" b="0"/>
-        </a:fillRef>
-        <a:effectRef idx="2">
-          <a:scrgbClr r="0" g="0" b="0"/>
-        </a:effectRef>
-        <a:fontRef idx="minor">
-          <a:schemeClr val="lt1"/>
-        </a:fontRef>
-      </dsp:style>
-      <dsp:txBody>
-        <a:bodyPr spcFirstLastPara="0" vert="horz" wrap="square" lIns="53340" tIns="53340" rIns="53340" bIns="53340" numCol="1" spcCol="1270" anchor="ctr" anchorCtr="0">
-          <a:noAutofit/>
-        </a:bodyPr>
-        <a:lstStyle/>
-        <a:p>
-          <a:pPr marL="0" lvl="0" indent="0" algn="ctr" defTabSz="622300">
-            <a:lnSpc>
-              <a:spcPct val="90000"/>
-            </a:lnSpc>
-            <a:spcBef>
-              <a:spcPct val="0"/>
-            </a:spcBef>
-            <a:spcAft>
-              <a:spcPct val="35000"/>
-            </a:spcAft>
-            <a:buNone/>
-          </a:pPr>
-          <a:r>
-            <a:rPr lang="es-SV" sz="1400" kern="1200">
-              <a:latin typeface="Times New Roman" panose="02020603050405020304" pitchFamily="18" charset="0"/>
-              <a:cs typeface="Times New Roman" panose="02020603050405020304" pitchFamily="18" charset="0"/>
-            </a:rPr>
-            <a:t>Validación de solicitud</a:t>
-          </a:r>
-        </a:p>
-      </dsp:txBody>
-      <dsp:txXfrm>
-        <a:off x="3871465" y="1252923"/>
-        <a:ext cx="1186399" cy="694552"/>
-      </dsp:txXfrm>
-    </dsp:sp>
-    <dsp:sp modelId="{CC3E8F4A-C527-4A36-8140-1BD535E08073}">
-      <dsp:nvSpPr>
-        <dsp:cNvPr id="0" name=""/>
-        <dsp:cNvSpPr/>
-      </dsp:nvSpPr>
-      <dsp:spPr>
-        <a:xfrm rot="10800000">
-          <a:off x="3480970" y="1447727"/>
-          <a:ext cx="260679" cy="304945"/>
-        </a:xfrm>
-        <a:prstGeom prst="rightArrow">
-          <a:avLst>
-            <a:gd name="adj1" fmla="val 60000"/>
-            <a:gd name="adj2" fmla="val 50000"/>
-          </a:avLst>
-        </a:prstGeom>
-        <a:gradFill rotWithShape="0">
-          <a:gsLst>
-            <a:gs pos="0">
-              <a:schemeClr val="accent4">
-                <a:tint val="60000"/>
-                <a:hueOff val="0"/>
-                <a:satOff val="0"/>
-                <a:lumOff val="0"/>
-                <a:alphaOff val="0"/>
-                <a:satMod val="103000"/>
-                <a:lumMod val="102000"/>
-                <a:tint val="94000"/>
-              </a:schemeClr>
-            </a:gs>
-            <a:gs pos="50000">
-              <a:schemeClr val="accent4">
-                <a:tint val="60000"/>
-                <a:hueOff val="0"/>
-                <a:satOff val="0"/>
-                <a:lumOff val="0"/>
-                <a:alphaOff val="0"/>
-                <a:satMod val="110000"/>
-                <a:lumMod val="100000"/>
-                <a:shade val="100000"/>
-              </a:schemeClr>
-            </a:gs>
-            <a:gs pos="100000">
-              <a:schemeClr val="accent4">
-                <a:tint val="60000"/>
-                <a:hueOff val="0"/>
-                <a:satOff val="0"/>
-                <a:lumOff val="0"/>
-                <a:alphaOff val="0"/>
-                <a:lumMod val="99000"/>
-                <a:satMod val="120000"/>
-                <a:shade val="78000"/>
-              </a:schemeClr>
-            </a:gs>
-          </a:gsLst>
-          <a:lin ang="5400000" scaled="0"/>
-        </a:gradFill>
-        <a:ln>
-          <a:noFill/>
-        </a:ln>
-        <a:effectLst/>
-      </dsp:spPr>
-      <dsp:style>
-        <a:lnRef idx="0">
-          <a:scrgbClr r="0" g="0" b="0"/>
-        </a:lnRef>
-        <a:fillRef idx="3">
-          <a:scrgbClr r="0" g="0" b="0"/>
-        </a:fillRef>
-        <a:effectRef idx="2">
-          <a:scrgbClr r="0" g="0" b="0"/>
-        </a:effectRef>
-        <a:fontRef idx="minor">
-          <a:schemeClr val="lt1"/>
-        </a:fontRef>
-      </dsp:style>
-      <dsp:txBody>
-        <a:bodyPr spcFirstLastPara="0" vert="horz" wrap="square" lIns="0" tIns="0" rIns="0" bIns="0" numCol="1" spcCol="1270" anchor="ctr" anchorCtr="0">
-          <a:noAutofit/>
-        </a:bodyPr>
-        <a:lstStyle/>
-        <a:p>
-          <a:pPr marL="0" lvl="0" indent="0" algn="ctr" defTabSz="488950">
-            <a:lnSpc>
-              <a:spcPct val="90000"/>
-            </a:lnSpc>
-            <a:spcBef>
-              <a:spcPct val="0"/>
-            </a:spcBef>
-            <a:spcAft>
-              <a:spcPct val="35000"/>
-            </a:spcAft>
-            <a:buNone/>
-          </a:pPr>
-          <a:endParaRPr lang="es-SV" sz="1100" kern="1200">
-            <a:latin typeface="Times New Roman" panose="02020603050405020304" pitchFamily="18" charset="0"/>
-            <a:cs typeface="Times New Roman" panose="02020603050405020304" pitchFamily="18" charset="0"/>
-          </a:endParaRPr>
-        </a:p>
-      </dsp:txBody>
-      <dsp:txXfrm rot="10800000">
-        <a:off x="3559174" y="1508716"/>
-        <a:ext cx="182475" cy="182967"/>
-      </dsp:txXfrm>
-    </dsp:sp>
-    <dsp:sp modelId="{14521392-2CD6-4147-8E41-8CF9E8853E31}">
-      <dsp:nvSpPr>
-        <dsp:cNvPr id="0" name=""/>
-        <dsp:cNvSpPr/>
-      </dsp:nvSpPr>
-      <dsp:spPr>
-        <a:xfrm>
-          <a:off x="2128391" y="1231314"/>
-          <a:ext cx="1229617" cy="737770"/>
-        </a:xfrm>
-        <a:prstGeom prst="roundRect">
-          <a:avLst>
-            <a:gd name="adj" fmla="val 10000"/>
-          </a:avLst>
-        </a:prstGeom>
-        <a:gradFill rotWithShape="0">
-          <a:gsLst>
-            <a:gs pos="0">
-              <a:schemeClr val="accent4">
-                <a:hueOff val="0"/>
-                <a:satOff val="0"/>
-                <a:lumOff val="0"/>
-                <a:alphaOff val="0"/>
-                <a:satMod val="103000"/>
-                <a:lumMod val="102000"/>
-                <a:tint val="94000"/>
-              </a:schemeClr>
-            </a:gs>
-            <a:gs pos="50000">
-              <a:schemeClr val="accent4">
-                <a:hueOff val="0"/>
-                <a:satOff val="0"/>
-                <a:lumOff val="0"/>
-                <a:alphaOff val="0"/>
-                <a:satMod val="110000"/>
-                <a:lumMod val="100000"/>
-                <a:shade val="100000"/>
-              </a:schemeClr>
-            </a:gs>
-            <a:gs pos="100000">
-              <a:schemeClr val="accent4">
-                <a:hueOff val="0"/>
-                <a:satOff val="0"/>
-                <a:lumOff val="0"/>
-                <a:alphaOff val="0"/>
-                <a:lumMod val="99000"/>
-                <a:satMod val="120000"/>
-                <a:shade val="78000"/>
-              </a:schemeClr>
-            </a:gs>
-          </a:gsLst>
-          <a:lin ang="5400000" scaled="0"/>
-        </a:gradFill>
-        <a:ln>
-          <a:noFill/>
-        </a:ln>
-        <a:effectLst/>
-      </dsp:spPr>
-      <dsp:style>
-        <a:lnRef idx="0">
-          <a:scrgbClr r="0" g="0" b="0"/>
-        </a:lnRef>
-        <a:fillRef idx="3">
-          <a:scrgbClr r="0" g="0" b="0"/>
-        </a:fillRef>
-        <a:effectRef idx="2">
-          <a:scrgbClr r="0" g="0" b="0"/>
-        </a:effectRef>
-        <a:fontRef idx="minor">
-          <a:schemeClr val="lt1"/>
-        </a:fontRef>
-      </dsp:style>
-      <dsp:txBody>
-        <a:bodyPr spcFirstLastPara="0" vert="horz" wrap="square" lIns="53340" tIns="53340" rIns="53340" bIns="53340" numCol="1" spcCol="1270" anchor="ctr" anchorCtr="0">
-          <a:noAutofit/>
-        </a:bodyPr>
-        <a:lstStyle/>
-        <a:p>
-          <a:pPr marL="0" lvl="0" indent="0" algn="ctr" defTabSz="622300">
-            <a:lnSpc>
-              <a:spcPct val="90000"/>
-            </a:lnSpc>
-            <a:spcBef>
-              <a:spcPct val="0"/>
-            </a:spcBef>
-            <a:spcAft>
-              <a:spcPct val="35000"/>
-            </a:spcAft>
-            <a:buNone/>
-          </a:pPr>
-          <a:r>
-            <a:rPr lang="es-SV" sz="1400" kern="1200">
-              <a:latin typeface="Times New Roman" panose="02020603050405020304" pitchFamily="18" charset="0"/>
-              <a:cs typeface="Times New Roman" panose="02020603050405020304" pitchFamily="18" charset="0"/>
-            </a:rPr>
-            <a:t>Confirmación</a:t>
-          </a:r>
-        </a:p>
-      </dsp:txBody>
-      <dsp:txXfrm>
-        <a:off x="2150000" y="1252923"/>
-        <a:ext cx="1186399" cy="694552"/>
-      </dsp:txXfrm>
-    </dsp:sp>
-    <dsp:sp modelId="{FC9F5147-096E-4C70-B15A-48A1AFED0C28}">
-      <dsp:nvSpPr>
-        <dsp:cNvPr id="0" name=""/>
-        <dsp:cNvSpPr/>
-      </dsp:nvSpPr>
-      <dsp:spPr>
-        <a:xfrm rot="10800000">
-          <a:off x="1759505" y="1447727"/>
-          <a:ext cx="260679" cy="304945"/>
-        </a:xfrm>
-        <a:prstGeom prst="rightArrow">
-          <a:avLst>
-            <a:gd name="adj1" fmla="val 60000"/>
-            <a:gd name="adj2" fmla="val 50000"/>
-          </a:avLst>
-        </a:prstGeom>
-        <a:gradFill rotWithShape="0">
-          <a:gsLst>
-            <a:gs pos="0">
-              <a:schemeClr val="accent4">
-                <a:tint val="60000"/>
-                <a:hueOff val="0"/>
-                <a:satOff val="0"/>
-                <a:lumOff val="0"/>
-                <a:alphaOff val="0"/>
-                <a:satMod val="103000"/>
-                <a:lumMod val="102000"/>
-                <a:tint val="94000"/>
-              </a:schemeClr>
-            </a:gs>
-            <a:gs pos="50000">
-              <a:schemeClr val="accent4">
-                <a:tint val="60000"/>
-                <a:hueOff val="0"/>
-                <a:satOff val="0"/>
-                <a:lumOff val="0"/>
-                <a:alphaOff val="0"/>
-                <a:satMod val="110000"/>
-                <a:lumMod val="100000"/>
-                <a:shade val="100000"/>
-              </a:schemeClr>
-            </a:gs>
-            <a:gs pos="100000">
-              <a:schemeClr val="accent4">
-                <a:tint val="60000"/>
-                <a:hueOff val="0"/>
-                <a:satOff val="0"/>
-                <a:lumOff val="0"/>
-                <a:alphaOff val="0"/>
-                <a:lumMod val="99000"/>
-                <a:satMod val="120000"/>
-                <a:shade val="78000"/>
-              </a:schemeClr>
-            </a:gs>
-          </a:gsLst>
-          <a:lin ang="5400000" scaled="0"/>
-        </a:gradFill>
-        <a:ln>
-          <a:noFill/>
-        </a:ln>
-        <a:effectLst/>
-      </dsp:spPr>
-      <dsp:style>
-        <a:lnRef idx="0">
-          <a:scrgbClr r="0" g="0" b="0"/>
-        </a:lnRef>
-        <a:fillRef idx="3">
-          <a:scrgbClr r="0" g="0" b="0"/>
-        </a:fillRef>
-        <a:effectRef idx="2">
-          <a:scrgbClr r="0" g="0" b="0"/>
-        </a:effectRef>
-        <a:fontRef idx="minor">
-          <a:schemeClr val="lt1"/>
-        </a:fontRef>
-      </dsp:style>
-      <dsp:txBody>
-        <a:bodyPr spcFirstLastPara="0" vert="horz" wrap="square" lIns="0" tIns="0" rIns="0" bIns="0" numCol="1" spcCol="1270" anchor="ctr" anchorCtr="0">
-          <a:noAutofit/>
-        </a:bodyPr>
-        <a:lstStyle/>
-        <a:p>
-          <a:pPr marL="0" lvl="0" indent="0" algn="ctr" defTabSz="488950">
-            <a:lnSpc>
-              <a:spcPct val="90000"/>
-            </a:lnSpc>
-            <a:spcBef>
-              <a:spcPct val="0"/>
-            </a:spcBef>
-            <a:spcAft>
-              <a:spcPct val="35000"/>
-            </a:spcAft>
-            <a:buNone/>
-          </a:pPr>
-          <a:endParaRPr lang="es-SV" sz="1100" kern="1200">
-            <a:latin typeface="Times New Roman" panose="02020603050405020304" pitchFamily="18" charset="0"/>
-            <a:cs typeface="Times New Roman" panose="02020603050405020304" pitchFamily="18" charset="0"/>
-          </a:endParaRPr>
-        </a:p>
-      </dsp:txBody>
-      <dsp:txXfrm rot="10800000">
-        <a:off x="1837709" y="1508716"/>
-        <a:ext cx="182475" cy="182967"/>
-      </dsp:txXfrm>
-    </dsp:sp>
-    <dsp:sp modelId="{74170557-BCB4-4CC2-8613-BCE79CF94582}">
-      <dsp:nvSpPr>
-        <dsp:cNvPr id="0" name=""/>
-        <dsp:cNvSpPr/>
-      </dsp:nvSpPr>
-      <dsp:spPr>
-        <a:xfrm>
-          <a:off x="406925" y="1231314"/>
-          <a:ext cx="1229617" cy="737770"/>
-        </a:xfrm>
-        <a:prstGeom prst="roundRect">
-          <a:avLst>
-            <a:gd name="adj" fmla="val 10000"/>
-          </a:avLst>
-        </a:prstGeom>
-        <a:gradFill rotWithShape="0">
-          <a:gsLst>
-            <a:gs pos="0">
-              <a:schemeClr val="accent4">
-                <a:hueOff val="0"/>
-                <a:satOff val="0"/>
-                <a:lumOff val="0"/>
-                <a:alphaOff val="0"/>
-                <a:satMod val="103000"/>
-                <a:lumMod val="102000"/>
-                <a:tint val="94000"/>
-              </a:schemeClr>
-            </a:gs>
-            <a:gs pos="50000">
-              <a:schemeClr val="accent4">
-                <a:hueOff val="0"/>
-                <a:satOff val="0"/>
-                <a:lumOff val="0"/>
-                <a:alphaOff val="0"/>
-                <a:satMod val="110000"/>
-                <a:lumMod val="100000"/>
-                <a:shade val="100000"/>
-              </a:schemeClr>
-            </a:gs>
-            <a:gs pos="100000">
-              <a:schemeClr val="accent4">
-                <a:hueOff val="0"/>
-                <a:satOff val="0"/>
-                <a:lumOff val="0"/>
-                <a:alphaOff val="0"/>
-                <a:lumMod val="99000"/>
-                <a:satMod val="120000"/>
-                <a:shade val="78000"/>
-              </a:schemeClr>
-            </a:gs>
-          </a:gsLst>
-          <a:lin ang="5400000" scaled="0"/>
-        </a:gradFill>
-        <a:ln>
-          <a:noFill/>
-        </a:ln>
-        <a:effectLst/>
-      </dsp:spPr>
-      <dsp:style>
-        <a:lnRef idx="0">
-          <a:scrgbClr r="0" g="0" b="0"/>
-        </a:lnRef>
-        <a:fillRef idx="3">
-          <a:scrgbClr r="0" g="0" b="0"/>
-        </a:fillRef>
-        <a:effectRef idx="2">
-          <a:scrgbClr r="0" g="0" b="0"/>
-        </a:effectRef>
-        <a:fontRef idx="minor">
-          <a:schemeClr val="lt1"/>
-        </a:fontRef>
-      </dsp:style>
-      <dsp:txBody>
-        <a:bodyPr spcFirstLastPara="0" vert="horz" wrap="square" lIns="53340" tIns="53340" rIns="53340" bIns="53340" numCol="1" spcCol="1270" anchor="ctr" anchorCtr="0">
-          <a:noAutofit/>
-        </a:bodyPr>
-        <a:lstStyle/>
-        <a:p>
-          <a:pPr marL="0" lvl="0" indent="0" algn="ctr" defTabSz="622300">
-            <a:lnSpc>
-              <a:spcPct val="90000"/>
-            </a:lnSpc>
-            <a:spcBef>
-              <a:spcPct val="0"/>
-            </a:spcBef>
-            <a:spcAft>
-              <a:spcPct val="35000"/>
-            </a:spcAft>
-            <a:buNone/>
-          </a:pPr>
-          <a:r>
-            <a:rPr lang="es-SV" sz="1400" kern="1200">
-              <a:latin typeface="Times New Roman" panose="02020603050405020304" pitchFamily="18" charset="0"/>
-              <a:cs typeface="Times New Roman" panose="02020603050405020304" pitchFamily="18" charset="0"/>
-            </a:rPr>
-            <a:t>Pago</a:t>
-          </a:r>
-        </a:p>
-      </dsp:txBody>
-      <dsp:txXfrm>
-        <a:off x="428534" y="1252923"/>
-        <a:ext cx="1186399" cy="694552"/>
-      </dsp:txXfrm>
-    </dsp:sp>
-    <dsp:sp modelId="{FFA97C31-656B-4DAE-970F-1182F21255FA}">
-      <dsp:nvSpPr>
-        <dsp:cNvPr id="0" name=""/>
-        <dsp:cNvSpPr/>
-      </dsp:nvSpPr>
-      <dsp:spPr>
-        <a:xfrm rot="5400000">
-          <a:off x="891395" y="2055158"/>
-          <a:ext cx="260679" cy="304945"/>
-        </a:xfrm>
-        <a:prstGeom prst="rightArrow">
-          <a:avLst>
-            <a:gd name="adj1" fmla="val 60000"/>
-            <a:gd name="adj2" fmla="val 50000"/>
-          </a:avLst>
-        </a:prstGeom>
-        <a:gradFill rotWithShape="0">
-          <a:gsLst>
-            <a:gs pos="0">
-              <a:schemeClr val="accent4">
-                <a:tint val="60000"/>
-                <a:hueOff val="0"/>
-                <a:satOff val="0"/>
-                <a:lumOff val="0"/>
-                <a:alphaOff val="0"/>
-                <a:satMod val="103000"/>
-                <a:lumMod val="102000"/>
-                <a:tint val="94000"/>
-              </a:schemeClr>
-            </a:gs>
-            <a:gs pos="50000">
-              <a:schemeClr val="accent4">
-                <a:tint val="60000"/>
-                <a:hueOff val="0"/>
-                <a:satOff val="0"/>
-                <a:lumOff val="0"/>
-                <a:alphaOff val="0"/>
-                <a:satMod val="110000"/>
-                <a:lumMod val="100000"/>
-                <a:shade val="100000"/>
-              </a:schemeClr>
-            </a:gs>
-            <a:gs pos="100000">
-              <a:schemeClr val="accent4">
-                <a:tint val="60000"/>
-                <a:hueOff val="0"/>
-                <a:satOff val="0"/>
-                <a:lumOff val="0"/>
-                <a:alphaOff val="0"/>
-                <a:lumMod val="99000"/>
-                <a:satMod val="120000"/>
-                <a:shade val="78000"/>
-              </a:schemeClr>
-            </a:gs>
-          </a:gsLst>
-          <a:lin ang="5400000" scaled="0"/>
-        </a:gradFill>
-        <a:ln>
-          <a:noFill/>
-        </a:ln>
-        <a:effectLst/>
-      </dsp:spPr>
-      <dsp:style>
-        <a:lnRef idx="0">
-          <a:scrgbClr r="0" g="0" b="0"/>
-        </a:lnRef>
-        <a:fillRef idx="3">
-          <a:scrgbClr r="0" g="0" b="0"/>
-        </a:fillRef>
-        <a:effectRef idx="2">
-          <a:scrgbClr r="0" g="0" b="0"/>
-        </a:effectRef>
-        <a:fontRef idx="minor">
-          <a:schemeClr val="lt1"/>
-        </a:fontRef>
-      </dsp:style>
-      <dsp:txBody>
-        <a:bodyPr spcFirstLastPara="0" vert="horz" wrap="square" lIns="0" tIns="0" rIns="0" bIns="0" numCol="1" spcCol="1270" anchor="ctr" anchorCtr="0">
-          <a:noAutofit/>
-        </a:bodyPr>
-        <a:lstStyle/>
-        <a:p>
-          <a:pPr marL="0" lvl="0" indent="0" algn="ctr" defTabSz="488950">
-            <a:lnSpc>
-              <a:spcPct val="90000"/>
-            </a:lnSpc>
-            <a:spcBef>
-              <a:spcPct val="0"/>
-            </a:spcBef>
-            <a:spcAft>
-              <a:spcPct val="35000"/>
-            </a:spcAft>
-            <a:buNone/>
-          </a:pPr>
-          <a:endParaRPr lang="es-SV" sz="1100" kern="1200">
-            <a:latin typeface="Times New Roman" panose="02020603050405020304" pitchFamily="18" charset="0"/>
-            <a:cs typeface="Times New Roman" panose="02020603050405020304" pitchFamily="18" charset="0"/>
-          </a:endParaRPr>
-        </a:p>
-      </dsp:txBody>
-      <dsp:txXfrm rot="-5400000">
-        <a:off x="930251" y="2077291"/>
-        <a:ext cx="182967" cy="182475"/>
-      </dsp:txXfrm>
-    </dsp:sp>
-    <dsp:sp modelId="{EA06617B-E4F8-463F-A5CC-2D2F273A7D23}">
-      <dsp:nvSpPr>
-        <dsp:cNvPr id="0" name=""/>
-        <dsp:cNvSpPr/>
-      </dsp:nvSpPr>
-      <dsp:spPr>
-        <a:xfrm>
-          <a:off x="406925" y="2460932"/>
-          <a:ext cx="1229617" cy="737770"/>
-        </a:xfrm>
-        <a:prstGeom prst="roundRect">
-          <a:avLst>
-            <a:gd name="adj" fmla="val 10000"/>
-          </a:avLst>
-        </a:prstGeom>
-        <a:gradFill rotWithShape="0">
-          <a:gsLst>
-            <a:gs pos="0">
-              <a:schemeClr val="accent4">
-                <a:hueOff val="0"/>
-                <a:satOff val="0"/>
-                <a:lumOff val="0"/>
-                <a:alphaOff val="0"/>
-                <a:satMod val="103000"/>
-                <a:lumMod val="102000"/>
-                <a:tint val="94000"/>
-              </a:schemeClr>
-            </a:gs>
-            <a:gs pos="50000">
-              <a:schemeClr val="accent4">
-                <a:hueOff val="0"/>
-                <a:satOff val="0"/>
-                <a:lumOff val="0"/>
-                <a:alphaOff val="0"/>
-                <a:satMod val="110000"/>
-                <a:lumMod val="100000"/>
-                <a:shade val="100000"/>
-              </a:schemeClr>
-            </a:gs>
-            <a:gs pos="100000">
-              <a:schemeClr val="accent4">
-                <a:hueOff val="0"/>
-                <a:satOff val="0"/>
-                <a:lumOff val="0"/>
-                <a:alphaOff val="0"/>
-                <a:lumMod val="99000"/>
-                <a:satMod val="120000"/>
-                <a:shade val="78000"/>
-              </a:schemeClr>
-            </a:gs>
-          </a:gsLst>
-          <a:lin ang="5400000" scaled="0"/>
-        </a:gradFill>
-        <a:ln>
-          <a:noFill/>
-        </a:ln>
-        <a:effectLst/>
-      </dsp:spPr>
-      <dsp:style>
-        <a:lnRef idx="0">
-          <a:scrgbClr r="0" g="0" b="0"/>
-        </a:lnRef>
-        <a:fillRef idx="3">
-          <a:scrgbClr r="0" g="0" b="0"/>
-        </a:fillRef>
-        <a:effectRef idx="2">
-          <a:scrgbClr r="0" g="0" b="0"/>
-        </a:effectRef>
-        <a:fontRef idx="minor">
-          <a:schemeClr val="lt1"/>
-        </a:fontRef>
-      </dsp:style>
-      <dsp:txBody>
-        <a:bodyPr spcFirstLastPara="0" vert="horz" wrap="square" lIns="53340" tIns="53340" rIns="53340" bIns="53340" numCol="1" spcCol="1270" anchor="ctr" anchorCtr="0">
-          <a:noAutofit/>
-        </a:bodyPr>
-        <a:lstStyle/>
-        <a:p>
-          <a:pPr marL="0" lvl="0" indent="0" algn="ctr" defTabSz="622300">
-            <a:lnSpc>
-              <a:spcPct val="90000"/>
-            </a:lnSpc>
-            <a:spcBef>
-              <a:spcPct val="0"/>
-            </a:spcBef>
-            <a:spcAft>
-              <a:spcPct val="35000"/>
-            </a:spcAft>
-            <a:buNone/>
-          </a:pPr>
-          <a:r>
-            <a:rPr lang="es-SV" sz="1400" kern="1200">
-              <a:latin typeface="Times New Roman" panose="02020603050405020304" pitchFamily="18" charset="0"/>
-              <a:cs typeface="Times New Roman" panose="02020603050405020304" pitchFamily="18" charset="0"/>
-            </a:rPr>
-            <a:t>Entrega o retiro</a:t>
-          </a:r>
-        </a:p>
-      </dsp:txBody>
-      <dsp:txXfrm>
-        <a:off x="428534" y="2482541"/>
-        <a:ext cx="1186399" cy="694552"/>
-      </dsp:txXfrm>
-    </dsp:sp>
-  </dsp:spTree>
-</dsp:drawing>
-</file>
-
-<file path=word/diagrams/layout1.xml><?xml version="1.0" encoding="utf-8"?>
-<dgm:layoutDef xmlns:dgm="http://schemas.openxmlformats.org/drawingml/2006/diagram" xmlns:a="http://schemas.openxmlformats.org/drawingml/2006/main" uniqueId="urn:microsoft.com/office/officeart/2005/8/layout/process5">
-  <dgm:title val=""/>
-  <dgm:desc val=""/>
-  <dgm:catLst>
-    <dgm:cat type="process" pri="17000"/>
-  </dgm:catLst>
-  <dgm:sampData>
-    <dgm:dataModel>
-      <dgm:ptLst>
-        <dgm:pt modelId="0" type="doc"/>
-        <dgm:pt modelId="1">
-          <dgm:prSet phldr="1"/>
-        </dgm:pt>
-        <dgm:pt modelId="2">
-          <dgm:prSet phldr="1"/>
-        </dgm:pt>
-        <dgm:pt modelId="3">
-          <dgm:prSet phldr="1"/>
-        </dgm:pt>
-        <dgm:pt modelId="4">
-          <dgm:prSet phldr="1"/>
-        </dgm:pt>
-        <dgm:pt modelId="5">
-          <dgm:prSet phldr="1"/>
-        </dgm:pt>
-      </dgm:ptLst>
-      <dgm:cxnLst>
-        <dgm:cxn modelId="7" srcId="0" destId="1" srcOrd="0" destOrd="0"/>
-        <dgm:cxn modelId="8" srcId="0" destId="2" srcOrd="1" destOrd="0"/>
-        <dgm:cxn modelId="9" srcId="0" destId="3" srcOrd="2" destOrd="0"/>
-        <dgm:cxn modelId="10" srcId="0" destId="4" srcOrd="3" destOrd="0"/>
-        <dgm:cxn modelId="11" srcId="0" destId="5" srcOrd="4" destOrd="0"/>
-      </dgm:cxnLst>
-      <dgm:bg/>
-      <dgm:whole/>
-    </dgm:dataModel>
-  </dgm:sampData>
-  <dgm:styleData>
-    <dgm:dataModel>
-      <dgm:ptLst>
-        <dgm:pt modelId="0" type="doc"/>
-        <dgm:pt modelId="1"/>
-        <dgm:pt modelId="2"/>
-      </dgm:ptLst>
-      <dgm:cxnLst>
-        <dgm:cxn modelId="3" srcId="0" destId="1" srcOrd="0" destOrd="0"/>
-        <dgm:cxn modelId="4" srcId="0" destId="2" srcOrd="1" destOrd="0"/>
-      </dgm:cxnLst>
-      <dgm:bg/>
-      <dgm:whole/>
-    </dgm:dataModel>
-  </dgm:styleData>
-  <dgm:clrData>
-    <dgm:dataModel>
-      <dgm:ptLst>
-        <dgm:pt modelId="0" type="doc"/>
-        <dgm:pt modelId="1"/>
-        <dgm:pt modelId="2"/>
-        <dgm:pt modelId="3"/>
-        <dgm:pt modelId="4"/>
-      </dgm:ptLst>
-      <dgm:cxnLst>
-        <dgm:cxn modelId="5" srcId="0" destId="1" srcOrd="0" destOrd="0"/>
-        <dgm:cxn modelId="6" srcId="0" destId="2" srcOrd="1" destOrd="0"/>
-        <dgm:cxn modelId="7" srcId="0" destId="3" srcOrd="2" destOrd="0"/>
-        <dgm:cxn modelId="8" srcId="0" destId="4" srcOrd="3" destOrd="0"/>
-      </dgm:cxnLst>
-      <dgm:bg/>
-      <dgm:whole/>
-    </dgm:dataModel>
-  </dgm:clrData>
-  <dgm:layoutNode name="diagram">
-    <dgm:varLst>
-      <dgm:dir/>
-      <dgm:resizeHandles val="exact"/>
-    </dgm:varLst>
-    <dgm:choose name="Name0">
-      <dgm:if name="Name1" axis="self" func="var" arg="dir" op="equ" val="norm">
-        <dgm:alg type="snake">
-          <dgm:param type="grDir" val="tL"/>
-          <dgm:param type="flowDir" val="row"/>
-          <dgm:param type="contDir" val="revDir"/>
-          <dgm:param type="bkpt" val="endCnv"/>
-        </dgm:alg>
-      </dgm:if>
-      <dgm:else name="Name2">
-        <dgm:alg type="snake">
-          <dgm:param type="grDir" val="tR"/>
-          <dgm:param type="flowDir" val="row"/>
-          <dgm:param type="contDir" val="revDir"/>
-          <dgm:param type="bkpt" val="endCnv"/>
-        </dgm:alg>
-      </dgm:else>
-    </dgm:choose>
-    <dgm:shape xmlns:r="http://schemas.openxmlformats.org/officeDocument/2006/relationships" r:blip="">
-      <dgm:adjLst/>
-    </dgm:shape>
-    <dgm:presOf/>
-    <dgm:constrLst>
-      <dgm:constr type="w" for="ch" ptType="node" refType="w"/>
-      <dgm:constr type="w" for="ch" forName="sibTrans" refType="w" refFor="ch" refPtType="node" op="equ" fact="0.4"/>
-      <dgm:constr type="sp" refType="w" refFor="ch" refForName="sibTrans" op="equ"/>
-      <dgm:constr type="primFontSz" for="ch" ptType="node" op="equ" val="65"/>
-      <dgm:constr type="primFontSz" for="des" forName="connectorText" op="equ" val="55"/>
-      <dgm:constr type="primFontSz" for="des" forName="connectorText" refType="primFontSz" refFor="ch" refPtType="node" op="lte" fact="0.8"/>
-    </dgm:constrLst>
-    <dgm:ruleLst/>
-    <dgm:forEach name="nodesForEach" axis="ch" ptType="node">
-      <dgm:layoutNode name="node">
-        <dgm:varLst>
-          <dgm:bulletEnabled val="1"/>
-        </dgm:varLst>
-        <dgm:alg type="tx"/>
-        <dgm:shape xmlns:r="http://schemas.openxmlformats.org/officeDocument/2006/relationships" type="roundRect" r:blip="">
-          <dgm:adjLst>
-            <dgm:adj idx="1" val="0.1"/>
-          </dgm:adjLst>
-        </dgm:shape>
-        <dgm:presOf axis="desOrSelf" ptType="node"/>
-        <dgm:constrLst>
-          <dgm:constr type="h" refType="w" fact="0.6"/>
-          <dgm:constr type="tMarg" refType="primFontSz" fact="0.3"/>
-          <dgm:constr type="bMarg" refType="primFontSz" fact="0.3"/>
-          <dgm:constr type="lMarg" refType="primFontSz" fact="0.3"/>
-          <dgm:constr type="rMarg" refType="primFontSz" fact="0.3"/>
-        </dgm:constrLst>
-        <dgm:ruleLst>
-          <dgm:rule type="primFontSz" val="5" fact="NaN" max="NaN"/>
-        </dgm:ruleLst>
-      </dgm:layoutNode>
-      <dgm:forEach name="sibTransForEach" axis="followSib" ptType="sibTrans" cnt="1">
-        <dgm:layoutNode name="sibTrans">
-          <dgm:alg type="conn">
-            <dgm:param type="begPts" val="auto"/>
-            <dgm:param type="endPts" val="auto"/>
-          </dgm:alg>
-          <dgm:shape xmlns:r="http://schemas.openxmlformats.org/officeDocument/2006/relationships" type="conn" r:blip="">
-            <dgm:adjLst/>
-          </dgm:shape>
-          <dgm:presOf axis="self"/>
-          <dgm:constrLst>
-            <dgm:constr type="h" refType="w" fact="0.62"/>
-            <dgm:constr type="connDist"/>
-          </dgm:constrLst>
-          <dgm:ruleLst/>
-          <dgm:layoutNode name="connectorText">
-            <dgm:alg type="tx">
-              <dgm:param type="autoTxRot" val="upr"/>
-            </dgm:alg>
-            <dgm:shape xmlns:r="http://schemas.openxmlformats.org/officeDocument/2006/relationships" type="conn" r:blip="" hideGeom="1">
-              <dgm:adjLst/>
-            </dgm:shape>
-            <dgm:presOf axis="self"/>
-            <dgm:constrLst>
-              <dgm:constr type="lMarg"/>
-              <dgm:constr type="rMarg"/>
-              <dgm:constr type="tMarg"/>
-              <dgm:constr type="bMarg"/>
-            </dgm:constrLst>
-            <dgm:ruleLst>
-              <dgm:rule type="primFontSz" val="5" fact="NaN" max="NaN"/>
-            </dgm:ruleLst>
-          </dgm:layoutNode>
-        </dgm:layoutNode>
-      </dgm:forEach>
-    </dgm:forEach>
-  </dgm:layoutNode>
-</dgm:layoutDef>
-</file>
-
-<file path=word/diagrams/quickStyle1.xml><?xml version="1.0" encoding="utf-8"?>
-<dgm:styleDef xmlns:dgm="http://schemas.openxmlformats.org/drawingml/2006/diagram" xmlns:a="http://schemas.openxmlformats.org/drawingml/2006/main" uniqueId="urn:microsoft.com/office/officeart/2005/8/quickstyle/simple4">
-  <dgm:title val=""/>
-  <dgm:desc val=""/>
-  <dgm:catLst>
-    <dgm:cat type="simple" pri="10400"/>
-  </dgm:catLst>
-  <dgm:scene3d>
-    <a:camera prst="orthographicFront"/>
-    <a:lightRig rig="threePt" dir="t"/>
-  </dgm:scene3d>
-  <dgm:styleLbl name="node0">
-    <dgm:scene3d>
-      <a:camera prst="orthographicFront"/>
-      <a:lightRig rig="threePt" dir="t"/>
-    </dgm:scene3d>
-    <dgm:sp3d/>
-    <dgm:txPr/>
-    <dgm:style>
-      <a:lnRef idx="0">
-        <a:scrgbClr r="0" g="0" b="0"/>
-      </a:lnRef>
-      <a:fillRef idx="3">
-        <a:scrgbClr r="0" g="0" b="0"/>
-      </a:fillRef>
-      <a:effectRef idx="2">
-        <a:scrgbClr r="0" g="0" b="0"/>
-      </a:effectRef>
-      <a:fontRef idx="minor">
-        <a:schemeClr val="lt1"/>
-      </a:fontRef>
-    </dgm:style>
-  </dgm:styleLbl>
-  <dgm:styleLbl name="node0NoLn">
-    <dgm:scene3d>
-      <a:camera prst="orthographicFront"/>
-      <a:lightRig rig="threePt" dir="t"/>
-    </dgm:scene3d>
-    <dgm:sp3d/>
-    <dgm:txPr/>
-    <dgm:style>
-      <a:lnRef idx="1">
-        <a:scrgbClr r="0" g="0" b="0"/>
-      </a:lnRef>
-      <a:fillRef idx="3">
-        <a:scrgbClr r="0" g="0" b="0"/>
-      </a:fillRef>
-      <a:effectRef idx="2">
-        <a:scrgbClr r="0" g="0" b="0"/>
-      </a:effectRef>
-      <a:fontRef idx="minor">
-        <a:schemeClr val="lt1"/>
-      </a:fontRef>
-    </dgm:style>
-  </dgm:styleLbl>
-  <dgm:styleLbl name="lnNode1">
-    <dgm:scene3d>
-      <a:camera prst="orthographicFront"/>
-      <a:lightRig rig="threePt" dir="t"/>
-    </dgm:scene3d>
-    <dgm:sp3d/>
-    <dgm:txPr/>
-    <dgm:style>
-      <a:lnRef idx="1">
-        <a:scrgbClr r="0" g="0" b="0"/>
-      </a:lnRef>
-      <a:fillRef idx="3">
-        <a:scrgbClr r="0" g="0" b="0"/>
-      </a:fillRef>
-      <a:effectRef idx="2">
-        <a:scrgbClr r="0" g="0" b="0"/>
-      </a:effectRef>
-      <a:fontRef idx="minor">
-        <a:schemeClr val="lt1"/>
-      </a:fontRef>
-    </dgm:style>
-  </dgm:styleLbl>
-  <dgm:styleLbl name="vennNode1">
-    <dgm:scene3d>
-      <a:camera prst="orthographicFront"/>
-      <a:lightRig rig="threePt" dir="t"/>
-    </dgm:scene3d>
-    <dgm:sp3d/>
-    <dgm:txPr/>
-    <dgm:style>
-      <a:lnRef idx="0">
-        <a:scrgbClr r="0" g="0" b="0"/>
-      </a:lnRef>
-      <a:fillRef idx="3">
-        <a:scrgbClr r="0" g="0" b="0"/>
-      </a:fillRef>
-      <a:effectRef idx="0">
-        <a:scrgbClr r="0" g="0" b="0"/>
-      </a:effectRef>
-      <a:fontRef idx="minor">
-        <a:schemeClr val="tx1"/>
-      </a:fontRef>
-    </dgm:style>
-  </dgm:styleLbl>
-  <dgm:styleLbl name="alignNode1">
-    <dgm:scene3d>
-      <a:camera prst="orthographicFront"/>
-      <a:lightRig rig="threePt" dir="t"/>
-    </dgm:scene3d>
-    <dgm:sp3d/>
-    <dgm:txPr/>
-    <dgm:style>
-      <a:lnRef idx="1">
-        <a:scrgbClr r="0" g="0" b="0"/>
-      </a:lnRef>
-      <a:fillRef idx="3">
-        <a:scrgbClr r="0" g="0" b="0"/>
-      </a:fillRef>
-      <a:effectRef idx="2">
-        <a:scrgbClr r="0" g="0" b="0"/>
-      </a:effectRef>
-      <a:fontRef idx="minor">
-        <a:schemeClr val="lt1"/>
-      </a:fontRef>
-    </dgm:style>
-  </dgm:styleLbl>
-  <dgm:styleLbl name="node1">
-    <dgm:scene3d>
-      <a:camera prst="orthographicFront"/>
-      <a:lightRig rig="threePt" dir="t"/>
-    </dgm:scene3d>
-    <dgm:sp3d/>
-    <dgm:txPr/>
-    <dgm:style>
-      <a:lnRef idx="0">
-        <a:scrgbClr r="0" g="0" b="0"/>
-      </a:lnRef>
-      <a:fillRef idx="3">
-        <a:scrgbClr r="0" g="0" b="0"/>
-      </a:fillRef>
-      <a:effectRef idx="2">
-        <a:scrgbClr r="0" g="0" b="0"/>
-      </a:effectRef>
-      <a:fontRef idx="minor">
-        <a:schemeClr val="lt1"/>
-      </a:fontRef>
-    </dgm:style>
-  </dgm:styleLbl>
-  <dgm:styleLbl name="node1NoLn">
-    <dgm:scene3d>
-      <a:camera prst="orthographicFront"/>
-      <a:lightRig rig="threePt" dir="t"/>
-    </dgm:scene3d>
-    <dgm:sp3d/>
-    <dgm:txPr/>
-    <dgm:style>
-      <a:lnRef idx="1">
-        <a:scrgbClr r="0" g="0" b="0"/>
-      </a:lnRef>
-      <a:fillRef idx="3">
-        <a:scrgbClr r="0" g="0" b="0"/>
-      </a:fillRef>
-      <a:effectRef idx="2">
-        <a:scrgbClr r="0" g="0" b="0"/>
-      </a:effectRef>
-      <a:fontRef idx="minor">
-        <a:schemeClr val="lt1"/>
-      </a:fontRef>
-    </dgm:style>
-  </dgm:styleLbl>
-  <dgm:styleLbl name="ltNode1NoLn">
-    <dgm:scene3d>
-      <a:camera prst="orthographicFront"/>
-      <a:lightRig rig="threePt" dir="t"/>
-    </dgm:scene3d>
-    <dgm:sp3d/>
-    <dgm:txPr/>
-    <dgm:style>
-      <a:lnRef idx="1">
-        <a:scrgbClr r="0" g="0" b="0"/>
-      </a:lnRef>
-      <a:fillRef idx="3">
-        <a:scrgbClr r="0" g="0" b="0"/>
-      </a:fillRef>
-      <a:effectRef idx="2">
-        <a:scrgbClr r="0" g="0" b="0"/>
-      </a:effectRef>
-      <a:fontRef idx="minor">
-        <a:schemeClr val="lt1"/>
-      </a:fontRef>
-    </dgm:style>
-  </dgm:styleLbl>
-  <dgm:styleLbl name="node2">
-    <dgm:scene3d>
-      <a:camera prst="orthographicFront"/>
-      <a:lightRig rig="threePt" dir="t"/>
-    </dgm:scene3d>
-    <dgm:sp3d/>
-    <dgm:txPr/>
-    <dgm:style>
-      <a:lnRef idx="0">
-        <a:scrgbClr r="0" g="0" b="0"/>
-      </a:lnRef>
-      <a:fillRef idx="3">
-        <a:scrgbClr r="0" g="0" b="0"/>
-      </a:fillRef>
-      <a:effectRef idx="2">
-        <a:scrgbClr r="0" g="0" b="0"/>
-      </a:effectRef>
-      <a:fontRef idx="minor">
-        <a:schemeClr val="lt1"/>
-      </a:fontRef>
-    </dgm:style>
-  </dgm:styleLbl>
-  <dgm:styleLbl name="node2NoLn">
-    <dgm:scene3d>
-      <a:camera prst="orthographicFront"/>
-      <a:lightRig rig="threePt" dir="t"/>
-    </dgm:scene3d>
-    <dgm:sp3d/>
-    <dgm:txPr/>
-    <dgm:style>
-      <a:lnRef idx="1">
-        <a:scrgbClr r="0" g="0" b="0"/>
-      </a:lnRef>
-      <a:fillRef idx="3">
-        <a:scrgbClr r="0" g="0" b="0"/>
-      </a:fillRef>
-      <a:effectRef idx="2">
-        <a:scrgbClr r="0" g="0" b="0"/>
-      </a:effectRef>
-      <a:fontRef idx="minor">
-        <a:schemeClr val="lt1"/>
-      </a:fontRef>
-    </dgm:style>
-  </dgm:styleLbl>
-  <dgm:styleLbl name="node3">
-    <dgm:scene3d>
-      <a:camera prst="orthographicFront"/>
-      <a:lightRig rig="threePt" dir="t"/>
-    </dgm:scene3d>
-    <dgm:sp3d/>
-    <dgm:txPr/>
-    <dgm:style>
-      <a:lnRef idx="0">
-        <a:scrgbClr r="0" g="0" b="0"/>
-      </a:lnRef>
-      <a:fillRef idx="3">
-        <a:scrgbClr r="0" g="0" b="0"/>
-      </a:fillRef>
-      <a:effectRef idx="2">
-        <a:scrgbClr r="0" g="0" b="0"/>
-      </a:effectRef>
-      <a:fontRef idx="minor">
-        <a:schemeClr val="lt1"/>
-      </a:fontRef>
-    </dgm:style>
-  </dgm:styleLbl>
-  <dgm:styleLbl name="node3NoLn">
-    <dgm:scene3d>
-      <a:camera prst="orthographicFront"/>
-      <a:lightRig rig="threePt" dir="t"/>
-    </dgm:scene3d>
-    <dgm:sp3d/>
-    <dgm:txPr/>
-    <dgm:style>
-      <a:lnRef idx="1">
-        <a:scrgbClr r="0" g="0" b="0"/>
-      </a:lnRef>
-      <a:fillRef idx="3">
-        <a:scrgbClr r="0" g="0" b="0"/>
-      </a:fillRef>
-      <a:effectRef idx="2">
-        <a:scrgbClr r="0" g="0" b="0"/>
-      </a:effectRef>
-      <a:fontRef idx="minor">
-        <a:schemeClr val="lt1"/>
-      </a:fontRef>
-    </dgm:style>
-  </dgm:styleLbl>
-  <dgm:styleLbl name="node4">
-    <dgm:scene3d>
-      <a:camera prst="orthographicFront"/>
-      <a:lightRig rig="threePt" dir="t"/>
-    </dgm:scene3d>
-    <dgm:sp3d/>
-    <dgm:txPr/>
-    <dgm:style>
-      <a:lnRef idx="0">
-        <a:scrgbClr r="0" g="0" b="0"/>
-      </a:lnRef>
-      <a:fillRef idx="3">
-        <a:scrgbClr r="0" g="0" b="0"/>
-      </a:fillRef>
-      <a:effectRef idx="2">
-        <a:scrgbClr r="0" g="0" b="0"/>
-      </a:effectRef>
-      <a:fontRef idx="minor">
-        <a:schemeClr val="lt1"/>
-      </a:fontRef>
-    </dgm:style>
-  </dgm:styleLbl>
-  <dgm:styleLbl name="node4NoLn">
-    <dgm:scene3d>
-      <a:camera prst="orthographicFront"/>
-      <a:lightRig rig="threePt" dir="t"/>
-    </dgm:scene3d>
-    <dgm:sp3d/>
-    <dgm:txPr/>
-    <dgm:style>
-      <a:lnRef idx="1">
-        <a:scrgbClr r="0" g="0" b="0"/>
-      </a:lnRef>
-      <a:fillRef idx="3">
-        <a:scrgbClr r="0" g="0" b="0"/>
-      </a:fillRef>
-      <a:effectRef idx="2">
-        <a:scrgbClr r="0" g="0" b="0"/>
-      </a:effectRef>
-      <a:fontRef idx="minor">
-        <a:schemeClr val="lt1"/>
-      </a:fontRef>
-    </dgm:style>
-  </dgm:styleLbl>
-  <dgm:styleLbl name="fgImgPlace1">
-    <dgm:scene3d>
-      <a:camera prst="orthographicFront"/>
-      <a:lightRig rig="threePt" dir="t"/>
-    </dgm:scene3d>
-    <dgm:sp3d/>
-    <dgm:txPr/>
-    <dgm:style>
-      <a:lnRef idx="0">
-        <a:scrgbClr r="0" g="0" b="0"/>
-      </a:lnRef>
-      <a:fillRef idx="1">
-        <a:scrgbClr r="0" g="0" b="0"/>
-      </a:fillRef>
-      <a:effectRef idx="2">
-        <a:scrgbClr r="0" g="0" b="0"/>
-      </a:effectRef>
-      <a:fontRef idx="minor"/>
-    </dgm:style>
-  </dgm:styleLbl>
-  <dgm:styleLbl name="alignImgPlace1">
-    <dgm:scene3d>
-      <a:camera prst="orthographicFront"/>
-      <a:lightRig rig="threePt" dir="t"/>
-    </dgm:scene3d>
-    <dgm:sp3d/>
-    <dgm:txPr/>
-    <dgm:style>
-      <a:lnRef idx="0">
-        <a:scrgbClr r="0" g="0" b="0"/>
-      </a:lnRef>
-      <a:fillRef idx="1">
-        <a:scrgbClr r="0" g="0" b="0"/>
-      </a:fillRef>
-      <a:effectRef idx="2">
-        <a:scrgbClr r="0" g="0" b="0"/>
-      </a:effectRef>
-      <a:fontRef idx="minor"/>
-    </dgm:style>
-  </dgm:styleLbl>
-  <dgm:styleLbl name="bgImgPlace1">
-    <dgm:scene3d>
-      <a:camera prst="orthographicFront"/>
-      <a:lightRig rig="threePt" dir="t"/>
-    </dgm:scene3d>
-    <dgm:sp3d/>
-    <dgm:txPr/>
-    <dgm:style>
-      <a:lnRef idx="0">
-        <a:scrgbClr r="0" g="0" b="0"/>
-      </a:lnRef>
-      <a:fillRef idx="1">
-        <a:scrgbClr r="0" g="0" b="0"/>
-      </a:fillRef>
-      <a:effectRef idx="2">
-        <a:scrgbClr r="0" g="0" b="0"/>
-      </a:effectRef>
-      <a:fontRef idx="minor"/>
-    </dgm:style>
-  </dgm:styleLbl>
-  <dgm:styleLbl name="sibTrans2D1">
-    <dgm:scene3d>
-      <a:camera prst="orthographicFront"/>
-      <a:lightRig rig="threePt" dir="t"/>
-    </dgm:scene3d>
-    <dgm:sp3d/>
-    <dgm:txPr/>
-    <dgm:style>
-      <a:lnRef idx="0">
-        <a:scrgbClr r="0" g="0" b="0"/>
-      </a:lnRef>
-      <a:fillRef idx="3">
-        <a:scrgbClr r="0" g="0" b="0"/>
-      </a:fillRef>
-      <a:effectRef idx="2">
-        <a:scrgbClr r="0" g="0" b="0"/>
-      </a:effectRef>
-      <a:fontRef idx="minor">
-        <a:schemeClr val="lt1"/>
-      </a:fontRef>
-    </dgm:style>
-  </dgm:styleLbl>
-  <dgm:styleLbl name="fgSibTrans2D1">
-    <dgm:scene3d>
-      <a:camera prst="orthographicFront"/>
-      <a:lightRig rig="threePt" dir="t"/>
-    </dgm:scene3d>
-    <dgm:sp3d/>
-    <dgm:txPr/>
-    <dgm:style>
-      <a:lnRef idx="0">
-        <a:scrgbClr r="0" g="0" b="0"/>
-      </a:lnRef>
-      <a:fillRef idx="3">
-        <a:scrgbClr r="0" g="0" b="0"/>
-      </a:fillRef>
-      <a:effectRef idx="2">
-        <a:scrgbClr r="0" g="0" b="0"/>
-      </a:effectRef>
-      <a:fontRef idx="minor">
-        <a:schemeClr val="lt1"/>
-      </a:fontRef>
-    </dgm:style>
-  </dgm:styleLbl>
-  <dgm:styleLbl name="bgSibTrans2D1">
-    <dgm:scene3d>
-      <a:camera prst="orthographicFront"/>
-      <a:lightRig rig="threePt" dir="t"/>
-    </dgm:scene3d>
-    <dgm:sp3d/>
-    <dgm:txPr/>
-    <dgm:style>
-      <a:lnRef idx="0">
-        <a:scrgbClr r="0" g="0" b="0"/>
-      </a:lnRef>
-      <a:fillRef idx="3">
-        <a:scrgbClr r="0" g="0" b="0"/>
-      </a:fillRef>
-      <a:effectRef idx="2">
-        <a:scrgbClr r="0" g="0" b="0"/>
-      </a:effectRef>
-      <a:fontRef idx="minor">
-        <a:schemeClr val="lt1"/>
-      </a:fontRef>
-    </dgm:style>
-  </dgm:styleLbl>
-  <dgm:styleLbl name="sibTrans1D1">
-    <dgm:scene3d>
-      <a:camera prst="orthographicFront"/>
-      <a:lightRig rig="threePt" dir="t"/>
-    </dgm:scene3d>
-    <dgm:sp3d/>
-    <dgm:txPr/>
-    <dgm:style>
-      <a:lnRef idx="1">
-        <a:scrgbClr r="0" g="0" b="0"/>
-      </a:lnRef>
-      <a:fillRef idx="0">
-        <a:scrgbClr r="0" g="0" b="0"/>
-      </a:fillRef>
-      <a:effectRef idx="0">
-        <a:scrgbClr r="0" g="0" b="0"/>
-      </a:effectRef>
-      <a:fontRef idx="minor"/>
-    </dgm:style>
-  </dgm:styleLbl>
-  <dgm:styleLbl name="callout">
-    <dgm:scene3d>
-      <a:camera prst="orthographicFront"/>
-      <a:lightRig rig="threePt" dir="t"/>
-    </dgm:scene3d>
-    <dgm:sp3d/>
-    <dgm:txPr/>
-    <dgm:style>
-      <a:lnRef idx="2">
-        <a:scrgbClr r="0" g="0" b="0"/>
-      </a:lnRef>
-      <a:fillRef idx="1">
-        <a:scrgbClr r="0" g="0" b="0"/>
-      </a:fillRef>
-      <a:effectRef idx="1">
-        <a:scrgbClr r="0" g="0" b="0"/>
-      </a:effectRef>
-      <a:fontRef idx="minor"/>
-    </dgm:style>
-  </dgm:styleLbl>
-  <dgm:styleLbl name="asst0">
-    <dgm:scene3d>
-      <a:camera prst="orthographicFront"/>
-      <a:lightRig rig="threePt" dir="t"/>
-    </dgm:scene3d>
-    <dgm:sp3d/>
-    <dgm:txPr/>
-    <dgm:style>
-      <a:lnRef idx="0">
-        <a:scrgbClr r="0" g="0" b="0"/>
-      </a:lnRef>
-      <a:fillRef idx="3">
-        <a:scrgbClr r="0" g="0" b="0"/>
-      </a:fillRef>
-      <a:effectRef idx="2">
-        <a:scrgbClr r="0" g="0" b="0"/>
-      </a:effectRef>
-      <a:fontRef idx="minor">
-        <a:schemeClr val="lt1"/>
-      </a:fontRef>
-    </dgm:style>
-  </dgm:styleLbl>
-  <dgm:styleLbl name="asst1">
-    <dgm:scene3d>
-      <a:camera prst="orthographicFront"/>
-      <a:lightRig rig="threePt" dir="t"/>
-    </dgm:scene3d>
-    <dgm:sp3d/>
-    <dgm:txPr/>
-    <dgm:style>
-      <a:lnRef idx="0">
-        <a:scrgbClr r="0" g="0" b="0"/>
-      </a:lnRef>
-      <a:fillRef idx="3">
-        <a:scrgbClr r="0" g="0" b="0"/>
-      </a:fillRef>
-      <a:effectRef idx="2">
-        <a:scrgbClr r="0" g="0" b="0"/>
-      </a:effectRef>
-      <a:fontRef idx="minor">
-        <a:schemeClr val="lt1"/>
-      </a:fontRef>
-    </dgm:style>
-  </dgm:styleLbl>
-  <dgm:styleLbl name="asst2">
-    <dgm:scene3d>
-      <a:camera prst="orthographicFront"/>
-      <a:lightRig rig="threePt" dir="t"/>
-    </dgm:scene3d>
-    <dgm:sp3d/>
-    <dgm:txPr/>
-    <dgm:style>
-      <a:lnRef idx="0">
-        <a:scrgbClr r="0" g="0" b="0"/>
-      </a:lnRef>
-      <a:fillRef idx="3">
-        <a:scrgbClr r="0" g="0" b="0"/>
-      </a:fillRef>
-      <a:effectRef idx="2">
-        <a:scrgbClr r="0" g="0" b="0"/>
-      </a:effectRef>
-      <a:fontRef idx="minor">
-        <a:schemeClr val="lt1"/>
-      </a:fontRef>
-    </dgm:style>
-  </dgm:styleLbl>
-  <dgm:styleLbl name="asst3">
-    <dgm:scene3d>
-      <a:camera prst="orthographicFront"/>
-      <a:lightRig rig="threePt" dir="t"/>
-    </dgm:scene3d>
-    <dgm:sp3d/>
-    <dgm:txPr/>
-    <dgm:style>
-      <a:lnRef idx="0">
-        <a:scrgbClr r="0" g="0" b="0"/>
-      </a:lnRef>
-      <a:fillRef idx="3">
-        <a:scrgbClr r="0" g="0" b="0"/>
-      </a:fillRef>
-      <a:effectRef idx="2">
-        <a:scrgbClr r="0" g="0" b="0"/>
-      </a:effectRef>
-      <a:fontRef idx="minor">
-        <a:schemeClr val="lt1"/>
-      </a:fontRef>
-    </dgm:style>
-  </dgm:styleLbl>
-  <dgm:styleLbl name="asst4">
-    <dgm:scene3d>
-      <a:camera prst="orthographicFront"/>
-      <a:lightRig rig="threePt" dir="t"/>
-    </dgm:scene3d>
-    <dgm:sp3d/>
-    <dgm:txPr/>
-    <dgm:style>
-      <a:lnRef idx="0">
-        <a:scrgbClr r="0" g="0" b="0"/>
-      </a:lnRef>
-      <a:fillRef idx="3">
-        <a:scrgbClr r="0" g="0" b="0"/>
-      </a:fillRef>
-      <a:effectRef idx="2">
-        <a:scrgbClr r="0" g="0" b="0"/>
-      </a:effectRef>
-      <a:fontRef idx="minor">
-        <a:schemeClr val="lt1"/>
-      </a:fontRef>
-    </dgm:style>
-  </dgm:styleLbl>
-  <dgm:styleLbl name="parChTrans2D1">
-    <dgm:scene3d>
-      <a:camera prst="orthographicFront"/>
-      <a:lightRig rig="threePt" dir="t"/>
-    </dgm:scene3d>
-    <dgm:sp3d/>
-    <dgm:txPr/>
-    <dgm:style>
-      <a:lnRef idx="0">
-        <a:scrgbClr r="0" g="0" b="0"/>
-      </a:lnRef>
-      <a:fillRef idx="3">
-        <a:scrgbClr r="0" g="0" b="0"/>
-      </a:fillRef>
-      <a:effectRef idx="2">
-        <a:scrgbClr r="0" g="0" b="0"/>
-      </a:effectRef>
-      <a:fontRef idx="minor">
-        <a:schemeClr val="lt1"/>
-      </a:fontRef>
-    </dgm:style>
-  </dgm:styleLbl>
-  <dgm:styleLbl name="parChTrans2D2">
-    <dgm:scene3d>
-      <a:camera prst="orthographicFront"/>
-      <a:lightRig rig="threePt" dir="t"/>
-    </dgm:scene3d>
-    <dgm:sp3d/>
-    <dgm:txPr/>
-    <dgm:style>
-      <a:lnRef idx="0">
-        <a:scrgbClr r="0" g="0" b="0"/>
-      </a:lnRef>
-      <a:fillRef idx="3">
-        <a:scrgbClr r="0" g="0" b="0"/>
-      </a:fillRef>
-      <a:effectRef idx="2">
-        <a:scrgbClr r="0" g="0" b="0"/>
-      </a:effectRef>
-      <a:fontRef idx="minor">
-        <a:schemeClr val="lt1"/>
-      </a:fontRef>
-    </dgm:style>
-  </dgm:styleLbl>
-  <dgm:styleLbl name="parChTrans2D3">
-    <dgm:scene3d>
-      <a:camera prst="orthographicFront"/>
-      <a:lightRig rig="threePt" dir="t"/>
-    </dgm:scene3d>
-    <dgm:sp3d/>
-    <dgm:txPr/>
-    <dgm:style>
-      <a:lnRef idx="1">
-        <a:scrgbClr r="0" g="0" b="0"/>
-      </a:lnRef>
-      <a:fillRef idx="3">
-        <a:scrgbClr r="0" g="0" b="0"/>
-      </a:fillRef>
-      <a:effectRef idx="2">
-        <a:scrgbClr r="0" g="0" b="0"/>
-      </a:effectRef>
-      <a:fontRef idx="minor">
-        <a:schemeClr val="lt1"/>
-      </a:fontRef>
-    </dgm:style>
-  </dgm:styleLbl>
-  <dgm:styleLbl name="parChTrans2D4">
-    <dgm:scene3d>
-      <a:camera prst="orthographicFront"/>
-      <a:lightRig rig="threePt" dir="t"/>
-    </dgm:scene3d>
-    <dgm:sp3d/>
-    <dgm:txPr/>
-    <dgm:style>
-      <a:lnRef idx="1">
-        <a:scrgbClr r="0" g="0" b="0"/>
-      </a:lnRef>
-      <a:fillRef idx="3">
-        <a:scrgbClr r="0" g="0" b="0"/>
-      </a:fillRef>
-      <a:effectRef idx="2">
-        <a:scrgbClr r="0" g="0" b="0"/>
-      </a:effectRef>
-      <a:fontRef idx="minor">
-        <a:schemeClr val="lt1"/>
-      </a:fontRef>
-    </dgm:style>
-  </dgm:styleLbl>
-  <dgm:styleLbl name="parChTrans1D1">
-    <dgm:scene3d>
-      <a:camera prst="orthographicFront"/>
-      <a:lightRig rig="threePt" dir="t"/>
-    </dgm:scene3d>
-    <dgm:sp3d/>
-    <dgm:txPr/>
-    <dgm:style>
-      <a:lnRef idx="1">
-        <a:scrgbClr r="0" g="0" b="0"/>
-      </a:lnRef>
-      <a:fillRef idx="0">
-        <a:scrgbClr r="0" g="0" b="0"/>
-      </a:fillRef>
-      <a:effectRef idx="0">
-        <a:scrgbClr r="0" g="0" b="0"/>
-      </a:effectRef>
-      <a:fontRef idx="minor"/>
-    </dgm:style>
-  </dgm:styleLbl>
-  <dgm:styleLbl name="parChTrans1D2">
-    <dgm:scene3d>
-      <a:camera prst="orthographicFront"/>
-      <a:lightRig rig="threePt" dir="t"/>
-    </dgm:scene3d>
-    <dgm:sp3d/>
-    <dgm:txPr/>
-    <dgm:style>
-      <a:lnRef idx="1">
-        <a:scrgbClr r="0" g="0" b="0"/>
-      </a:lnRef>
-      <a:fillRef idx="0">
-        <a:scrgbClr r="0" g="0" b="0"/>
-      </a:fillRef>
-      <a:effectRef idx="0">
-        <a:scrgbClr r="0" g="0" b="0"/>
-      </a:effectRef>
-      <a:fontRef idx="minor"/>
-    </dgm:style>
-  </dgm:styleLbl>
-  <dgm:styleLbl name="parChTrans1D3">
-    <dgm:scene3d>
-      <a:camera prst="orthographicFront"/>
-      <a:lightRig rig="threePt" dir="t"/>
-    </dgm:scene3d>
-    <dgm:sp3d/>
-    <dgm:txPr/>
-    <dgm:style>
-      <a:lnRef idx="1">
-        <a:scrgbClr r="0" g="0" b="0"/>
-      </a:lnRef>
-      <a:fillRef idx="0">
-        <a:scrgbClr r="0" g="0" b="0"/>
-      </a:fillRef>
-      <a:effectRef idx="0">
-        <a:scrgbClr r="0" g="0" b="0"/>
-      </a:effectRef>
-      <a:fontRef idx="minor"/>
-    </dgm:style>
-  </dgm:styleLbl>
-  <dgm:styleLbl name="parChTrans1D4">
-    <dgm:scene3d>
-      <a:camera prst="orthographicFront"/>
-      <a:lightRig rig="threePt" dir="t"/>
-    </dgm:scene3d>
-    <dgm:sp3d/>
-    <dgm:txPr/>
-    <dgm:style>
-      <a:lnRef idx="1">
-        <a:scrgbClr r="0" g="0" b="0"/>
-      </a:lnRef>
-      <a:fillRef idx="0">
-        <a:scrgbClr r="0" g="0" b="0"/>
-      </a:fillRef>
-      <a:effectRef idx="0">
-        <a:scrgbClr r="0" g="0" b="0"/>
-      </a:effectRef>
-      <a:fontRef idx="minor"/>
-    </dgm:style>
-  </dgm:styleLbl>
-  <dgm:styleLbl name="fgAcc1">
-    <dgm:scene3d>
-      <a:camera prst="orthographicFront"/>
-      <a:lightRig rig="threePt" dir="t"/>
-    </dgm:scene3d>
-    <dgm:sp3d/>
-    <dgm:txPr/>
-    <dgm:style>
-      <a:lnRef idx="1">
-        <a:scrgbClr r="0" g="0" b="0"/>
-      </a:lnRef>
-      <a:fillRef idx="1">
-        <a:scrgbClr r="0" g="0" b="0"/>
-      </a:fillRef>
-      <a:effectRef idx="0">
-        <a:scrgbClr r="0" g="0" b="0"/>
-      </a:effectRef>
-      <a:fontRef idx="minor"/>
-    </dgm:style>
-  </dgm:styleLbl>
-  <dgm:styleLbl name="conFgAcc1">
-    <dgm:scene3d>
-      <a:camera prst="orthographicFront"/>
-      <a:lightRig rig="threePt" dir="t"/>
-    </dgm:scene3d>
-    <dgm:sp3d/>
-    <dgm:txPr/>
-    <dgm:style>
-      <a:lnRef idx="1">
-        <a:scrgbClr r="0" g="0" b="0"/>
-      </a:lnRef>
-      <a:fillRef idx="1">
-        <a:scrgbClr r="0" g="0" b="0"/>
-      </a:fillRef>
-      <a:effectRef idx="0">
-        <a:scrgbClr r="0" g="0" b="0"/>
-      </a:effectRef>
-      <a:fontRef idx="minor"/>
-    </dgm:style>
-  </dgm:styleLbl>
-  <dgm:styleLbl name="alignAcc1">
-    <dgm:scene3d>
-      <a:camera prst="orthographicFront"/>
-      <a:lightRig rig="threePt" dir="t"/>
-    </dgm:scene3d>
-    <dgm:sp3d/>
-    <dgm:txPr/>
-    <dgm:style>
-      <a:lnRef idx="1">
-        <a:scrgbClr r="0" g="0" b="0"/>
-      </a:lnRef>
-      <a:fillRef idx="1">
-        <a:scrgbClr r="0" g="0" b="0"/>
-      </a:fillRef>
-      <a:effectRef idx="0">
-        <a:scrgbClr r="0" g="0" b="0"/>
-      </a:effectRef>
-      <a:fontRef idx="minor"/>
-    </dgm:style>
-  </dgm:styleLbl>
-  <dgm:styleLbl name="trAlignAcc1">
-    <dgm:scene3d>
-      <a:camera prst="orthographicFront"/>
-      <a:lightRig rig="threePt" dir="t"/>
-    </dgm:scene3d>
-    <dgm:sp3d/>
-    <dgm:txPr/>
-    <dgm:style>
-      <a:lnRef idx="1">
-        <a:scrgbClr r="0" g="0" b="0"/>
-      </a:lnRef>
-      <a:fillRef idx="1">
-        <a:scrgbClr r="0" g="0" b="0"/>
-      </a:fillRef>
-      <a:effectRef idx="0">
-        <a:scrgbClr r="0" g="0" b="0"/>
-      </a:effectRef>
-      <a:fontRef idx="minor"/>
-    </dgm:style>
-  </dgm:styleLbl>
-  <dgm:styleLbl name="bgAcc1">
-    <dgm:scene3d>
-      <a:camera prst="orthographicFront"/>
-      <a:lightRig rig="threePt" dir="t"/>
-    </dgm:scene3d>
-    <dgm:sp3d/>
-    <dgm:txPr/>
-    <dgm:style>
-      <a:lnRef idx="1">
-        <a:scrgbClr r="0" g="0" b="0"/>
-      </a:lnRef>
-      <a:fillRef idx="1">
-        <a:scrgbClr r="0" g="0" b="0"/>
-      </a:fillRef>
-      <a:effectRef idx="0">
-        <a:scrgbClr r="0" g="0" b="0"/>
-      </a:effectRef>
-      <a:fontRef idx="minor"/>
-    </dgm:style>
-  </dgm:styleLbl>
-  <dgm:styleLbl name="solidFgAcc1">
-    <dgm:scene3d>
-      <a:camera prst="orthographicFront"/>
-      <a:lightRig rig="threePt" dir="t"/>
-    </dgm:scene3d>
-    <dgm:sp3d/>
-    <dgm:txPr/>
-    <dgm:style>
-      <a:lnRef idx="1">
-        <a:scrgbClr r="0" g="0" b="0"/>
-      </a:lnRef>
-      <a:fillRef idx="1">
-        <a:scrgbClr r="0" g="0" b="0"/>
-      </a:fillRef>
-      <a:effectRef idx="0">
-        <a:scrgbClr r="0" g="0" b="0"/>
-      </a:effectRef>
-      <a:fontRef idx="minor"/>
-    </dgm:style>
-  </dgm:styleLbl>
-  <dgm:styleLbl name="solidAlignAcc1">
-    <dgm:scene3d>
-      <a:camera prst="orthographicFront"/>
-      <a:lightRig rig="threePt" dir="t"/>
-    </dgm:scene3d>
-    <dgm:sp3d/>
-    <dgm:txPr/>
-    <dgm:style>
-      <a:lnRef idx="1">
-        <a:scrgbClr r="0" g="0" b="0"/>
-      </a:lnRef>
-      <a:fillRef idx="1">
-        <a:scrgbClr r="0" g="0" b="0"/>
-      </a:fillRef>
-      <a:effectRef idx="0">
-        <a:scrgbClr r="0" g="0" b="0"/>
-      </a:effectRef>
-      <a:fontRef idx="minor"/>
-    </dgm:style>
-  </dgm:styleLbl>
-  <dgm:styleLbl name="solidBgAcc1">
-    <dgm:scene3d>
-      <a:camera prst="orthographicFront"/>
-      <a:lightRig rig="threePt" dir="t"/>
-    </dgm:scene3d>
-    <dgm:sp3d/>
-    <dgm:txPr/>
-    <dgm:style>
-      <a:lnRef idx="1">
-        <a:scrgbClr r="0" g="0" b="0"/>
-      </a:lnRef>
-      <a:fillRef idx="1">
-        <a:scrgbClr r="0" g="0" b="0"/>
-      </a:fillRef>
-      <a:effectRef idx="0">
-        <a:scrgbClr r="0" g="0" b="0"/>
-      </a:effectRef>
-      <a:fontRef idx="minor"/>
-    </dgm:style>
-  </dgm:styleLbl>
-  <dgm:styleLbl name="fgAccFollowNode1">
-    <dgm:scene3d>
-      <a:camera prst="orthographicFront"/>
-      <a:lightRig rig="threePt" dir="t"/>
-    </dgm:scene3d>
-    <dgm:sp3d/>
-    <dgm:txPr/>
-    <dgm:style>
-      <a:lnRef idx="1">
-        <a:scrgbClr r="0" g="0" b="0"/>
-      </a:lnRef>
-      <a:fillRef idx="1">
-        <a:scrgbClr r="0" g="0" b="0"/>
-      </a:fillRef>
-      <a:effectRef idx="0">
-        <a:scrgbClr r="0" g="0" b="0"/>
-      </a:effectRef>
-      <a:fontRef idx="minor"/>
-    </dgm:style>
-  </dgm:styleLbl>
-  <dgm:styleLbl name="alignAccFollowNode1">
-    <dgm:scene3d>
-      <a:camera prst="orthographicFront"/>
-      <a:lightRig rig="threePt" dir="t"/>
-    </dgm:scene3d>
-    <dgm:sp3d/>
-    <dgm:txPr/>
-    <dgm:style>
-      <a:lnRef idx="1">
-        <a:scrgbClr r="0" g="0" b="0"/>
-      </a:lnRef>
-      <a:fillRef idx="1">
-        <a:scrgbClr r="0" g="0" b="0"/>
-      </a:fillRef>
-      <a:effectRef idx="0">
-        <a:scrgbClr r="0" g="0" b="0"/>
-      </a:effectRef>
-      <a:fontRef idx="minor"/>
-    </dgm:style>
-  </dgm:styleLbl>
-  <dgm:styleLbl name="bgAccFollowNode1">
-    <dgm:scene3d>
-      <a:camera prst="orthographicFront"/>
-      <a:lightRig rig="threePt" dir="t"/>
-    </dgm:scene3d>
-    <dgm:sp3d/>
-    <dgm:txPr/>
-    <dgm:style>
-      <a:lnRef idx="1">
-        <a:scrgbClr r="0" g="0" b="0"/>
-      </a:lnRef>
-      <a:fillRef idx="1">
-        <a:scrgbClr r="0" g="0" b="0"/>
-      </a:fillRef>
-      <a:effectRef idx="0">
-        <a:scrgbClr r="0" g="0" b="0"/>
-      </a:effectRef>
-      <a:fontRef idx="minor"/>
-    </dgm:style>
-  </dgm:styleLbl>
-  <dgm:styleLbl name="fgAcc0">
-    <dgm:scene3d>
-      <a:camera prst="orthographicFront"/>
-      <a:lightRig rig="threePt" dir="t"/>
-    </dgm:scene3d>
-    <dgm:sp3d/>
-    <dgm:txPr/>
-    <dgm:style>
-      <a:lnRef idx="1">
-        <a:scrgbClr r="0" g="0" b="0"/>
-      </a:lnRef>
-      <a:fillRef idx="1">
-        <a:scrgbClr r="0" g="0" b="0"/>
-      </a:fillRef>
-      <a:effectRef idx="0">
-        <a:scrgbClr r="0" g="0" b="0"/>
-      </a:effectRef>
-      <a:fontRef idx="minor"/>
-    </dgm:style>
-  </dgm:styleLbl>
-  <dgm:styleLbl name="fgAcc2">
-    <dgm:scene3d>
-      <a:camera prst="orthographicFront"/>
-      <a:lightRig rig="threePt" dir="t"/>
-    </dgm:scene3d>
-    <dgm:sp3d/>
-    <dgm:txPr/>
-    <dgm:style>
-      <a:lnRef idx="1">
-        <a:scrgbClr r="0" g="0" b="0"/>
-      </a:lnRef>
-      <a:fillRef idx="1">
-        <a:scrgbClr r="0" g="0" b="0"/>
-      </a:fillRef>
-      <a:effectRef idx="0">
-        <a:scrgbClr r="0" g="0" b="0"/>
-      </a:effectRef>
-      <a:fontRef idx="minor"/>
-    </dgm:style>
-  </dgm:styleLbl>
-  <dgm:styleLbl name="fgAcc3">
-    <dgm:scene3d>
-      <a:camera prst="orthographicFront"/>
-      <a:lightRig rig="threePt" dir="t"/>
-    </dgm:scene3d>
-    <dgm:sp3d/>
-    <dgm:txPr/>
-    <dgm:style>
-      <a:lnRef idx="1">
-        <a:scrgbClr r="0" g="0" b="0"/>
-      </a:lnRef>
-      <a:fillRef idx="1">
-        <a:scrgbClr r="0" g="0" b="0"/>
-      </a:fillRef>
-      <a:effectRef idx="0">
-        <a:scrgbClr r="0" g="0" b="0"/>
-      </a:effectRef>
-      <a:fontRef idx="minor"/>
-    </dgm:style>
-  </dgm:styleLbl>
-  <dgm:styleLbl name="fgAcc4">
-    <dgm:scene3d>
-      <a:camera prst="orthographicFront"/>
-      <a:lightRig rig="threePt" dir="t"/>
-    </dgm:scene3d>
-    <dgm:sp3d/>
-    <dgm:txPr/>
-    <dgm:style>
-      <a:lnRef idx="1">
-        <a:scrgbClr r="0" g="0" b="0"/>
-      </a:lnRef>
-      <a:fillRef idx="1">
-        <a:scrgbClr r="0" g="0" b="0"/>
-      </a:fillRef>
-      <a:effectRef idx="0">
-        <a:scrgbClr r="0" g="0" b="0"/>
-      </a:effectRef>
-      <a:fontRef idx="minor"/>
-    </dgm:style>
-  </dgm:styleLbl>
-  <dgm:styleLbl name="bgShp">
-    <dgm:scene3d>
-      <a:camera prst="orthographicFront"/>
-      <a:lightRig rig="threePt" dir="t"/>
-    </dgm:scene3d>
-    <dgm:sp3d/>
-    <dgm:txPr/>
-    <dgm:style>
-      <a:lnRef idx="0">
-        <a:scrgbClr r="0" g="0" b="0"/>
-      </a:lnRef>
-      <a:fillRef idx="1">
-        <a:scrgbClr r="0" g="0" b="0"/>
-      </a:fillRef>
-      <a:effectRef idx="2">
-        <a:scrgbClr r="0" g="0" b="0"/>
-      </a:effectRef>
-      <a:fontRef idx="minor"/>
-    </dgm:style>
-  </dgm:styleLbl>
-  <dgm:styleLbl name="dkBgShp">
-    <dgm:scene3d>
-      <a:camera prst="orthographicFront"/>
-      <a:lightRig rig="threePt" dir="t"/>
-    </dgm:scene3d>
-    <dgm:sp3d/>
-    <dgm:txPr/>
-    <dgm:style>
-      <a:lnRef idx="0">
-        <a:scrgbClr r="0" g="0" b="0"/>
-      </a:lnRef>
-      <a:fillRef idx="1">
-        <a:scrgbClr r="0" g="0" b="0"/>
-      </a:fillRef>
-      <a:effectRef idx="2">
-        <a:scrgbClr r="0" g="0" b="0"/>
-      </a:effectRef>
-      <a:fontRef idx="minor"/>
-    </dgm:style>
-  </dgm:styleLbl>
-  <dgm:styleLbl name="trBgShp">
-    <dgm:scene3d>
-      <a:camera prst="orthographicFront"/>
-      <a:lightRig rig="threePt" dir="t"/>
-    </dgm:scene3d>
-    <dgm:sp3d/>
-    <dgm:txPr/>
-    <dgm:style>
-      <a:lnRef idx="0">
-        <a:scrgbClr r="0" g="0" b="0"/>
-      </a:lnRef>
-      <a:fillRef idx="1">
-        <a:scrgbClr r="0" g="0" b="0"/>
-      </a:fillRef>
-      <a:effectRef idx="0">
-        <a:scrgbClr r="0" g="0" b="0"/>
-      </a:effectRef>
-      <a:fontRef idx="minor"/>
-    </dgm:style>
-  </dgm:styleLbl>
-  <dgm:styleLbl name="fgShp">
-    <dgm:scene3d>
-      <a:camera prst="orthographicFront"/>
-      <a:lightRig rig="threePt" dir="t"/>
-    </dgm:scene3d>
-    <dgm:sp3d/>
-    <dgm:txPr/>
-    <dgm:style>
-      <a:lnRef idx="0">
-        <a:scrgbClr r="0" g="0" b="0"/>
-      </a:lnRef>
-      <a:fillRef idx="3">
-        <a:scrgbClr r="0" g="0" b="0"/>
-      </a:fillRef>
-      <a:effectRef idx="2">
-        <a:scrgbClr r="0" g="0" b="0"/>
-      </a:effectRef>
-      <a:fontRef idx="minor"/>
-    </dgm:style>
-  </dgm:styleLbl>
-  <dgm:styleLbl name="revTx">
-    <dgm:scene3d>
-      <a:camera prst="orthographicFront"/>
-      <a:lightRig rig="threePt" dir="t"/>
-    </dgm:scene3d>
-    <dgm:sp3d/>
-    <dgm:txPr/>
-    <dgm:style>
-      <a:lnRef idx="0">
-        <a:scrgbClr r="0" g="0" b="0"/>
-      </a:lnRef>
-      <a:fillRef idx="0">
-        <a:scrgbClr r="0" g="0" b="0"/>
-      </a:fillRef>
-      <a:effectRef idx="0">
-        <a:scrgbClr r="0" g="0" b="0"/>
-      </a:effectRef>
-      <a:fontRef idx="minor"/>
-    </dgm:style>
-  </dgm:styleLbl>
-  <dgm:styleLbl name="revTxLt">
-    <dgm:scene3d>
-      <a:camera prst="orthographicFront"/>
-      <a:lightRig rig="threePt" dir="t"/>
-    </dgm:scene3d>
-    <dgm:sp3d/>
-    <dgm:txPr/>
-    <dgm:style>
-      <a:lnRef idx="0">
-        <a:scrgbClr r="0" g="0" b="0"/>
-      </a:lnRef>
-      <a:fillRef idx="0">
-        <a:scrgbClr r="0" g="0" b="0"/>
-      </a:fillRef>
-      <a:effectRef idx="0">
-        <a:scrgbClr r="0" g="0" b="0"/>
-      </a:effectRef>
-      <a:fontRef idx="minor">
-        <a:schemeClr val="lt1"/>
-      </a:fontRef>
-    </dgm:style>
-  </dgm:styleLbl>
-</dgm:styleDef>
 </file>
 
 <file path=word/theme/theme1.xml><?xml version="1.0" encoding="utf-8"?>
